--- a/00-首页/题组Word/习题书/第三篇-有机化学/2-立体化学-学生版.docx
+++ b/00-首页/题组Word/习题书/第三篇-有机化学/2-立体化学-学生版.docx
@@ -9023,28 +9023,168 @@
         <w:rPr>
           <w:rFonts w:hint="eastAsia" w:ascii="Times New Roman" w:hAnsi="Times New Roman" w:eastAsia="Times New Roman" w:cs="Times New Roman"/>
         </w:rPr>
-        <w:t xml:space="preserve">（1）$CH_{3}CH=CH_{2}</w:t>
-      </w:r>
-      <w:r>
-        <w:rPr>
-          <w:rFonts w:ascii="Times New Roman" w:hAnsi="Times New Roman" w:eastAsia="Times New Roman" w:cs="Times New Roman"/>
-        </w:rPr>
-        <w:t xml:space="preserve"> + 1) Hg(OAc)</w:t>
-      </w:r>
-      <w:r>
-        <w:rPr>
-          <w:rFonts w:ascii="Times New Roman" w:hAnsi="Times New Roman" w:eastAsia="Times New Roman" w:cs="Times New Roman"/>
-          <w:i/>
-          <w:iCs/>
-        </w:rPr>
-        <w:t xml:space="preserve">{2}/H</w:t>
-      </w:r>
-      <w:r>
-        <w:rPr>
-          <w:rFonts w:ascii="Times New Roman" w:hAnsi="Times New Roman" w:eastAsia="Times New Roman" w:cs="Times New Roman"/>
-        </w:rPr>
-        <w:t xml:space="preserve">{2}O 2) NaBH_{4}</w:t>
-      </w:r>
+        <w:t xml:space="preserve">（1）</w:t>
+      </w:r>
+      <m:oMath>
+        <m:oMathPr>
+          <m:ctrlPr>
+            <w:rPr>
+              <w:sz w:val="28"/>
+              <w:szCs w:val="28"/>
+            </w:rPr>
+          </m:ctrlPr>
+        </m:oMathPr>
+        <m:r>
+          <m:t>C</m:t>
+        </m:r>
+        <m:sSub>
+          <m:e>
+            <m:r>
+              <m:t>H</m:t>
+            </m:r>
+          </m:e>
+          <m:sub>
+            <m:r>
+              <m:t>3</m:t>
+            </m:r>
+          </m:sub>
+        </m:sSub>
+        <m:r>
+          <m:t>C</m:t>
+        </m:r>
+        <m:r>
+          <m:t>H</m:t>
+        </m:r>
+        <m:r>
+          <m:rPr>
+            <m:sty m:val="p"/>
+          </m:rPr>
+          <m:t>=</m:t>
+        </m:r>
+        <m:r>
+          <m:t>C</m:t>
+        </m:r>
+        <m:sSub>
+          <m:e>
+            <m:r>
+              <m:t>H</m:t>
+            </m:r>
+          </m:e>
+          <m:sub>
+            <m:r>
+              <m:t>2</m:t>
+            </m:r>
+          </m:sub>
+        </m:sSub>
+        <m:r>
+          <m:rPr>
+            <m:sty m:val="p"/>
+          </m:rPr>
+          <m:t>+</m:t>
+        </m:r>
+        <m:r>
+          <m:t>1</m:t>
+        </m:r>
+        <m:r>
+          <m:rPr>
+            <m:sty m:val="p"/>
+          </m:rPr>
+          <m:t>)</m:t>
+        </m:r>
+        <m:r>
+          <m:t>H</m:t>
+        </m:r>
+        <m:r>
+          <m:t>g</m:t>
+        </m:r>
+        <m:r>
+          <m:rPr>
+            <m:sty m:val="p"/>
+          </m:rPr>
+          <m:t>(</m:t>
+        </m:r>
+        <m:r>
+          <m:t>O</m:t>
+        </m:r>
+        <m:r>
+          <m:t>A</m:t>
+        </m:r>
+        <m:r>
+          <m:t>c</m:t>
+        </m:r>
+        <m:sSub>
+          <m:e>
+            <m:r>
+              <m:rPr>
+                <m:sty m:val="p"/>
+              </m:rPr>
+              <m:t>)</m:t>
+            </m:r>
+          </m:e>
+          <m:sub>
+            <m:r>
+              <m:t>2</m:t>
+            </m:r>
+          </m:sub>
+        </m:sSub>
+        <m:r>
+          <m:rPr>
+            <m:sty m:val="p"/>
+          </m:rPr>
+          <m:t>/</m:t>
+        </m:r>
+        <m:sSub>
+          <m:e>
+            <m:r>
+              <m:t>H</m:t>
+            </m:r>
+          </m:e>
+          <m:sub>
+            <m:r>
+              <m:t>2</m:t>
+            </m:r>
+          </m:sub>
+        </m:sSub>
+        <m:r>
+          <m:t>O</m:t>
+        </m:r>
+        <m:r>
+          <m:t>2</m:t>
+        </m:r>
+        <m:r>
+          <m:rPr>
+            <m:sty m:val="p"/>
+          </m:rPr>
+          <m:t>)</m:t>
+        </m:r>
+        <m:r>
+          <m:t>N</m:t>
+        </m:r>
+        <m:r>
+          <m:t>a</m:t>
+        </m:r>
+        <m:r>
+          <m:t>B</m:t>
+        </m:r>
+        <m:sSub>
+          <m:e>
+            <m:r>
+              <m:t>H</m:t>
+            </m:r>
+          </m:e>
+          <m:sub>
+            <m:r>
+              <m:t>4</m:t>
+            </m:r>
+          </m:sub>
+        </m:sSub>
+        <m:r>
+          <m:rPr>
+            <m:sty m:val="p"/>
+          </m:rPr>
+          <m:t>→</m:t>
+        </m:r>
+      </m:oMath>
       <w:r>
         <w:rPr>
           <w:rFonts w:ascii="Times New Roman" w:hAnsi="Times New Roman" w:eastAsia="Times New Roman" w:cs="Times New Roman"/>
@@ -9053,12 +9193,6 @@
       </w:r>
       <w:r>
         <w:rPr>
-          <w:rFonts w:ascii="Times New Roman" w:hAnsi="Times New Roman" w:eastAsia="Times New Roman" w:cs="Times New Roman"/>
-        </w:rPr>
-        <w:t xml:space="preserve">$ </w:t>
-      </w:r>
-      <w:r>
-        <w:rPr>
           <w:rFonts w:hint="eastAsia" w:ascii="Times New Roman" w:hAnsi="Times New Roman" w:eastAsia="FangSong" w:cs="Times New Roman"/>
         </w:rPr>
         <w:t xml:space="preserve">产物</w:t>
@@ -9072,36 +9206,186 @@
         <w:rPr>
           <w:rFonts w:hint="eastAsia" w:ascii="Times New Roman" w:hAnsi="Times New Roman" w:eastAsia="Times New Roman" w:cs="Times New Roman"/>
         </w:rPr>
-        <w:t xml:space="preserve">（2）$(CH_{3})</w:t>
-      </w:r>
-      <w:r>
-        <w:rPr>
-          <w:rFonts w:ascii="Times New Roman" w:hAnsi="Times New Roman" w:eastAsia="Times New Roman" w:cs="Times New Roman"/>
-          <w:i/>
-          <w:iCs/>
-        </w:rPr>
-        <w:t xml:space="preserve">{2}C=CH</w:t>
-      </w:r>
-      <w:r>
-        <w:rPr>
-          <w:rFonts w:ascii="Times New Roman" w:hAnsi="Times New Roman" w:eastAsia="Times New Roman" w:cs="Times New Roman"/>
-        </w:rPr>
-        <w:t xml:space="preserve">{2} + 1) Hg(OAc)</w:t>
-      </w:r>
-      <w:r>
-        <w:rPr>
-          <w:rFonts w:ascii="Times New Roman" w:hAnsi="Times New Roman" w:eastAsia="Times New Roman" w:cs="Times New Roman"/>
-          <w:i/>
-          <w:iCs/>
-        </w:rPr>
-        <w:t xml:space="preserve">{2}/H</w:t>
-      </w:r>
-      <w:r>
-        <w:rPr>
-          <w:rFonts w:ascii="Times New Roman" w:hAnsi="Times New Roman" w:eastAsia="Times New Roman" w:cs="Times New Roman"/>
-        </w:rPr>
-        <w:t xml:space="preserve">{2}O 2) NaBH_{4}</w:t>
-      </w:r>
+        <w:t xml:space="preserve">（2）</w:t>
+      </w:r>
+      <m:oMath>
+        <m:oMathPr>
+          <m:ctrlPr>
+            <w:rPr>
+              <w:sz w:val="28"/>
+              <w:szCs w:val="28"/>
+            </w:rPr>
+          </m:ctrlPr>
+        </m:oMathPr>
+        <m:r>
+          <m:rPr>
+            <m:sty m:val="p"/>
+          </m:rPr>
+          <m:t>(</m:t>
+        </m:r>
+        <m:r>
+          <m:t>C</m:t>
+        </m:r>
+        <m:sSub>
+          <m:e>
+            <m:r>
+              <m:t>H</m:t>
+            </m:r>
+          </m:e>
+          <m:sub>
+            <m:r>
+              <m:t>3</m:t>
+            </m:r>
+          </m:sub>
+        </m:sSub>
+        <m:sSub>
+          <m:e>
+            <m:r>
+              <m:rPr>
+                <m:sty m:val="p"/>
+              </m:rPr>
+              <m:t>)</m:t>
+            </m:r>
+          </m:e>
+          <m:sub>
+            <m:r>
+              <m:t>2</m:t>
+            </m:r>
+          </m:sub>
+        </m:sSub>
+        <m:r>
+          <m:t>C</m:t>
+        </m:r>
+        <m:r>
+          <m:rPr>
+            <m:sty m:val="p"/>
+          </m:rPr>
+          <m:t>=</m:t>
+        </m:r>
+        <m:r>
+          <m:t>C</m:t>
+        </m:r>
+        <m:sSub>
+          <m:e>
+            <m:r>
+              <m:t>H</m:t>
+            </m:r>
+          </m:e>
+          <m:sub>
+            <m:r>
+              <m:t>2</m:t>
+            </m:r>
+          </m:sub>
+        </m:sSub>
+        <m:r>
+          <m:rPr>
+            <m:sty m:val="p"/>
+          </m:rPr>
+          <m:t>+</m:t>
+        </m:r>
+        <m:r>
+          <m:t>1</m:t>
+        </m:r>
+        <m:r>
+          <m:rPr>
+            <m:sty m:val="p"/>
+          </m:rPr>
+          <m:t>)</m:t>
+        </m:r>
+        <m:r>
+          <m:t>H</m:t>
+        </m:r>
+        <m:r>
+          <m:t>g</m:t>
+        </m:r>
+        <m:r>
+          <m:rPr>
+            <m:sty m:val="p"/>
+          </m:rPr>
+          <m:t>(</m:t>
+        </m:r>
+        <m:r>
+          <m:t>O</m:t>
+        </m:r>
+        <m:r>
+          <m:t>A</m:t>
+        </m:r>
+        <m:r>
+          <m:t>c</m:t>
+        </m:r>
+        <m:sSub>
+          <m:e>
+            <m:r>
+              <m:rPr>
+                <m:sty m:val="p"/>
+              </m:rPr>
+              <m:t>)</m:t>
+            </m:r>
+          </m:e>
+          <m:sub>
+            <m:r>
+              <m:t>2</m:t>
+            </m:r>
+          </m:sub>
+        </m:sSub>
+        <m:r>
+          <m:rPr>
+            <m:sty m:val="p"/>
+          </m:rPr>
+          <m:t>/</m:t>
+        </m:r>
+        <m:sSub>
+          <m:e>
+            <m:r>
+              <m:t>H</m:t>
+            </m:r>
+          </m:e>
+          <m:sub>
+            <m:r>
+              <m:t>2</m:t>
+            </m:r>
+          </m:sub>
+        </m:sSub>
+        <m:r>
+          <m:t>O</m:t>
+        </m:r>
+        <m:r>
+          <m:t>2</m:t>
+        </m:r>
+        <m:r>
+          <m:rPr>
+            <m:sty m:val="p"/>
+          </m:rPr>
+          <m:t>)</m:t>
+        </m:r>
+        <m:r>
+          <m:t>N</m:t>
+        </m:r>
+        <m:r>
+          <m:t>a</m:t>
+        </m:r>
+        <m:r>
+          <m:t>B</m:t>
+        </m:r>
+        <m:sSub>
+          <m:e>
+            <m:r>
+              <m:t>H</m:t>
+            </m:r>
+          </m:e>
+          <m:sub>
+            <m:r>
+              <m:t>4</m:t>
+            </m:r>
+          </m:sub>
+        </m:sSub>
+        <m:r>
+          <m:rPr>
+            <m:sty m:val="p"/>
+          </m:rPr>
+          <m:t>→</m:t>
+        </m:r>
+      </m:oMath>
       <w:r>
         <w:rPr>
           <w:rFonts w:ascii="Times New Roman" w:hAnsi="Times New Roman" w:eastAsia="Times New Roman" w:cs="Times New Roman"/>
@@ -9110,12 +9394,6 @@
       </w:r>
       <w:r>
         <w:rPr>
-          <w:rFonts w:ascii="Times New Roman" w:hAnsi="Times New Roman" w:eastAsia="Times New Roman" w:cs="Times New Roman"/>
-        </w:rPr>
-        <w:t xml:space="preserve">$ </w:t>
-      </w:r>
-      <w:r>
-        <w:rPr>
           <w:rFonts w:hint="eastAsia" w:ascii="Times New Roman" w:hAnsi="Times New Roman" w:eastAsia="FangSong" w:cs="Times New Roman"/>
         </w:rPr>
         <w:t xml:space="preserve">产物</w:t>
@@ -9129,39 +9407,179 @@
         <w:rPr>
           <w:rFonts w:hint="eastAsia" w:ascii="Times New Roman" w:hAnsi="Times New Roman" w:eastAsia="Times New Roman" w:cs="Times New Roman"/>
         </w:rPr>
-        <w:t xml:space="preserve">（3）$CH_{3}CH=CH_{2}</w:t>
-      </w:r>
-      <w:r>
-        <w:rPr>
-          <w:rFonts w:ascii="Times New Roman" w:hAnsi="Times New Roman" w:eastAsia="Times New Roman" w:cs="Times New Roman"/>
-        </w:rPr>
-        <w:t xml:space="preserve"> + 1) Hg(OAc)</w:t>
-      </w:r>
-      <w:r>
-        <w:rPr>
-          <w:rFonts w:ascii="Times New Roman" w:hAnsi="Times New Roman" w:eastAsia="Times New Roman" w:cs="Times New Roman"/>
-          <w:i/>
-          <w:iCs/>
-        </w:rPr>
-        <w:t xml:space="preserve">{2}/CH</w:t>
-      </w:r>
-      <w:r>
-        <w:rPr>
-          <w:rFonts w:ascii="Times New Roman" w:hAnsi="Times New Roman" w:eastAsia="Times New Roman" w:cs="Times New Roman"/>
-        </w:rPr>
-        <w:t xml:space="preserve">{3}OH 2) NaBH_{4}</w:t>
-      </w:r>
+        <w:t xml:space="preserve">（3）</w:t>
+      </w:r>
+      <m:oMath>
+        <m:oMathPr>
+          <m:ctrlPr>
+            <w:rPr>
+              <w:sz w:val="28"/>
+              <w:szCs w:val="28"/>
+            </w:rPr>
+          </m:ctrlPr>
+        </m:oMathPr>
+        <m:r>
+          <m:t>C</m:t>
+        </m:r>
+        <m:sSub>
+          <m:e>
+            <m:r>
+              <m:t>H</m:t>
+            </m:r>
+          </m:e>
+          <m:sub>
+            <m:r>
+              <m:t>3</m:t>
+            </m:r>
+          </m:sub>
+        </m:sSub>
+        <m:r>
+          <m:t>C</m:t>
+        </m:r>
+        <m:r>
+          <m:t>H</m:t>
+        </m:r>
+        <m:r>
+          <m:rPr>
+            <m:sty m:val="p"/>
+          </m:rPr>
+          <m:t>=</m:t>
+        </m:r>
+        <m:r>
+          <m:t>C</m:t>
+        </m:r>
+        <m:sSub>
+          <m:e>
+            <m:r>
+              <m:t>H</m:t>
+            </m:r>
+          </m:e>
+          <m:sub>
+            <m:r>
+              <m:t>2</m:t>
+            </m:r>
+          </m:sub>
+        </m:sSub>
+        <m:r>
+          <m:rPr>
+            <m:sty m:val="p"/>
+          </m:rPr>
+          <m:t>+</m:t>
+        </m:r>
+        <m:r>
+          <m:t>1</m:t>
+        </m:r>
+        <m:r>
+          <m:rPr>
+            <m:sty m:val="p"/>
+          </m:rPr>
+          <m:t>)</m:t>
+        </m:r>
+        <m:r>
+          <m:t>H</m:t>
+        </m:r>
+        <m:r>
+          <m:t>g</m:t>
+        </m:r>
+        <m:r>
+          <m:rPr>
+            <m:sty m:val="p"/>
+          </m:rPr>
+          <m:t>(</m:t>
+        </m:r>
+        <m:r>
+          <m:t>O</m:t>
+        </m:r>
+        <m:r>
+          <m:t>A</m:t>
+        </m:r>
+        <m:r>
+          <m:t>c</m:t>
+        </m:r>
+        <m:sSub>
+          <m:e>
+            <m:r>
+              <m:rPr>
+                <m:sty m:val="p"/>
+              </m:rPr>
+              <m:t>)</m:t>
+            </m:r>
+          </m:e>
+          <m:sub>
+            <m:r>
+              <m:t>2</m:t>
+            </m:r>
+          </m:sub>
+        </m:sSub>
+        <m:r>
+          <m:rPr>
+            <m:sty m:val="p"/>
+          </m:rPr>
+          <m:t>/</m:t>
+        </m:r>
+        <m:r>
+          <m:t>C</m:t>
+        </m:r>
+        <m:sSub>
+          <m:e>
+            <m:r>
+              <m:t>H</m:t>
+            </m:r>
+          </m:e>
+          <m:sub>
+            <m:r>
+              <m:t>3</m:t>
+            </m:r>
+          </m:sub>
+        </m:sSub>
+        <m:r>
+          <m:t>O</m:t>
+        </m:r>
+        <m:r>
+          <m:t>H</m:t>
+        </m:r>
+        <m:r>
+          <m:t>2</m:t>
+        </m:r>
+        <m:r>
+          <m:rPr>
+            <m:sty m:val="p"/>
+          </m:rPr>
+          <m:t>)</m:t>
+        </m:r>
+        <m:r>
+          <m:t>N</m:t>
+        </m:r>
+        <m:r>
+          <m:t>a</m:t>
+        </m:r>
+        <m:r>
+          <m:t>B</m:t>
+        </m:r>
+        <m:sSub>
+          <m:e>
+            <m:r>
+              <m:t>H</m:t>
+            </m:r>
+          </m:e>
+          <m:sub>
+            <m:r>
+              <m:t>4</m:t>
+            </m:r>
+          </m:sub>
+        </m:sSub>
+        <m:r>
+          <m:rPr>
+            <m:sty m:val="p"/>
+          </m:rPr>
+          <m:t>→</m:t>
+        </m:r>
+      </m:oMath>
       <w:r>
         <w:rPr>
           <w:rFonts w:ascii="Times New Roman" w:hAnsi="Times New Roman" w:eastAsia="Times New Roman" w:cs="Times New Roman"/>
         </w:rPr>
         <w:t xml:space="preserve"> </w:t>
-      </w:r>
-      <w:r>
-        <w:rPr>
-          <w:rFonts w:ascii="Times New Roman" w:hAnsi="Times New Roman" w:eastAsia="Times New Roman" w:cs="Times New Roman"/>
-        </w:rPr>
-        <w:t xml:space="preserve">$ </w:t>
       </w:r>
       <w:r>
         <w:rPr>
@@ -10140,14 +10558,111 @@
         <w:rPr>
           <w:rFonts w:hint="eastAsia" w:ascii="Times New Roman" w:hAnsi="Times New Roman" w:eastAsia="Times New Roman" w:cs="Times New Roman"/>
         </w:rPr>
-        <w:t xml:space="preserve">（1）$CH_{3}CH=CH_{2}</w:t>
-      </w:r>
-      <w:r>
-        <w:rPr>
-          <w:rFonts w:ascii="Times New Roman" w:hAnsi="Times New Roman" w:eastAsia="Times New Roman" w:cs="Times New Roman"/>
-        </w:rPr>
-        <w:t xml:space="preserve"> + Br_{2}/CCl_{4}</w:t>
-      </w:r>
+        <w:t xml:space="preserve">（1）</w:t>
+      </w:r>
+      <m:oMath>
+        <m:oMathPr>
+          <m:ctrlPr>
+            <w:rPr>
+              <w:sz w:val="28"/>
+              <w:szCs w:val="28"/>
+            </w:rPr>
+          </m:ctrlPr>
+        </m:oMathPr>
+        <m:r>
+          <m:t>C</m:t>
+        </m:r>
+        <m:sSub>
+          <m:e>
+            <m:r>
+              <m:t>H</m:t>
+            </m:r>
+          </m:e>
+          <m:sub>
+            <m:r>
+              <m:t>3</m:t>
+            </m:r>
+          </m:sub>
+        </m:sSub>
+        <m:r>
+          <m:t>C</m:t>
+        </m:r>
+        <m:r>
+          <m:t>H</m:t>
+        </m:r>
+        <m:r>
+          <m:rPr>
+            <m:sty m:val="p"/>
+          </m:rPr>
+          <m:t>=</m:t>
+        </m:r>
+        <m:r>
+          <m:t>C</m:t>
+        </m:r>
+        <m:sSub>
+          <m:e>
+            <m:r>
+              <m:t>H</m:t>
+            </m:r>
+          </m:e>
+          <m:sub>
+            <m:r>
+              <m:t>2</m:t>
+            </m:r>
+          </m:sub>
+        </m:sSub>
+        <m:r>
+          <m:rPr>
+            <m:sty m:val="p"/>
+          </m:rPr>
+          <m:t>+</m:t>
+        </m:r>
+        <m:r>
+          <m:t>B</m:t>
+        </m:r>
+        <m:sSub>
+          <m:e>
+            <m:r>
+              <m:t>r</m:t>
+            </m:r>
+          </m:e>
+          <m:sub>
+            <m:r>
+              <m:t>2</m:t>
+            </m:r>
+          </m:sub>
+        </m:sSub>
+        <m:r>
+          <m:rPr>
+            <m:sty m:val="p"/>
+          </m:rPr>
+          <m:t>/</m:t>
+        </m:r>
+        <m:r>
+          <m:t>C</m:t>
+        </m:r>
+        <m:r>
+          <m:t>C</m:t>
+        </m:r>
+        <m:sSub>
+          <m:e>
+            <m:r>
+              <m:t>l</m:t>
+            </m:r>
+          </m:e>
+          <m:sub>
+            <m:r>
+              <m:t>4</m:t>
+            </m:r>
+          </m:sub>
+        </m:sSub>
+        <m:r>
+          <m:rPr>
+            <m:sty m:val="p"/>
+          </m:rPr>
+          <m:t>→</m:t>
+        </m:r>
+      </m:oMath>
       <w:r>
         <w:rPr>
           <w:rFonts w:ascii="Times New Roman" w:hAnsi="Times New Roman" w:eastAsia="Times New Roman" w:cs="Times New Roman"/>
@@ -10156,12 +10671,6 @@
       </w:r>
       <w:r>
         <w:rPr>
-          <w:rFonts w:ascii="Times New Roman" w:hAnsi="Times New Roman" w:eastAsia="Times New Roman" w:cs="Times New Roman"/>
-        </w:rPr>
-        <w:t xml:space="preserve">$ </w:t>
-      </w:r>
-      <w:r>
-        <w:rPr>
           <w:rFonts w:hint="eastAsia" w:ascii="Times New Roman" w:hAnsi="Times New Roman" w:eastAsia="FangSong" w:cs="Times New Roman"/>
         </w:rPr>
         <w:t>产物</w:t>
@@ -10193,28 +10702,168 @@
         <w:rPr>
           <w:rFonts w:hint="eastAsia" w:ascii="Times New Roman" w:hAnsi="Times New Roman" w:eastAsia="Times New Roman" w:cs="Times New Roman"/>
         </w:rPr>
-        <w:t xml:space="preserve">（2）$CH_{3}CH=CH_{2}</w:t>
-      </w:r>
-      <w:r>
-        <w:rPr>
-          <w:rFonts w:ascii="Times New Roman" w:hAnsi="Times New Roman" w:eastAsia="Times New Roman" w:cs="Times New Roman"/>
-        </w:rPr>
-        <w:t xml:space="preserve"> + 1) Hg(OAc)</w:t>
-      </w:r>
-      <w:r>
-        <w:rPr>
-          <w:rFonts w:ascii="Times New Roman" w:hAnsi="Times New Roman" w:eastAsia="Times New Roman" w:cs="Times New Roman"/>
-          <w:i/>
-          <w:iCs/>
-        </w:rPr>
-        <w:t xml:space="preserve">{2}/H</w:t>
-      </w:r>
-      <w:r>
-        <w:rPr>
-          <w:rFonts w:ascii="Times New Roman" w:hAnsi="Times New Roman" w:eastAsia="Times New Roman" w:cs="Times New Roman"/>
-        </w:rPr>
-        <w:t xml:space="preserve">{2}O 2) NaBH_{4}</w:t>
-      </w:r>
+        <w:t xml:space="preserve">（2）</w:t>
+      </w:r>
+      <m:oMath>
+        <m:oMathPr>
+          <m:ctrlPr>
+            <w:rPr>
+              <w:sz w:val="28"/>
+              <w:szCs w:val="28"/>
+            </w:rPr>
+          </m:ctrlPr>
+        </m:oMathPr>
+        <m:r>
+          <m:t>C</m:t>
+        </m:r>
+        <m:sSub>
+          <m:e>
+            <m:r>
+              <m:t>H</m:t>
+            </m:r>
+          </m:e>
+          <m:sub>
+            <m:r>
+              <m:t>3</m:t>
+            </m:r>
+          </m:sub>
+        </m:sSub>
+        <m:r>
+          <m:t>C</m:t>
+        </m:r>
+        <m:r>
+          <m:t>H</m:t>
+        </m:r>
+        <m:r>
+          <m:rPr>
+            <m:sty m:val="p"/>
+          </m:rPr>
+          <m:t>=</m:t>
+        </m:r>
+        <m:r>
+          <m:t>C</m:t>
+        </m:r>
+        <m:sSub>
+          <m:e>
+            <m:r>
+              <m:t>H</m:t>
+            </m:r>
+          </m:e>
+          <m:sub>
+            <m:r>
+              <m:t>2</m:t>
+            </m:r>
+          </m:sub>
+        </m:sSub>
+        <m:r>
+          <m:rPr>
+            <m:sty m:val="p"/>
+          </m:rPr>
+          <m:t>+</m:t>
+        </m:r>
+        <m:r>
+          <m:t>1</m:t>
+        </m:r>
+        <m:r>
+          <m:rPr>
+            <m:sty m:val="p"/>
+          </m:rPr>
+          <m:t>)</m:t>
+        </m:r>
+        <m:r>
+          <m:t>H</m:t>
+        </m:r>
+        <m:r>
+          <m:t>g</m:t>
+        </m:r>
+        <m:r>
+          <m:rPr>
+            <m:sty m:val="p"/>
+          </m:rPr>
+          <m:t>(</m:t>
+        </m:r>
+        <m:r>
+          <m:t>O</m:t>
+        </m:r>
+        <m:r>
+          <m:t>A</m:t>
+        </m:r>
+        <m:r>
+          <m:t>c</m:t>
+        </m:r>
+        <m:sSub>
+          <m:e>
+            <m:r>
+              <m:rPr>
+                <m:sty m:val="p"/>
+              </m:rPr>
+              <m:t>)</m:t>
+            </m:r>
+          </m:e>
+          <m:sub>
+            <m:r>
+              <m:t>2</m:t>
+            </m:r>
+          </m:sub>
+        </m:sSub>
+        <m:r>
+          <m:rPr>
+            <m:sty m:val="p"/>
+          </m:rPr>
+          <m:t>/</m:t>
+        </m:r>
+        <m:sSub>
+          <m:e>
+            <m:r>
+              <m:t>H</m:t>
+            </m:r>
+          </m:e>
+          <m:sub>
+            <m:r>
+              <m:t>2</m:t>
+            </m:r>
+          </m:sub>
+        </m:sSub>
+        <m:r>
+          <m:t>O</m:t>
+        </m:r>
+        <m:r>
+          <m:t>2</m:t>
+        </m:r>
+        <m:r>
+          <m:rPr>
+            <m:sty m:val="p"/>
+          </m:rPr>
+          <m:t>)</m:t>
+        </m:r>
+        <m:r>
+          <m:t>N</m:t>
+        </m:r>
+        <m:r>
+          <m:t>a</m:t>
+        </m:r>
+        <m:r>
+          <m:t>B</m:t>
+        </m:r>
+        <m:sSub>
+          <m:e>
+            <m:r>
+              <m:t>H</m:t>
+            </m:r>
+          </m:e>
+          <m:sub>
+            <m:r>
+              <m:t>4</m:t>
+            </m:r>
+          </m:sub>
+        </m:sSub>
+        <m:r>
+          <m:rPr>
+            <m:sty m:val="p"/>
+          </m:rPr>
+          <m:t>→</m:t>
+        </m:r>
+      </m:oMath>
       <w:r>
         <w:rPr>
           <w:rFonts w:ascii="Times New Roman" w:hAnsi="Times New Roman" w:eastAsia="Times New Roman" w:cs="Times New Roman"/>
@@ -10223,12 +10872,6 @@
       </w:r>
       <w:r>
         <w:rPr>
-          <w:rFonts w:ascii="Times New Roman" w:hAnsi="Times New Roman" w:eastAsia="Times New Roman" w:cs="Times New Roman"/>
-        </w:rPr>
-        <w:t xml:space="preserve">$ </w:t>
-      </w:r>
-      <w:r>
-        <w:rPr>
           <w:rFonts w:hint="eastAsia" w:ascii="Times New Roman" w:hAnsi="Times New Roman" w:eastAsia="FangSong" w:cs="Times New Roman"/>
         </w:rPr>
         <w:t xml:space="preserve">产物</w:t>
@@ -10242,25 +10885,173 @@
         <w:rPr>
           <w:rFonts w:hint="eastAsia" w:ascii="Times New Roman" w:hAnsi="Times New Roman" w:eastAsia="Times New Roman" w:cs="Times New Roman"/>
         </w:rPr>
-        <w:t xml:space="preserve">（3）$CH_{3}CH=CH_{2}</w:t>
-      </w:r>
-      <w:r>
-        <w:rPr>
-          <w:rFonts w:ascii="Times New Roman" w:hAnsi="Times New Roman" w:eastAsia="Times New Roman" w:cs="Times New Roman"/>
-        </w:rPr>
-        <w:t xml:space="preserve"> + 1) BH_{3}·THF 2) H_{2}O_{2}/OH^{-}</w:t>
-      </w:r>
+        <w:t xml:space="preserve">（3）</w:t>
+      </w:r>
+      <m:oMath>
+        <m:oMathPr>
+          <m:ctrlPr>
+            <w:rPr>
+              <w:sz w:val="28"/>
+              <w:szCs w:val="28"/>
+            </w:rPr>
+          </m:ctrlPr>
+        </m:oMathPr>
+        <m:r>
+          <m:t>C</m:t>
+        </m:r>
+        <m:sSub>
+          <m:e>
+            <m:r>
+              <m:t>H</m:t>
+            </m:r>
+          </m:e>
+          <m:sub>
+            <m:r>
+              <m:t>3</m:t>
+            </m:r>
+          </m:sub>
+        </m:sSub>
+        <m:r>
+          <m:t>C</m:t>
+        </m:r>
+        <m:r>
+          <m:t>H</m:t>
+        </m:r>
+        <m:r>
+          <m:rPr>
+            <m:sty m:val="p"/>
+          </m:rPr>
+          <m:t>=</m:t>
+        </m:r>
+        <m:r>
+          <m:t>C</m:t>
+        </m:r>
+        <m:sSub>
+          <m:e>
+            <m:r>
+              <m:t>H</m:t>
+            </m:r>
+          </m:e>
+          <m:sub>
+            <m:r>
+              <m:t>2</m:t>
+            </m:r>
+          </m:sub>
+        </m:sSub>
+        <m:r>
+          <m:rPr>
+            <m:sty m:val="p"/>
+          </m:rPr>
+          <m:t>+</m:t>
+        </m:r>
+        <m:r>
+          <m:t>1</m:t>
+        </m:r>
+        <m:r>
+          <m:rPr>
+            <m:sty m:val="p"/>
+          </m:rPr>
+          <m:t>)</m:t>
+        </m:r>
+        <m:r>
+          <m:t>B</m:t>
+        </m:r>
+        <m:sSub>
+          <m:e>
+            <m:r>
+              <m:t>H</m:t>
+            </m:r>
+          </m:e>
+          <m:sub>
+            <m:r>
+              <m:t>3</m:t>
+            </m:r>
+          </m:sub>
+        </m:sSub>
+        <m:r>
+          <m:rPr>
+            <m:sty m:val="p"/>
+          </m:rPr>
+          <m:t>·</m:t>
+        </m:r>
+        <m:r>
+          <m:t>T</m:t>
+        </m:r>
+        <m:r>
+          <m:t>H</m:t>
+        </m:r>
+        <m:r>
+          <m:t>F</m:t>
+        </m:r>
+        <m:r>
+          <m:t>2</m:t>
+        </m:r>
+        <m:r>
+          <m:rPr>
+            <m:sty m:val="p"/>
+          </m:rPr>
+          <m:t>)</m:t>
+        </m:r>
+        <m:sSub>
+          <m:e>
+            <m:r>
+              <m:t>H</m:t>
+            </m:r>
+          </m:e>
+          <m:sub>
+            <m:r>
+              <m:t>2</m:t>
+            </m:r>
+          </m:sub>
+        </m:sSub>
+        <m:sSub>
+          <m:e>
+            <m:r>
+              <m:t>O</m:t>
+            </m:r>
+          </m:e>
+          <m:sub>
+            <m:r>
+              <m:t>2</m:t>
+            </m:r>
+          </m:sub>
+        </m:sSub>
+        <m:r>
+          <m:rPr>
+            <m:sty m:val="p"/>
+          </m:rPr>
+          <m:t>/</m:t>
+        </m:r>
+        <m:r>
+          <m:t>O</m:t>
+        </m:r>
+        <m:sSup>
+          <m:e>
+            <m:r>
+              <m:t>H</m:t>
+            </m:r>
+          </m:e>
+          <m:sup>
+            <m:r>
+              <m:rPr>
+                <m:sty m:val="p"/>
+              </m:rPr>
+              <m:t>−</m:t>
+            </m:r>
+          </m:sup>
+        </m:sSup>
+        <m:r>
+          <m:rPr>
+            <m:sty m:val="p"/>
+          </m:rPr>
+          <m:t>→</m:t>
+        </m:r>
+      </m:oMath>
       <w:r>
         <w:rPr>
           <w:rFonts w:ascii="Times New Roman" w:hAnsi="Times New Roman" w:eastAsia="Times New Roman" w:cs="Times New Roman"/>
         </w:rPr>
         <w:t xml:space="preserve"> </w:t>
-      </w:r>
-      <w:r>
-        <w:rPr>
-          <w:rFonts w:ascii="Times New Roman" w:hAnsi="Times New Roman" w:eastAsia="Times New Roman" w:cs="Times New Roman"/>
-        </w:rPr>
-        <w:t xml:space="preserve">$ </w:t>
       </w:r>
       <w:r>
         <w:rPr>

--- a/00-首页/题组Word/习题书/第三篇-有机化学/2-立体化学-学生版.docx
+++ b/00-首页/题组Word/习题书/第三篇-有机化学/2-立体化学-学生版.docx
@@ -8759,14 +8759,18 @@
         </w:rPr>
         <w:t xml:space="preserve">：</w:t>
       </w:r>
-    </w:p>
-    <w:p>
-      <w:pPr>
-        <w:numPr>
-          <w:ilvl w:val="0"/>
-          <w:numId w:val="1006"/>
-        </w:numPr>
-      </w:pPr>
+      <w:r>
+        <w:rPr>
+          <w:rFonts w:ascii="Times New Roman" w:hAnsi="Times New Roman" w:eastAsia="Times New Roman" w:cs="Times New Roman"/>
+        </w:rPr>
+        <w:t xml:space="preserve"> </w:t>
+      </w:r>
+      <w:r>
+        <w:rPr>
+          <w:rFonts w:ascii="Times New Roman" w:hAnsi="Times New Roman" w:eastAsia="Times New Roman" w:cs="Times New Roman"/>
+        </w:rPr>
+        <w:t xml:space="preserve">1. </w:t>
+      </w:r>
       <w:r>
         <w:rPr>
           <w:rFonts w:hint="eastAsia" w:ascii="Times New Roman" w:hAnsi="Times New Roman" w:eastAsia="Times New Roman" w:cs="Times New Roman"/>
@@ -8811,14 +8815,18 @@
         </w:rPr>
         <w:t>画出反应机理</w:t>
       </w:r>
-    </w:p>
-    <w:p>
-      <w:pPr>
-        <w:numPr>
-          <w:ilvl w:val="0"/>
-          <w:numId w:val="1006"/>
-        </w:numPr>
-      </w:pPr>
+      <w:r>
+        <w:rPr>
+          <w:rFonts w:ascii="Times New Roman" w:hAnsi="Times New Roman" w:eastAsia="Times New Roman" w:cs="Times New Roman"/>
+        </w:rPr>
+        <w:t xml:space="preserve"> </w:t>
+      </w:r>
+      <w:r>
+        <w:rPr>
+          <w:rFonts w:ascii="Times New Roman" w:hAnsi="Times New Roman" w:eastAsia="Times New Roman" w:cs="Times New Roman"/>
+        </w:rPr>
+        <w:t xml:space="preserve">2. </w:t>
+      </w:r>
       <w:r>
         <w:rPr>
           <w:rFonts w:hint="eastAsia" w:ascii="Times New Roman" w:hAnsi="Times New Roman" w:eastAsia="FangSong" w:cs="Times New Roman"/>
@@ -8849,14 +8857,18 @@
         </w:rPr>
         <w:t>解释原因</w:t>
       </w:r>
-    </w:p>
-    <w:p>
-      <w:pPr>
-        <w:numPr>
-          <w:ilvl w:val="0"/>
-          <w:numId w:val="1006"/>
-        </w:numPr>
-      </w:pPr>
+      <w:r>
+        <w:rPr>
+          <w:rFonts w:ascii="Times New Roman" w:hAnsi="Times New Roman" w:eastAsia="Times New Roman" w:cs="Times New Roman"/>
+        </w:rPr>
+        <w:t xml:space="preserve"> </w:t>
+      </w:r>
+      <w:r>
+        <w:rPr>
+          <w:rFonts w:ascii="Times New Roman" w:hAnsi="Times New Roman" w:eastAsia="Times New Roman" w:cs="Times New Roman"/>
+        </w:rPr>
+        <w:t xml:space="preserve">3. </w:t>
+      </w:r>
       <w:r>
         <w:rPr>
           <w:rFonts w:hint="eastAsia" w:ascii="Times New Roman" w:hAnsi="Times New Roman" w:eastAsia="FangSong" w:cs="Times New Roman"/>
@@ -8917,14 +8929,18 @@
         </w:rPr>
         <w:t>？</w:t>
       </w:r>
-    </w:p>
-    <w:p>
-      <w:pPr>
-        <w:numPr>
-          <w:ilvl w:val="0"/>
-          <w:numId w:val="1006"/>
-        </w:numPr>
-      </w:pPr>
+      <w:r>
+        <w:rPr>
+          <w:rFonts w:ascii="Times New Roman" w:hAnsi="Times New Roman" w:eastAsia="Times New Roman" w:cs="Times New Roman"/>
+        </w:rPr>
+        <w:t xml:space="preserve"> </w:t>
+      </w:r>
+      <w:r>
+        <w:rPr>
+          <w:rFonts w:ascii="Times New Roman" w:hAnsi="Times New Roman" w:eastAsia="Times New Roman" w:cs="Times New Roman"/>
+        </w:rPr>
+        <w:t xml:space="preserve">4. </w:t>
+      </w:r>
       <w:r>
         <w:rPr>
           <w:rFonts w:hint="eastAsia" w:ascii="Times New Roman" w:hAnsi="Times New Roman" w:eastAsia="FangSong" w:cs="Times New Roman"/>
@@ -10266,7 +10282,7 @@
         <w:pStyle w:val="Compact"/>
         <w:numPr>
           <w:ilvl w:val="0"/>
-          <w:numId w:val="1007"/>
+          <w:numId w:val="1006"/>
         </w:numPr>
       </w:pPr>
       <w:r>
@@ -10314,7 +10330,7 @@
         <w:pStyle w:val="Compact"/>
         <w:numPr>
           <w:ilvl w:val="0"/>
-          <w:numId w:val="1007"/>
+          <w:numId w:val="1006"/>
         </w:numPr>
       </w:pPr>
       <w:r>
@@ -25977,7 +25993,7 @@
         <w:pStyle w:val="Compact"/>
         <w:numPr>
           <w:ilvl w:val="0"/>
-          <w:numId w:val="1008"/>
+          <w:numId w:val="1007"/>
         </w:numPr>
       </w:pPr>
       <w:r>
@@ -26058,7 +26074,7 @@
         <w:pStyle w:val="Compact"/>
         <w:numPr>
           <w:ilvl w:val="0"/>
-          <w:numId w:val="1008"/>
+          <w:numId w:val="1007"/>
         </w:numPr>
       </w:pPr>
       <w:r>
@@ -26127,7 +26143,7 @@
         <w:pStyle w:val="Compact"/>
         <w:numPr>
           <w:ilvl w:val="0"/>
-          <w:numId w:val="1008"/>
+          <w:numId w:val="1007"/>
         </w:numPr>
       </w:pPr>
       <w:r>
@@ -28725,7 +28741,7 @@
         <w:pStyle w:val="Compact"/>
         <w:numPr>
           <w:ilvl w:val="0"/>
-          <w:numId w:val="1009"/>
+          <w:numId w:val="1008"/>
         </w:numPr>
       </w:pPr>
       <m:oMath>
@@ -30721,7 +30737,7 @@
         <w:pStyle w:val="Compact"/>
         <w:numPr>
           <w:ilvl w:val="0"/>
-          <w:numId w:val="1010"/>
+          <w:numId w:val="1009"/>
         </w:numPr>
       </w:pPr>
       <w:r>
@@ -30779,6 +30795,458 @@
           <w:rFonts w:hint="eastAsia" w:ascii="Times New Roman" w:hAnsi="Times New Roman" w:eastAsia="FangSong" w:cs="Times New Roman"/>
         </w:rPr>
         <w:t>不含额外取代基</w:t>
+      </w:r>
+    </w:p>
+    <w:p>
+      <w:pPr>
+        <w:pStyle w:val="Compact"/>
+        <w:numPr>
+          <w:ilvl w:val="0"/>
+          <w:numId w:val="1009"/>
+        </w:numPr>
+      </w:pPr>
+      <w:r>
+        <w:rPr>
+          <w:rFonts w:ascii="Times New Roman" w:hAnsi="Times New Roman" w:eastAsia="Times New Roman" w:cs="Times New Roman"/>
+          <w:b/>
+          <w:bCs/>
+        </w:rPr>
+        <w:t xml:space="preserve">(b)</w:t>
+      </w:r>
+      <w:r>
+        <w:rPr>
+          <w:rFonts w:ascii="Times New Roman" w:hAnsi="Times New Roman" w:eastAsia="Times New Roman" w:cs="Times New Roman"/>
+        </w:rPr>
+        <w:t xml:space="preserve"> </w:t>
+      </w:r>
+      <w:r>
+        <w:rPr>
+          <w:rFonts w:hint="eastAsia" w:ascii="Times New Roman" w:hAnsi="Times New Roman" w:eastAsia="Times New Roman" w:cs="Times New Roman"/>
+        </w:rPr>
+        <w:t>2-</w:t>
+      </w:r>
+      <w:r>
+        <w:rPr>
+          <w:rFonts w:hint="eastAsia" w:ascii="Times New Roman" w:hAnsi="Times New Roman" w:eastAsia="FangSong" w:cs="Times New Roman"/>
+        </w:rPr>
+        <w:t>甲基降冰片烷</w:t>
+      </w:r>
+    </w:p>
+    <w:p>
+      <w:pPr>
+        <w:pStyle w:val="Compact"/>
+        <w:numPr>
+          <w:ilvl w:val="0"/>
+          <w:numId w:val="1009"/>
+        </w:numPr>
+      </w:pPr>
+      <w:r>
+        <w:rPr>
+          <w:rFonts w:ascii="Times New Roman" w:hAnsi="Times New Roman" w:eastAsia="Times New Roman" w:cs="Times New Roman"/>
+          <w:b/>
+          <w:bCs/>
+        </w:rPr>
+        <w:t xml:space="preserve">(c)</w:t>
+      </w:r>
+      <w:r>
+        <w:rPr>
+          <w:rFonts w:ascii="Times New Roman" w:hAnsi="Times New Roman" w:eastAsia="Times New Roman" w:cs="Times New Roman"/>
+        </w:rPr>
+        <w:t xml:space="preserve"> </w:t>
+      </w:r>
+      <w:r>
+        <w:rPr>
+          <w:rFonts w:hint="eastAsia" w:ascii="Times New Roman" w:hAnsi="Times New Roman" w:eastAsia="FangSong" w:cs="Times New Roman"/>
+        </w:rPr>
+        <w:t>奎宁</w:t>
+      </w:r>
+      <w:r>
+        <w:rPr>
+          <w:rFonts w:hint="eastAsia" w:ascii="Times New Roman" w:hAnsi="Times New Roman" w:eastAsia="Times New Roman" w:cs="Times New Roman"/>
+        </w:rPr>
+        <w:t>（quinine），</w:t>
+      </w:r>
+      <w:r>
+        <w:rPr>
+          <w:rFonts w:hint="eastAsia" w:ascii="Times New Roman" w:hAnsi="Times New Roman" w:eastAsia="FangSong" w:cs="Times New Roman"/>
+        </w:rPr>
+        <w:t>含</w:t>
+      </w:r>
+      <w:r>
+        <w:rPr>
+          <w:rFonts w:hint="eastAsia" w:ascii="Times New Roman" w:hAnsi="Times New Roman" w:eastAsia="Times New Roman" w:cs="Times New Roman"/>
+        </w:rPr>
+        <w:t>5</w:t>
+      </w:r>
+      <w:r>
+        <w:rPr>
+          <w:rFonts w:hint="eastAsia" w:ascii="Times New Roman" w:hAnsi="Times New Roman" w:eastAsia="FangSong" w:cs="Times New Roman"/>
+        </w:rPr>
+        <w:t>个手性碳</w:t>
+      </w:r>
+      <w:r>
+        <w:rPr>
+          <w:rFonts w:hint="eastAsia" w:ascii="Times New Roman" w:hAnsi="Times New Roman" w:eastAsia="Times New Roman" w:cs="Times New Roman"/>
+        </w:rPr>
+        <w:t>（</w:t>
+      </w:r>
+      <w:r>
+        <w:rPr>
+          <w:rFonts w:hint="eastAsia" w:ascii="Times New Roman" w:hAnsi="Times New Roman" w:eastAsia="FangSong" w:cs="Times New Roman"/>
+        </w:rPr>
+        <w:t>其中</w:t>
+      </w:r>
+      <w:r>
+        <w:rPr>
+          <w:rFonts w:hint="eastAsia" w:ascii="Times New Roman" w:hAnsi="Times New Roman" w:eastAsia="Times New Roman" w:cs="Times New Roman"/>
+        </w:rPr>
+        <w:t>2</w:t>
+      </w:r>
+      <w:r>
+        <w:rPr>
+          <w:rFonts w:hint="eastAsia" w:ascii="Times New Roman" w:hAnsi="Times New Roman" w:eastAsia="FangSong" w:cs="Times New Roman"/>
+        </w:rPr>
+        <w:t>个是桥头碳</w:t>
+      </w:r>
+      <w:r>
+        <w:rPr>
+          <w:rFonts w:hint="eastAsia" w:ascii="Times New Roman" w:hAnsi="Times New Roman" w:eastAsia="Times New Roman" w:cs="Times New Roman"/>
+        </w:rPr>
+        <w:t>）</w:t>
+      </w:r>
+    </w:p>
+    <w:p>
+      <w:pPr>
+        <w:pStyle w:val="FirstParagraph"/>
+      </w:pPr>
+      <w:r>
+        <w:rPr>
+          <w:rFonts w:ascii="Times New Roman" w:hAnsi="Times New Roman" w:eastAsia="Times New Roman" w:cs="Times New Roman"/>
+          <w:b/>
+          <w:bCs/>
+        </w:rPr>
+        <w:t xml:space="preserve">(3)</w:t>
+      </w:r>
+      <w:r>
+        <w:rPr>
+          <w:rFonts w:ascii="Times New Roman" w:hAnsi="Times New Roman" w:eastAsia="Times New Roman" w:cs="Times New Roman"/>
+        </w:rPr>
+        <w:t xml:space="preserve"> </w:t>
+      </w:r>
+      <w:r>
+        <w:rPr>
+          <w:rFonts w:hint="eastAsia" w:ascii="Times New Roman" w:hAnsi="Times New Roman" w:eastAsia="FangSong" w:cs="Times New Roman"/>
+        </w:rPr>
+        <w:t xml:space="preserve">为什么桥环化合物的桥头碳不能发生</w:t>
+      </w:r>
+      <w:r>
+        <w:rPr>
+          <w:rFonts w:ascii="Times New Roman" w:hAnsi="Times New Roman" w:eastAsia="Times New Roman" w:cs="Times New Roman"/>
+        </w:rPr>
+        <w:t xml:space="preserve"> SN2 </w:t>
+      </w:r>
+      <w:r>
+        <w:rPr>
+          <w:rFonts w:hint="eastAsia" w:ascii="Times New Roman" w:hAnsi="Times New Roman" w:eastAsia="FangSong" w:cs="Times New Roman"/>
+        </w:rPr>
+        <w:t>反应</w:t>
+      </w:r>
+      <w:r>
+        <w:rPr>
+          <w:rFonts w:hint="eastAsia" w:ascii="Times New Roman" w:hAnsi="Times New Roman" w:eastAsia="Times New Roman" w:cs="Times New Roman"/>
+        </w:rPr>
+        <w:t>？</w:t>
+      </w:r>
+      <w:r>
+        <w:rPr>
+          <w:rFonts w:hint="eastAsia" w:ascii="Times New Roman" w:hAnsi="Times New Roman" w:eastAsia="FangSong" w:cs="Times New Roman"/>
+        </w:rPr>
+        <w:t>这违反了什么规则</w:t>
+      </w:r>
+      <w:r>
+        <w:rPr>
+          <w:rFonts w:hint="eastAsia" w:ascii="Times New Roman" w:hAnsi="Times New Roman" w:eastAsia="Times New Roman" w:cs="Times New Roman"/>
+        </w:rPr>
+        <w:t>？</w:t>
+      </w:r>
+    </w:p>
+    <w:p>
+      <w:pPr>
+        <w:spacing w:before="160" w:after="80"/>
+      </w:pPr>
+      <w:r>
+        <w:pict>
+          <v:rect style="width:0;height:1.5pt" o:hralign="center" o:hrstd="t" o:hr="t"/>
+        </w:pict>
+      </w:r>
+    </w:p>
+    <w:bookmarkEnd w:id="541"/>
+    <w:bookmarkStart w:id="542" w:name="立体-化学选择性区域选择性立体选择性统一框架"/>
+    <w:p>
+      <w:pPr>
+        <w:pStyle w:val="Heading2"/>
+        <w:spacing w:before="280" w:after="120"/>
+      </w:pPr>
+      <w:r>
+        <w:rPr>
+          <w:rFonts w:ascii="Times New Roman" w:hAnsi="Times New Roman" w:eastAsia="Times New Roman" w:cs="Times New Roman"/>
+        </w:rPr>
+        <w:t xml:space="preserve">2.113 </w:t>
+      </w:r>
+      <w:r>
+        <w:rPr>
+          <w:rFonts w:hint="eastAsia" w:ascii="Times New Roman" w:hAnsi="Times New Roman" w:eastAsia="SimHei" w:cs="Times New Roman"/>
+        </w:rPr>
+        <w:t>立体</w:t>
+      </w:r>
+      <w:r>
+        <w:rPr>
+          <w:rFonts w:hint="eastAsia" w:ascii="Times New Roman" w:hAnsi="Times New Roman" w:eastAsia="Times New Roman" w:cs="Times New Roman"/>
+        </w:rPr>
+        <w:t>-</w:t>
+      </w:r>
+      <w:r>
+        <w:rPr>
+          <w:rFonts w:hint="eastAsia" w:ascii="Times New Roman" w:hAnsi="Times New Roman" w:eastAsia="SimHei" w:cs="Times New Roman"/>
+        </w:rPr>
+        <w:t>化学选择性区域选择性立体选择性统一框架</w:t>
+      </w:r>
+    </w:p>
+    <w:p>
+      <w:pPr>
+        <w:pStyle w:val="FirstParagraph"/>
+      </w:pPr>
+      <w:r>
+        <w:rPr>
+          <w:rFonts w:ascii="Times New Roman" w:hAnsi="Times New Roman" w:eastAsia="Times New Roman" w:cs="Times New Roman"/>
+          <w:b/>
+          <w:bCs/>
+        </w:rPr>
+        <w:t xml:space="preserve">(1)</w:t>
+      </w:r>
+      <w:r>
+        <w:rPr>
+          <w:rFonts w:ascii="Times New Roman" w:hAnsi="Times New Roman" w:eastAsia="Times New Roman" w:cs="Times New Roman"/>
+        </w:rPr>
+        <w:t xml:space="preserve"> </w:t>
+      </w:r>
+      <w:r>
+        <w:rPr>
+          <w:rFonts w:hint="eastAsia" w:ascii="Times New Roman" w:hAnsi="Times New Roman" w:eastAsia="FangSong" w:cs="Times New Roman"/>
+        </w:rPr>
+        <w:t>定义并区分以下三种选择性</w:t>
+      </w:r>
+      <w:r>
+        <w:rPr>
+          <w:rFonts w:hint="eastAsia" w:ascii="Times New Roman" w:hAnsi="Times New Roman" w:eastAsia="Times New Roman" w:cs="Times New Roman"/>
+        </w:rPr>
+        <w:t>：</w:t>
+      </w:r>
+      <w:r>
+        <w:rPr>
+          <w:rFonts w:ascii="Times New Roman" w:hAnsi="Times New Roman" w:eastAsia="Times New Roman" w:cs="Times New Roman"/>
+        </w:rPr>
+        <w:t xml:space="preserve"> </w:t>
+      </w:r>
+      <w:r>
+        <w:rPr>
+          <w:rFonts w:ascii="Times New Roman" w:hAnsi="Times New Roman" w:eastAsia="Times New Roman" w:cs="Times New Roman"/>
+        </w:rPr>
+        <w:t xml:space="preserve">- </w:t>
+      </w:r>
+      <w:r>
+        <w:rPr>
+          <w:rFonts w:hint="eastAsia" w:ascii="Times New Roman" w:hAnsi="Times New Roman" w:eastAsia="FangSong" w:cs="Times New Roman"/>
+        </w:rPr>
+        <w:t>化学选择性</w:t>
+      </w:r>
+      <w:r>
+        <w:rPr>
+          <w:rFonts w:hint="eastAsia" w:ascii="Times New Roman" w:hAnsi="Times New Roman" w:eastAsia="Times New Roman" w:cs="Times New Roman"/>
+        </w:rPr>
+        <w:t>（chemoselectivity）</w:t>
+      </w:r>
+      <w:r>
+        <w:rPr>
+          <w:rFonts w:ascii="Times New Roman" w:hAnsi="Times New Roman" w:eastAsia="Times New Roman" w:cs="Times New Roman"/>
+        </w:rPr>
+        <w:t xml:space="preserve"> </w:t>
+      </w:r>
+      <w:r>
+        <w:rPr>
+          <w:rFonts w:ascii="Times New Roman" w:hAnsi="Times New Roman" w:eastAsia="Times New Roman" w:cs="Times New Roman"/>
+        </w:rPr>
+        <w:t xml:space="preserve">- </w:t>
+      </w:r>
+      <w:r>
+        <w:rPr>
+          <w:rFonts w:hint="eastAsia" w:ascii="Times New Roman" w:hAnsi="Times New Roman" w:eastAsia="FangSong" w:cs="Times New Roman"/>
+        </w:rPr>
+        <w:t>区域选择性</w:t>
+      </w:r>
+      <w:r>
+        <w:rPr>
+          <w:rFonts w:hint="eastAsia" w:ascii="Times New Roman" w:hAnsi="Times New Roman" w:eastAsia="Times New Roman" w:cs="Times New Roman"/>
+        </w:rPr>
+        <w:t>（regioselectivity）</w:t>
+      </w:r>
+      <w:r>
+        <w:rPr>
+          <w:rFonts w:ascii="Times New Roman" w:hAnsi="Times New Roman" w:eastAsia="Times New Roman" w:cs="Times New Roman"/>
+        </w:rPr>
+        <w:t xml:space="preserve"> </w:t>
+      </w:r>
+      <w:r>
+        <w:rPr>
+          <w:rFonts w:ascii="Times New Roman" w:hAnsi="Times New Roman" w:eastAsia="Times New Roman" w:cs="Times New Roman"/>
+        </w:rPr>
+        <w:t xml:space="preserve">- </w:t>
+      </w:r>
+      <w:r>
+        <w:rPr>
+          <w:rFonts w:hint="eastAsia" w:ascii="Times New Roman" w:hAnsi="Times New Roman" w:eastAsia="FangSong" w:cs="Times New Roman"/>
+        </w:rPr>
+        <w:t>立体选择性</w:t>
+      </w:r>
+      <w:r>
+        <w:rPr>
+          <w:rFonts w:hint="eastAsia" w:ascii="Times New Roman" w:hAnsi="Times New Roman" w:eastAsia="Times New Roman" w:cs="Times New Roman"/>
+        </w:rPr>
+        <w:t>（stereoselectivity）</w:t>
+      </w:r>
+    </w:p>
+    <w:p>
+      <w:pPr>
+        <w:pStyle w:val="BodyText"/>
+      </w:pPr>
+      <w:r>
+        <w:rPr>
+          <w:rFonts w:ascii="Times New Roman" w:hAnsi="Times New Roman" w:eastAsia="Times New Roman" w:cs="Times New Roman"/>
+          <w:b/>
+          <w:bCs/>
+        </w:rPr>
+        <w:t xml:space="preserve">(2)</w:t>
+      </w:r>
+      <w:r>
+        <w:rPr>
+          <w:rFonts w:ascii="Times New Roman" w:hAnsi="Times New Roman" w:eastAsia="Times New Roman" w:cs="Times New Roman"/>
+        </w:rPr>
+        <w:t xml:space="preserve"> </w:t>
+      </w:r>
+      <w:r>
+        <w:rPr>
+          <w:rFonts w:hint="eastAsia" w:ascii="Times New Roman" w:hAnsi="Times New Roman" w:eastAsia="FangSong" w:cs="Times New Roman"/>
+        </w:rPr>
+        <w:t>对于一个含有多个官能团的分子</w:t>
+      </w:r>
+      <w:r>
+        <w:rPr>
+          <w:rFonts w:hint="eastAsia" w:ascii="Times New Roman" w:hAnsi="Times New Roman" w:eastAsia="Times New Roman" w:cs="Times New Roman"/>
+        </w:rPr>
+        <w:t>，</w:t>
+      </w:r>
+      <w:r>
+        <w:rPr>
+          <w:rFonts w:hint="eastAsia" w:ascii="Times New Roman" w:hAnsi="Times New Roman" w:eastAsia="FangSong" w:cs="Times New Roman"/>
+        </w:rPr>
+        <w:t>如何按照</w:t>
+      </w:r>
+      <w:r>
+        <w:rPr>
+          <w:rFonts w:hint="eastAsia" w:ascii="Times New Roman" w:hAnsi="Times New Roman" w:eastAsia="Times New Roman" w:cs="Times New Roman"/>
+        </w:rPr>
+        <w:t>”</w:t>
+      </w:r>
+      <w:r>
+        <w:rPr>
+          <w:rFonts w:hint="eastAsia" w:ascii="Times New Roman" w:hAnsi="Times New Roman" w:eastAsia="FangSong" w:cs="Times New Roman"/>
+        </w:rPr>
+        <w:t>三层选择性框架</w:t>
+      </w:r>
+      <w:r>
+        <w:rPr>
+          <w:rFonts w:hint="eastAsia" w:ascii="Times New Roman" w:hAnsi="Times New Roman" w:eastAsia="Times New Roman" w:cs="Times New Roman"/>
+        </w:rPr>
+        <w:t>”</w:t>
+      </w:r>
+      <w:r>
+        <w:rPr>
+          <w:rFonts w:hint="eastAsia" w:ascii="Times New Roman" w:hAnsi="Times New Roman" w:eastAsia="FangSong" w:cs="Times New Roman"/>
+        </w:rPr>
+        <w:t>来设计合成路线</w:t>
+      </w:r>
+      <w:r>
+        <w:rPr>
+          <w:rFonts w:hint="eastAsia" w:ascii="Times New Roman" w:hAnsi="Times New Roman" w:eastAsia="Times New Roman" w:cs="Times New Roman"/>
+        </w:rPr>
+        <w:t>？</w:t>
+      </w:r>
+      <w:r>
+        <w:rPr>
+          <w:rFonts w:hint="eastAsia" w:ascii="Times New Roman" w:hAnsi="Times New Roman" w:eastAsia="FangSong" w:cs="Times New Roman"/>
+        </w:rPr>
+        <w:t>给出具体的设计思路</w:t>
+      </w:r>
+      <w:r>
+        <w:rPr>
+          <w:rFonts w:hint="eastAsia" w:ascii="Times New Roman" w:hAnsi="Times New Roman" w:eastAsia="Times New Roman" w:cs="Times New Roman"/>
+        </w:rPr>
+        <w:t>。</w:t>
+      </w:r>
+    </w:p>
+    <w:p>
+      <w:pPr>
+        <w:pStyle w:val="BodyText"/>
+      </w:pPr>
+      <w:r>
+        <w:rPr>
+          <w:rFonts w:ascii="Times New Roman" w:hAnsi="Times New Roman" w:eastAsia="Times New Roman" w:cs="Times New Roman"/>
+          <w:b/>
+          <w:bCs/>
+        </w:rPr>
+        <w:t xml:space="preserve">(3)</w:t>
+      </w:r>
+      <w:r>
+        <w:rPr>
+          <w:rFonts w:ascii="Times New Roman" w:hAnsi="Times New Roman" w:eastAsia="Times New Roman" w:cs="Times New Roman"/>
+        </w:rPr>
+        <w:t xml:space="preserve"> </w:t>
+      </w:r>
+      <w:r>
+        <w:rPr>
+          <w:rFonts w:hint="eastAsia" w:ascii="Times New Roman" w:hAnsi="Times New Roman" w:eastAsia="FangSong" w:cs="Times New Roman"/>
+        </w:rPr>
+        <w:t>以下反应中</w:t>
+      </w:r>
+      <w:r>
+        <w:rPr>
+          <w:rFonts w:hint="eastAsia" w:ascii="Times New Roman" w:hAnsi="Times New Roman" w:eastAsia="Times New Roman" w:cs="Times New Roman"/>
+        </w:rPr>
+        <w:t>，</w:t>
+      </w:r>
+      <w:r>
+        <w:rPr>
+          <w:rFonts w:hint="eastAsia" w:ascii="Times New Roman" w:hAnsi="Times New Roman" w:eastAsia="FangSong" w:cs="Times New Roman"/>
+        </w:rPr>
+        <w:t>分别涉及哪种选择性</w:t>
+      </w:r>
+      <w:r>
+        <w:rPr>
+          <w:rFonts w:hint="eastAsia" w:ascii="Times New Roman" w:hAnsi="Times New Roman" w:eastAsia="Times New Roman" w:cs="Times New Roman"/>
+        </w:rPr>
+        <w:t>？</w:t>
+      </w:r>
+      <w:r>
+        <w:rPr>
+          <w:rFonts w:hint="eastAsia" w:ascii="Times New Roman" w:hAnsi="Times New Roman" w:eastAsia="FangSong" w:cs="Times New Roman"/>
+        </w:rPr>
+        <w:t>如何通过改变条件来控制</w:t>
+      </w:r>
+      <w:r>
+        <w:rPr>
+          <w:rFonts w:hint="eastAsia" w:ascii="Times New Roman" w:hAnsi="Times New Roman" w:eastAsia="Times New Roman" w:cs="Times New Roman"/>
+        </w:rPr>
+        <w:t>？</w:t>
       </w:r>
     </w:p>
     <w:p>
@@ -30795,7 +31263,7 @@
           <w:b/>
           <w:bCs/>
         </w:rPr>
-        <w:t xml:space="preserve">(b)</w:t>
+        <w:t xml:space="preserve">(a)</w:t>
       </w:r>
       <w:r>
         <w:rPr>
@@ -30805,15 +31273,64 @@
       </w:r>
       <w:r>
         <w:rPr>
-          <w:rFonts w:hint="eastAsia" w:ascii="Times New Roman" w:hAnsi="Times New Roman" w:eastAsia="Times New Roman" w:cs="Times New Roman"/>
-        </w:rPr>
-        <w:t>2-</w:t>
-      </w:r>
-      <w:r>
-        <w:rPr>
-          <w:rFonts w:hint="eastAsia" w:ascii="Times New Roman" w:hAnsi="Times New Roman" w:eastAsia="FangSong" w:cs="Times New Roman"/>
-        </w:rPr>
-        <w:t>甲基降冰片烷</w:t>
+          <w:rFonts w:hint="eastAsia" w:ascii="Times New Roman" w:hAnsi="Times New Roman" w:eastAsia="FangSong" w:cs="Times New Roman"/>
+        </w:rPr>
+        <w:t xml:space="preserve">同一分子中的</w:t>
+      </w:r>
+      <w:r>
+        <w:rPr>
+          <w:rFonts w:ascii="Times New Roman" w:hAnsi="Times New Roman" w:eastAsia="Times New Roman" w:cs="Times New Roman"/>
+        </w:rPr>
+        <w:t xml:space="preserve"> C=C </w:t>
+      </w:r>
+      <w:r>
+        <w:rPr>
+          <w:rFonts w:hint="eastAsia" w:ascii="Times New Roman" w:hAnsi="Times New Roman" w:eastAsia="FangSong" w:cs="Times New Roman"/>
+        </w:rPr>
+        <w:t xml:space="preserve">和</w:t>
+      </w:r>
+      <w:r>
+        <w:rPr>
+          <w:rFonts w:ascii="Times New Roman" w:hAnsi="Times New Roman" w:eastAsia="Times New Roman" w:cs="Times New Roman"/>
+        </w:rPr>
+        <w:t xml:space="preserve"> C=O </w:t>
+      </w:r>
+      <w:r>
+        <w:rPr>
+          <w:rFonts w:hint="eastAsia" w:ascii="Times New Roman" w:hAnsi="Times New Roman" w:eastAsia="FangSong" w:cs="Times New Roman"/>
+        </w:rPr>
+        <w:t>同时存在</w:t>
+      </w:r>
+      <w:r>
+        <w:rPr>
+          <w:rFonts w:hint="eastAsia" w:ascii="Times New Roman" w:hAnsi="Times New Roman" w:eastAsia="Times New Roman" w:cs="Times New Roman"/>
+        </w:rPr>
+        <w:t>，NaBH</w:t>
+      </w:r>
+      <w:r>
+        <w:rPr>
+          <w:rFonts w:hint="eastAsia" w:ascii="Times New Roman" w:hAnsi="Times New Roman" w:eastAsia="Times New Roman" w:cs="Times New Roman"/>
+          <w:vertAlign w:val="subscript"/>
+        </w:rPr>
+        <w:t>4</w:t>
+      </w:r>
+      <w:r>
+        <w:rPr>
+          <w:rFonts w:ascii="Times New Roman" w:hAnsi="Times New Roman" w:eastAsia="Times New Roman" w:cs="Times New Roman"/>
+        </w:rPr>
+        <w:t xml:space="preserve"> </w:t>
+      </w:r>
+      <w:r>
+        <w:rPr>
+          <w:rFonts w:hint="eastAsia" w:ascii="Times New Roman" w:hAnsi="Times New Roman" w:eastAsia="FangSong" w:cs="Times New Roman"/>
+        </w:rPr>
+        <w:t xml:space="preserve">只还原</w:t>
+      </w:r>
+      <w:r>
+        <w:rPr>
+          <w:rFonts w:ascii="Times New Roman" w:hAnsi="Times New Roman" w:eastAsia="Times New Roman" w:cs="Times New Roman"/>
+        </w:rPr>
+        <w:t xml:space="preserve"> C=O</w:t>
       </w:r>
     </w:p>
     <w:p>
@@ -30830,7 +31347,7 @@
           <w:b/>
           <w:bCs/>
         </w:rPr>
-        <w:t xml:space="preserve">(c)</w:t>
+        <w:t xml:space="preserve">(b)</w:t>
       </w:r>
       <w:r>
         <w:rPr>
@@ -30842,395 +31359,19 @@
         <w:rPr>
           <w:rFonts w:hint="eastAsia" w:ascii="Times New Roman" w:hAnsi="Times New Roman" w:eastAsia="FangSong" w:cs="Times New Roman"/>
         </w:rPr>
-        <w:t>奎宁</w:t>
-      </w:r>
-      <w:r>
-        <w:rPr>
-          <w:rFonts w:hint="eastAsia" w:ascii="Times New Roman" w:hAnsi="Times New Roman" w:eastAsia="Times New Roman" w:cs="Times New Roman"/>
-        </w:rPr>
-        <w:t>（quinine），</w:t>
-      </w:r>
-      <w:r>
-        <w:rPr>
-          <w:rFonts w:hint="eastAsia" w:ascii="Times New Roman" w:hAnsi="Times New Roman" w:eastAsia="FangSong" w:cs="Times New Roman"/>
-        </w:rPr>
-        <w:t>含</w:t>
-      </w:r>
-      <w:r>
-        <w:rPr>
-          <w:rFonts w:hint="eastAsia" w:ascii="Times New Roman" w:hAnsi="Times New Roman" w:eastAsia="Times New Roman" w:cs="Times New Roman"/>
-        </w:rPr>
-        <w:t>5</w:t>
-      </w:r>
-      <w:r>
-        <w:rPr>
-          <w:rFonts w:hint="eastAsia" w:ascii="Times New Roman" w:hAnsi="Times New Roman" w:eastAsia="FangSong" w:cs="Times New Roman"/>
-        </w:rPr>
-        <w:t>个手性碳</w:t>
-      </w:r>
-      <w:r>
-        <w:rPr>
-          <w:rFonts w:hint="eastAsia" w:ascii="Times New Roman" w:hAnsi="Times New Roman" w:eastAsia="Times New Roman" w:cs="Times New Roman"/>
-        </w:rPr>
-        <w:t>（</w:t>
-      </w:r>
-      <w:r>
-        <w:rPr>
-          <w:rFonts w:hint="eastAsia" w:ascii="Times New Roman" w:hAnsi="Times New Roman" w:eastAsia="FangSong" w:cs="Times New Roman"/>
-        </w:rPr>
-        <w:t>其中</w:t>
-      </w:r>
-      <w:r>
-        <w:rPr>
-          <w:rFonts w:hint="eastAsia" w:ascii="Times New Roman" w:hAnsi="Times New Roman" w:eastAsia="Times New Roman" w:cs="Times New Roman"/>
-        </w:rPr>
-        <w:t>2</w:t>
-      </w:r>
-      <w:r>
-        <w:rPr>
-          <w:rFonts w:hint="eastAsia" w:ascii="Times New Roman" w:hAnsi="Times New Roman" w:eastAsia="FangSong" w:cs="Times New Roman"/>
-        </w:rPr>
-        <w:t>个是桥头碳</w:t>
-      </w:r>
-      <w:r>
-        <w:rPr>
-          <w:rFonts w:hint="eastAsia" w:ascii="Times New Roman" w:hAnsi="Times New Roman" w:eastAsia="Times New Roman" w:cs="Times New Roman"/>
-        </w:rPr>
-        <w:t>）</w:t>
-      </w:r>
-    </w:p>
-    <w:p>
-      <w:pPr>
-        <w:pStyle w:val="FirstParagraph"/>
-      </w:pPr>
-      <w:r>
-        <w:rPr>
-          <w:rFonts w:ascii="Times New Roman" w:hAnsi="Times New Roman" w:eastAsia="Times New Roman" w:cs="Times New Roman"/>
-          <w:b/>
-          <w:bCs/>
-        </w:rPr>
-        <w:t xml:space="preserve">(3)</w:t>
-      </w:r>
-      <w:r>
-        <w:rPr>
-          <w:rFonts w:ascii="Times New Roman" w:hAnsi="Times New Roman" w:eastAsia="Times New Roman" w:cs="Times New Roman"/>
-        </w:rPr>
-        <w:t xml:space="preserve"> </w:t>
-      </w:r>
-      <w:r>
-        <w:rPr>
-          <w:rFonts w:hint="eastAsia" w:ascii="Times New Roman" w:hAnsi="Times New Roman" w:eastAsia="FangSong" w:cs="Times New Roman"/>
-        </w:rPr>
-        <w:t xml:space="preserve">为什么桥环化合物的桥头碳不能发生</w:t>
-      </w:r>
-      <w:r>
-        <w:rPr>
-          <w:rFonts w:ascii="Times New Roman" w:hAnsi="Times New Roman" w:eastAsia="Times New Roman" w:cs="Times New Roman"/>
-        </w:rPr>
-        <w:t xml:space="preserve"> SN2 </w:t>
-      </w:r>
-      <w:r>
-        <w:rPr>
-          <w:rFonts w:hint="eastAsia" w:ascii="Times New Roman" w:hAnsi="Times New Roman" w:eastAsia="FangSong" w:cs="Times New Roman"/>
-        </w:rPr>
-        <w:t>反应</w:t>
-      </w:r>
-      <w:r>
-        <w:rPr>
-          <w:rFonts w:hint="eastAsia" w:ascii="Times New Roman" w:hAnsi="Times New Roman" w:eastAsia="Times New Roman" w:cs="Times New Roman"/>
-        </w:rPr>
-        <w:t>？</w:t>
-      </w:r>
-      <w:r>
-        <w:rPr>
-          <w:rFonts w:hint="eastAsia" w:ascii="Times New Roman" w:hAnsi="Times New Roman" w:eastAsia="FangSong" w:cs="Times New Roman"/>
-        </w:rPr>
-        <w:t>这违反了什么规则</w:t>
-      </w:r>
-      <w:r>
-        <w:rPr>
-          <w:rFonts w:hint="eastAsia" w:ascii="Times New Roman" w:hAnsi="Times New Roman" w:eastAsia="Times New Roman" w:cs="Times New Roman"/>
-        </w:rPr>
-        <w:t>？</w:t>
-      </w:r>
-    </w:p>
-    <w:p>
-      <w:pPr>
-        <w:spacing w:before="160" w:after="80"/>
-      </w:pPr>
-      <w:r>
-        <w:pict>
-          <v:rect style="width:0;height:1.5pt" o:hralign="center" o:hrstd="t" o:hr="t"/>
-        </w:pict>
-      </w:r>
-    </w:p>
-    <w:bookmarkEnd w:id="541"/>
-    <w:bookmarkStart w:id="542" w:name="立体-化学选择性区域选择性立体选择性统一框架"/>
-    <w:p>
-      <w:pPr>
-        <w:pStyle w:val="Heading2"/>
-        <w:spacing w:before="280" w:after="120"/>
-      </w:pPr>
-      <w:r>
-        <w:rPr>
-          <w:rFonts w:ascii="Times New Roman" w:hAnsi="Times New Roman" w:eastAsia="Times New Roman" w:cs="Times New Roman"/>
-        </w:rPr>
-        <w:t xml:space="preserve">2.113 </w:t>
-      </w:r>
-      <w:r>
-        <w:rPr>
-          <w:rFonts w:hint="eastAsia" w:ascii="Times New Roman" w:hAnsi="Times New Roman" w:eastAsia="SimHei" w:cs="Times New Roman"/>
-        </w:rPr>
-        <w:t>立体</w:t>
-      </w:r>
-      <w:r>
-        <w:rPr>
-          <w:rFonts w:hint="eastAsia" w:ascii="Times New Roman" w:hAnsi="Times New Roman" w:eastAsia="Times New Roman" w:cs="Times New Roman"/>
-        </w:rPr>
-        <w:t>-</w:t>
-      </w:r>
-      <w:r>
-        <w:rPr>
-          <w:rFonts w:hint="eastAsia" w:ascii="Times New Roman" w:hAnsi="Times New Roman" w:eastAsia="SimHei" w:cs="Times New Roman"/>
-        </w:rPr>
-        <w:t>化学选择性区域选择性立体选择性统一框架</w:t>
-      </w:r>
-    </w:p>
-    <w:p>
-      <w:pPr>
-        <w:pStyle w:val="FirstParagraph"/>
-      </w:pPr>
-      <w:r>
-        <w:rPr>
-          <w:rFonts w:ascii="Times New Roman" w:hAnsi="Times New Roman" w:eastAsia="Times New Roman" w:cs="Times New Roman"/>
-          <w:b/>
-          <w:bCs/>
-        </w:rPr>
-        <w:t xml:space="preserve">(1)</w:t>
-      </w:r>
-      <w:r>
-        <w:rPr>
-          <w:rFonts w:ascii="Times New Roman" w:hAnsi="Times New Roman" w:eastAsia="Times New Roman" w:cs="Times New Roman"/>
-        </w:rPr>
-        <w:t xml:space="preserve"> </w:t>
-      </w:r>
-      <w:r>
-        <w:rPr>
-          <w:rFonts w:hint="eastAsia" w:ascii="Times New Roman" w:hAnsi="Times New Roman" w:eastAsia="FangSong" w:cs="Times New Roman"/>
-        </w:rPr>
-        <w:t>定义并区分以下三种选择性</w:t>
-      </w:r>
-      <w:r>
-        <w:rPr>
-          <w:rFonts w:hint="eastAsia" w:ascii="Times New Roman" w:hAnsi="Times New Roman" w:eastAsia="Times New Roman" w:cs="Times New Roman"/>
-        </w:rPr>
-        <w:t>：</w:t>
-      </w:r>
-      <w:r>
-        <w:rPr>
-          <w:rFonts w:ascii="Times New Roman" w:hAnsi="Times New Roman" w:eastAsia="Times New Roman" w:cs="Times New Roman"/>
-        </w:rPr>
-        <w:t xml:space="preserve"> </w:t>
-      </w:r>
-      <w:r>
-        <w:rPr>
-          <w:rFonts w:ascii="Times New Roman" w:hAnsi="Times New Roman" w:eastAsia="Times New Roman" w:cs="Times New Roman"/>
-        </w:rPr>
-        <w:t xml:space="preserve">- </w:t>
-      </w:r>
-      <w:r>
-        <w:rPr>
-          <w:rFonts w:hint="eastAsia" w:ascii="Times New Roman" w:hAnsi="Times New Roman" w:eastAsia="FangSong" w:cs="Times New Roman"/>
-        </w:rPr>
-        <w:t>化学选择性</w:t>
-      </w:r>
-      <w:r>
-        <w:rPr>
-          <w:rFonts w:hint="eastAsia" w:ascii="Times New Roman" w:hAnsi="Times New Roman" w:eastAsia="Times New Roman" w:cs="Times New Roman"/>
-        </w:rPr>
-        <w:t>（chemoselectivity）</w:t>
-      </w:r>
-      <w:r>
-        <w:rPr>
-          <w:rFonts w:ascii="Times New Roman" w:hAnsi="Times New Roman" w:eastAsia="Times New Roman" w:cs="Times New Roman"/>
-        </w:rPr>
-        <w:t xml:space="preserve"> </w:t>
-      </w:r>
-      <w:r>
-        <w:rPr>
-          <w:rFonts w:ascii="Times New Roman" w:hAnsi="Times New Roman" w:eastAsia="Times New Roman" w:cs="Times New Roman"/>
-        </w:rPr>
-        <w:t xml:space="preserve">- </w:t>
-      </w:r>
-      <w:r>
-        <w:rPr>
-          <w:rFonts w:hint="eastAsia" w:ascii="Times New Roman" w:hAnsi="Times New Roman" w:eastAsia="FangSong" w:cs="Times New Roman"/>
-        </w:rPr>
-        <w:t>区域选择性</w:t>
-      </w:r>
-      <w:r>
-        <w:rPr>
-          <w:rFonts w:hint="eastAsia" w:ascii="Times New Roman" w:hAnsi="Times New Roman" w:eastAsia="Times New Roman" w:cs="Times New Roman"/>
-        </w:rPr>
-        <w:t>（regioselectivity）</w:t>
-      </w:r>
-      <w:r>
-        <w:rPr>
-          <w:rFonts w:ascii="Times New Roman" w:hAnsi="Times New Roman" w:eastAsia="Times New Roman" w:cs="Times New Roman"/>
-        </w:rPr>
-        <w:t xml:space="preserve"> </w:t>
-      </w:r>
-      <w:r>
-        <w:rPr>
-          <w:rFonts w:ascii="Times New Roman" w:hAnsi="Times New Roman" w:eastAsia="Times New Roman" w:cs="Times New Roman"/>
-        </w:rPr>
-        <w:t xml:space="preserve">- </w:t>
-      </w:r>
-      <w:r>
-        <w:rPr>
-          <w:rFonts w:hint="eastAsia" w:ascii="Times New Roman" w:hAnsi="Times New Roman" w:eastAsia="FangSong" w:cs="Times New Roman"/>
-        </w:rPr>
-        <w:t>立体选择性</w:t>
-      </w:r>
-      <w:r>
-        <w:rPr>
-          <w:rFonts w:hint="eastAsia" w:ascii="Times New Roman" w:hAnsi="Times New Roman" w:eastAsia="Times New Roman" w:cs="Times New Roman"/>
-        </w:rPr>
-        <w:t>（stereoselectivity）</w:t>
-      </w:r>
-    </w:p>
-    <w:p>
-      <w:pPr>
-        <w:pStyle w:val="BodyText"/>
-      </w:pPr>
-      <w:r>
-        <w:rPr>
-          <w:rFonts w:ascii="Times New Roman" w:hAnsi="Times New Roman" w:eastAsia="Times New Roman" w:cs="Times New Roman"/>
-          <w:b/>
-          <w:bCs/>
-        </w:rPr>
-        <w:t xml:space="preserve">(2)</w:t>
-      </w:r>
-      <w:r>
-        <w:rPr>
-          <w:rFonts w:ascii="Times New Roman" w:hAnsi="Times New Roman" w:eastAsia="Times New Roman" w:cs="Times New Roman"/>
-        </w:rPr>
-        <w:t xml:space="preserve"> </w:t>
-      </w:r>
-      <w:r>
-        <w:rPr>
-          <w:rFonts w:hint="eastAsia" w:ascii="Times New Roman" w:hAnsi="Times New Roman" w:eastAsia="FangSong" w:cs="Times New Roman"/>
-        </w:rPr>
-        <w:t>对于一个含有多个官能团的分子</w:t>
-      </w:r>
-      <w:r>
-        <w:rPr>
-          <w:rFonts w:hint="eastAsia" w:ascii="Times New Roman" w:hAnsi="Times New Roman" w:eastAsia="Times New Roman" w:cs="Times New Roman"/>
-        </w:rPr>
-        <w:t>，</w:t>
-      </w:r>
-      <w:r>
-        <w:rPr>
-          <w:rFonts w:hint="eastAsia" w:ascii="Times New Roman" w:hAnsi="Times New Roman" w:eastAsia="FangSong" w:cs="Times New Roman"/>
-        </w:rPr>
-        <w:t>如何按照</w:t>
-      </w:r>
-      <w:r>
-        <w:rPr>
-          <w:rFonts w:hint="eastAsia" w:ascii="Times New Roman" w:hAnsi="Times New Roman" w:eastAsia="Times New Roman" w:cs="Times New Roman"/>
-        </w:rPr>
-        <w:t>”</w:t>
-      </w:r>
-      <w:r>
-        <w:rPr>
-          <w:rFonts w:hint="eastAsia" w:ascii="Times New Roman" w:hAnsi="Times New Roman" w:eastAsia="FangSong" w:cs="Times New Roman"/>
-        </w:rPr>
-        <w:t>三层选择性框架</w:t>
-      </w:r>
-      <w:r>
-        <w:rPr>
-          <w:rFonts w:hint="eastAsia" w:ascii="Times New Roman" w:hAnsi="Times New Roman" w:eastAsia="Times New Roman" w:cs="Times New Roman"/>
-        </w:rPr>
-        <w:t>”</w:t>
-      </w:r>
-      <w:r>
-        <w:rPr>
-          <w:rFonts w:hint="eastAsia" w:ascii="Times New Roman" w:hAnsi="Times New Roman" w:eastAsia="FangSong" w:cs="Times New Roman"/>
-        </w:rPr>
-        <w:t>来设计合成路线</w:t>
-      </w:r>
-      <w:r>
-        <w:rPr>
-          <w:rFonts w:hint="eastAsia" w:ascii="Times New Roman" w:hAnsi="Times New Roman" w:eastAsia="Times New Roman" w:cs="Times New Roman"/>
-        </w:rPr>
-        <w:t>？</w:t>
-      </w:r>
-      <w:r>
-        <w:rPr>
-          <w:rFonts w:hint="eastAsia" w:ascii="Times New Roman" w:hAnsi="Times New Roman" w:eastAsia="FangSong" w:cs="Times New Roman"/>
-        </w:rPr>
-        <w:t>给出具体的设计思路</w:t>
-      </w:r>
-      <w:r>
-        <w:rPr>
-          <w:rFonts w:hint="eastAsia" w:ascii="Times New Roman" w:hAnsi="Times New Roman" w:eastAsia="Times New Roman" w:cs="Times New Roman"/>
-        </w:rPr>
-        <w:t>。</w:t>
-      </w:r>
-    </w:p>
-    <w:p>
-      <w:pPr>
-        <w:pStyle w:val="BodyText"/>
-      </w:pPr>
-      <w:r>
-        <w:rPr>
-          <w:rFonts w:ascii="Times New Roman" w:hAnsi="Times New Roman" w:eastAsia="Times New Roman" w:cs="Times New Roman"/>
-          <w:b/>
-          <w:bCs/>
-        </w:rPr>
-        <w:t xml:space="preserve">(3)</w:t>
-      </w:r>
-      <w:r>
-        <w:rPr>
-          <w:rFonts w:ascii="Times New Roman" w:hAnsi="Times New Roman" w:eastAsia="Times New Roman" w:cs="Times New Roman"/>
-        </w:rPr>
-        <w:t xml:space="preserve"> </w:t>
-      </w:r>
-      <w:r>
-        <w:rPr>
-          <w:rFonts w:hint="eastAsia" w:ascii="Times New Roman" w:hAnsi="Times New Roman" w:eastAsia="FangSong" w:cs="Times New Roman"/>
-        </w:rPr>
-        <w:t>以下反应中</w:t>
-      </w:r>
-      <w:r>
-        <w:rPr>
-          <w:rFonts w:hint="eastAsia" w:ascii="Times New Roman" w:hAnsi="Times New Roman" w:eastAsia="Times New Roman" w:cs="Times New Roman"/>
-        </w:rPr>
-        <w:t>，</w:t>
-      </w:r>
-      <w:r>
-        <w:rPr>
-          <w:rFonts w:hint="eastAsia" w:ascii="Times New Roman" w:hAnsi="Times New Roman" w:eastAsia="FangSong" w:cs="Times New Roman"/>
-        </w:rPr>
-        <w:t>分别涉及哪种选择性</w:t>
-      </w:r>
-      <w:r>
-        <w:rPr>
-          <w:rFonts w:hint="eastAsia" w:ascii="Times New Roman" w:hAnsi="Times New Roman" w:eastAsia="Times New Roman" w:cs="Times New Roman"/>
-        </w:rPr>
-        <w:t>？</w:t>
-      </w:r>
-      <w:r>
-        <w:rPr>
-          <w:rFonts w:hint="eastAsia" w:ascii="Times New Roman" w:hAnsi="Times New Roman" w:eastAsia="FangSong" w:cs="Times New Roman"/>
-        </w:rPr>
-        <w:t>如何通过改变条件来控制</w:t>
-      </w:r>
-      <w:r>
-        <w:rPr>
-          <w:rFonts w:hint="eastAsia" w:ascii="Times New Roman" w:hAnsi="Times New Roman" w:eastAsia="Times New Roman" w:cs="Times New Roman"/>
-        </w:rPr>
-        <w:t>？</w:t>
+        <w:t xml:space="preserve">丙烯与</w:t>
+      </w:r>
+      <w:r>
+        <w:rPr>
+          <w:rFonts w:ascii="Times New Roman" w:hAnsi="Times New Roman" w:eastAsia="Times New Roman" w:cs="Times New Roman"/>
+        </w:rPr>
+        <w:t xml:space="preserve"> HBr </w:t>
+      </w:r>
+      <w:r>
+        <w:rPr>
+          <w:rFonts w:hint="eastAsia" w:ascii="Times New Roman" w:hAnsi="Times New Roman" w:eastAsia="FangSong" w:cs="Times New Roman"/>
+        </w:rPr>
+        <w:t xml:space="preserve">在过氧化物存在下反应</w:t>
       </w:r>
     </w:p>
     <w:p>
@@ -31238,132 +31379,7 @@
         <w:pStyle w:val="Compact"/>
         <w:numPr>
           <w:ilvl w:val="0"/>
-          <w:numId w:val="1011"/>
-        </w:numPr>
-      </w:pPr>
-      <w:r>
-        <w:rPr>
-          <w:rFonts w:ascii="Times New Roman" w:hAnsi="Times New Roman" w:eastAsia="Times New Roman" w:cs="Times New Roman"/>
-          <w:b/>
-          <w:bCs/>
-        </w:rPr>
-        <w:t xml:space="preserve">(a)</w:t>
-      </w:r>
-      <w:r>
-        <w:rPr>
-          <w:rFonts w:ascii="Times New Roman" w:hAnsi="Times New Roman" w:eastAsia="Times New Roman" w:cs="Times New Roman"/>
-        </w:rPr>
-        <w:t xml:space="preserve"> </w:t>
-      </w:r>
-      <w:r>
-        <w:rPr>
-          <w:rFonts w:hint="eastAsia" w:ascii="Times New Roman" w:hAnsi="Times New Roman" w:eastAsia="FangSong" w:cs="Times New Roman"/>
-        </w:rPr>
-        <w:t xml:space="preserve">同一分子中的</w:t>
-      </w:r>
-      <w:r>
-        <w:rPr>
-          <w:rFonts w:ascii="Times New Roman" w:hAnsi="Times New Roman" w:eastAsia="Times New Roman" w:cs="Times New Roman"/>
-        </w:rPr>
-        <w:t xml:space="preserve"> C=C </w:t>
-      </w:r>
-      <w:r>
-        <w:rPr>
-          <w:rFonts w:hint="eastAsia" w:ascii="Times New Roman" w:hAnsi="Times New Roman" w:eastAsia="FangSong" w:cs="Times New Roman"/>
-        </w:rPr>
-        <w:t xml:space="preserve">和</w:t>
-      </w:r>
-      <w:r>
-        <w:rPr>
-          <w:rFonts w:ascii="Times New Roman" w:hAnsi="Times New Roman" w:eastAsia="Times New Roman" w:cs="Times New Roman"/>
-        </w:rPr>
-        <w:t xml:space="preserve"> C=O </w:t>
-      </w:r>
-      <w:r>
-        <w:rPr>
-          <w:rFonts w:hint="eastAsia" w:ascii="Times New Roman" w:hAnsi="Times New Roman" w:eastAsia="FangSong" w:cs="Times New Roman"/>
-        </w:rPr>
-        <w:t>同时存在</w:t>
-      </w:r>
-      <w:r>
-        <w:rPr>
-          <w:rFonts w:hint="eastAsia" w:ascii="Times New Roman" w:hAnsi="Times New Roman" w:eastAsia="Times New Roman" w:cs="Times New Roman"/>
-        </w:rPr>
-        <w:t>，NaBH</w:t>
-      </w:r>
-      <w:r>
-        <w:rPr>
-          <w:rFonts w:hint="eastAsia" w:ascii="Times New Roman" w:hAnsi="Times New Roman" w:eastAsia="Times New Roman" w:cs="Times New Roman"/>
-          <w:vertAlign w:val="subscript"/>
-        </w:rPr>
-        <w:t>4</w:t>
-      </w:r>
-      <w:r>
-        <w:rPr>
-          <w:rFonts w:ascii="Times New Roman" w:hAnsi="Times New Roman" w:eastAsia="Times New Roman" w:cs="Times New Roman"/>
-        </w:rPr>
-        <w:t xml:space="preserve"> </w:t>
-      </w:r>
-      <w:r>
-        <w:rPr>
-          <w:rFonts w:hint="eastAsia" w:ascii="Times New Roman" w:hAnsi="Times New Roman" w:eastAsia="FangSong" w:cs="Times New Roman"/>
-        </w:rPr>
-        <w:t xml:space="preserve">只还原</w:t>
-      </w:r>
-      <w:r>
-        <w:rPr>
-          <w:rFonts w:ascii="Times New Roman" w:hAnsi="Times New Roman" w:eastAsia="Times New Roman" w:cs="Times New Roman"/>
-        </w:rPr>
-        <w:t xml:space="preserve"> C=O</w:t>
-      </w:r>
-    </w:p>
-    <w:p>
-      <w:pPr>
-        <w:pStyle w:val="Compact"/>
-        <w:numPr>
-          <w:ilvl w:val="0"/>
-          <w:numId w:val="1011"/>
-        </w:numPr>
-      </w:pPr>
-      <w:r>
-        <w:rPr>
-          <w:rFonts w:ascii="Times New Roman" w:hAnsi="Times New Roman" w:eastAsia="Times New Roman" w:cs="Times New Roman"/>
-          <w:b/>
-          <w:bCs/>
-        </w:rPr>
-        <w:t xml:space="preserve">(b)</w:t>
-      </w:r>
-      <w:r>
-        <w:rPr>
-          <w:rFonts w:ascii="Times New Roman" w:hAnsi="Times New Roman" w:eastAsia="Times New Roman" w:cs="Times New Roman"/>
-        </w:rPr>
-        <w:t xml:space="preserve"> </w:t>
-      </w:r>
-      <w:r>
-        <w:rPr>
-          <w:rFonts w:hint="eastAsia" w:ascii="Times New Roman" w:hAnsi="Times New Roman" w:eastAsia="FangSong" w:cs="Times New Roman"/>
-        </w:rPr>
-        <w:t xml:space="preserve">丙烯与</w:t>
-      </w:r>
-      <w:r>
-        <w:rPr>
-          <w:rFonts w:ascii="Times New Roman" w:hAnsi="Times New Roman" w:eastAsia="Times New Roman" w:cs="Times New Roman"/>
-        </w:rPr>
-        <w:t xml:space="preserve"> HBr </w:t>
-      </w:r>
-      <w:r>
-        <w:rPr>
-          <w:rFonts w:hint="eastAsia" w:ascii="Times New Roman" w:hAnsi="Times New Roman" w:eastAsia="FangSong" w:cs="Times New Roman"/>
-        </w:rPr>
-        <w:t xml:space="preserve">在过氧化物存在下反应</w:t>
-      </w:r>
-    </w:p>
-    <w:p>
-      <w:pPr>
-        <w:pStyle w:val="Compact"/>
-        <w:numPr>
-          <w:ilvl w:val="0"/>
-          <w:numId w:val="1011"/>
+          <w:numId w:val="1010"/>
         </w:numPr>
       </w:pPr>
       <w:r>
@@ -32090,6 +32106,9 @@
     </w:lvlOverride>
   </w:num>
   <w:num w:numId="1006">
+    <w:abstractNumId w:val="991"/>
+  </w:num>
+  <w:num w:numId="1007">
     <w:abstractNumId w:val="99411"/>
     <w:lvlOverride w:ilvl="0">
       <w:startOverride w:val="1"/>
@@ -32119,11 +32138,8 @@
       <w:startOverride w:val="1"/>
     </w:lvlOverride>
   </w:num>
-  <w:num w:numId="1007">
-    <w:abstractNumId w:val="991"/>
-  </w:num>
   <w:num w:numId="1008">
-    <w:abstractNumId w:val="99411"/>
+    <w:abstractNumId w:val="99431"/>
     <w:lvlOverride w:ilvl="0">
       <w:startOverride w:val="1"/>
     </w:lvlOverride>
@@ -32153,39 +32169,9 @@
     </w:lvlOverride>
   </w:num>
   <w:num w:numId="1009">
-    <w:abstractNumId w:val="99431"/>
-    <w:lvlOverride w:ilvl="0">
-      <w:startOverride w:val="1"/>
-    </w:lvlOverride>
-    <w:lvlOverride w:ilvl="1">
-      <w:startOverride w:val="1"/>
-    </w:lvlOverride>
-    <w:lvlOverride w:ilvl="2">
-      <w:startOverride w:val="1"/>
-    </w:lvlOverride>
-    <w:lvlOverride w:ilvl="3">
-      <w:startOverride w:val="1"/>
-    </w:lvlOverride>
-    <w:lvlOverride w:ilvl="4">
-      <w:startOverride w:val="1"/>
-    </w:lvlOverride>
-    <w:lvlOverride w:ilvl="5">
-      <w:startOverride w:val="1"/>
-    </w:lvlOverride>
-    <w:lvlOverride w:ilvl="6">
-      <w:startOverride w:val="1"/>
-    </w:lvlOverride>
-    <w:lvlOverride w:ilvl="7">
-      <w:startOverride w:val="1"/>
-    </w:lvlOverride>
-    <w:lvlOverride w:ilvl="8">
-      <w:startOverride w:val="1"/>
-    </w:lvlOverride>
+    <w:abstractNumId w:val="991"/>
   </w:num>
   <w:num w:numId="1010">
-    <w:abstractNumId w:val="991"/>
-  </w:num>
-  <w:num w:numId="1011">
     <w:abstractNumId w:val="991"/>
   </w:num>
 </w:numbering>

--- a/00-首页/题组Word/习题书/第三篇-有机化学/2-立体化学-学生版.docx
+++ b/00-首页/题组Word/习题书/第三篇-有机化学/2-立体化学-学生版.docx
@@ -139,6 +139,31 @@
     </w:p>
     <w:p>
       <w:pPr>
+        <w:spacing w:before="0" w:after="0"/>
+      </w:pPr>
+    </w:p>
+    <w:p>
+      <w:pPr>
+        <w:spacing w:before="0" w:after="0"/>
+      </w:pPr>
+    </w:p>
+    <w:p>
+      <w:pPr>
+        <w:spacing w:before="0" w:after="0"/>
+      </w:pPr>
+    </w:p>
+    <w:p>
+      <w:pPr>
+        <w:spacing w:before="0" w:after="0"/>
+      </w:pPr>
+    </w:p>
+    <w:p>
+      <w:pPr>
+        <w:spacing w:before="0" w:after="0"/>
+      </w:pPr>
+    </w:p>
+    <w:p>
+      <w:pPr>
         <w:spacing w:before="160" w:after="80"/>
       </w:pPr>
       <w:r>
@@ -190,7 +215,7 @@
         </w:rPr>
         <w:drawing>
           <wp:inline>
-            <wp:extent cx="2235200" cy="1028700"/>
+            <wp:extent cx="2235200" cy="959821"/>
             <wp:effectExtent b="0" l="0" r="0" t="0"/>
             <wp:docPr descr="" title="" id="12" name="Picture"/>
             <a:graphic>
@@ -211,7 +236,7 @@
                   <pic:spPr bwMode="auto">
                     <a:xfrm>
                       <a:off x="0" y="0"/>
-                      <a:ext cx="2235200" cy="1028700"/>
+                      <a:ext cx="2235200" cy="959821"/>
                     </a:xfrm>
                     <a:prstGeom prst="rect">
                       <a:avLst/>
@@ -242,7 +267,7 @@
         </w:rPr>
         <w:drawing>
           <wp:inline>
-            <wp:extent cx="1600200" cy="1460500"/>
+            <wp:extent cx="1600200" cy="1382573"/>
             <wp:effectExtent b="0" l="0" r="0" t="0"/>
             <wp:docPr descr="" title="" id="15" name="Picture"/>
             <a:graphic>
@@ -263,7 +288,7 @@
                   <pic:spPr bwMode="auto">
                     <a:xfrm>
                       <a:off x="0" y="0"/>
-                      <a:ext cx="1600200" cy="1460500"/>
+                      <a:ext cx="1600200" cy="1382573"/>
                     </a:xfrm>
                     <a:prstGeom prst="rect">
                       <a:avLst/>
@@ -294,7 +319,7 @@
         </w:rPr>
         <w:drawing>
           <wp:inline>
-            <wp:extent cx="1485900" cy="1358900"/>
+            <wp:extent cx="1485900" cy="1257300"/>
             <wp:effectExtent b="0" l="0" r="0" t="0"/>
             <wp:docPr descr="" title="" id="18" name="Picture"/>
             <a:graphic>
@@ -315,7 +340,7 @@
                   <pic:spPr bwMode="auto">
                     <a:xfrm>
                       <a:off x="0" y="0"/>
-                      <a:ext cx="1485900" cy="1358900"/>
+                      <a:ext cx="1485900" cy="1257300"/>
                     </a:xfrm>
                     <a:prstGeom prst="rect">
                       <a:avLst/>
@@ -346,7 +371,7 @@
         </w:rPr>
         <w:drawing>
           <wp:inline>
-            <wp:extent cx="1524000" cy="1384300"/>
+            <wp:extent cx="1524000" cy="1376947"/>
             <wp:effectExtent b="0" l="0" r="0" t="0"/>
             <wp:docPr descr="" title="" id="21" name="Picture"/>
             <a:graphic>
@@ -367,7 +392,7 @@
                   <pic:spPr bwMode="auto">
                     <a:xfrm>
                       <a:off x="0" y="0"/>
-                      <a:ext cx="1524000" cy="1384300"/>
+                      <a:ext cx="1524000" cy="1376947"/>
                     </a:xfrm>
                     <a:prstGeom prst="rect">
                       <a:avLst/>
@@ -398,7 +423,7 @@
         </w:rPr>
         <w:drawing>
           <wp:inline>
-            <wp:extent cx="1562100" cy="1422400"/>
+            <wp:extent cx="1562100" cy="1357234"/>
             <wp:effectExtent b="0" l="0" r="0" t="0"/>
             <wp:docPr descr="" title="" id="24" name="Picture"/>
             <a:graphic>
@@ -419,7 +444,7 @@
                   <pic:spPr bwMode="auto">
                     <a:xfrm>
                       <a:off x="0" y="0"/>
-                      <a:ext cx="1562100" cy="1422400"/>
+                      <a:ext cx="1562100" cy="1357234"/>
                     </a:xfrm>
                     <a:prstGeom prst="rect">
                       <a:avLst/>
@@ -450,7 +475,7 @@
         </w:rPr>
         <w:drawing>
           <wp:inline>
-            <wp:extent cx="1498600" cy="1181100"/>
+            <wp:extent cx="1498600" cy="1143668"/>
             <wp:effectExtent b="0" l="0" r="0" t="0"/>
             <wp:docPr descr="" title="" id="27" name="Picture"/>
             <a:graphic>
@@ -471,7 +496,7 @@
                   <pic:spPr bwMode="auto">
                     <a:xfrm>
                       <a:off x="0" y="0"/>
-                      <a:ext cx="1498600" cy="1181100"/>
+                      <a:ext cx="1498600" cy="1143668"/>
                     </a:xfrm>
                     <a:prstGeom prst="rect">
                       <a:avLst/>
@@ -535,6 +560,31 @@
     </w:p>
     <w:p>
       <w:pPr>
+        <w:spacing w:before="0" w:after="0"/>
+      </w:pPr>
+    </w:p>
+    <w:p>
+      <w:pPr>
+        <w:spacing w:before="0" w:after="0"/>
+      </w:pPr>
+    </w:p>
+    <w:p>
+      <w:pPr>
+        <w:spacing w:before="0" w:after="0"/>
+      </w:pPr>
+    </w:p>
+    <w:p>
+      <w:pPr>
+        <w:spacing w:before="0" w:after="0"/>
+      </w:pPr>
+    </w:p>
+    <w:p>
+      <w:pPr>
+        <w:spacing w:before="0" w:after="0"/>
+      </w:pPr>
+    </w:p>
+    <w:p>
+      <w:pPr>
         <w:spacing w:before="160" w:after="80"/>
       </w:pPr>
       <w:r>
@@ -586,7 +636,7 @@
         </w:rPr>
         <w:drawing>
           <wp:inline>
-            <wp:extent cx="2832100" cy="2120900"/>
+            <wp:extent cx="2832100" cy="2077756"/>
             <wp:effectExtent b="0" l="0" r="0" t="0"/>
             <wp:docPr descr="" title="" id="31" name="Picture"/>
             <a:graphic>
@@ -607,7 +657,7 @@
                   <pic:spPr bwMode="auto">
                     <a:xfrm>
                       <a:off x="0" y="0"/>
-                      <a:ext cx="2832100" cy="2120900"/>
+                      <a:ext cx="2832100" cy="2077756"/>
                     </a:xfrm>
                     <a:prstGeom prst="rect">
                       <a:avLst/>
@@ -638,7 +688,7 @@
         </w:rPr>
         <w:drawing>
           <wp:inline>
-            <wp:extent cx="3600000" cy="1290789"/>
+            <wp:extent cx="3600000" cy="1241812"/>
             <wp:effectExtent b="0" l="0" r="0" t="0"/>
             <wp:docPr descr="" title="" id="34" name="Picture"/>
             <a:graphic>
@@ -659,7 +709,7 @@
                   <pic:spPr bwMode="auto">
                     <a:xfrm>
                       <a:off x="0" y="0"/>
-                      <a:ext cx="3600000" cy="1290789"/>
+                      <a:ext cx="3600000" cy="1241812"/>
                     </a:xfrm>
                     <a:prstGeom prst="rect">
                       <a:avLst/>
@@ -690,7 +740,7 @@
         </w:rPr>
         <w:drawing>
           <wp:inline>
-            <wp:extent cx="3600000" cy="1792771"/>
+            <wp:extent cx="3526277" cy="1792771"/>
             <wp:effectExtent b="0" l="0" r="0" t="0"/>
             <wp:docPr descr="" title="" id="37" name="Picture"/>
             <a:graphic>
@@ -711,7 +761,7 @@
                   <pic:spPr bwMode="auto">
                     <a:xfrm>
                       <a:off x="0" y="0"/>
-                      <a:ext cx="3600000" cy="1792771"/>
+                      <a:ext cx="3526277" cy="1792771"/>
                     </a:xfrm>
                     <a:prstGeom prst="rect">
                       <a:avLst/>
@@ -742,7 +792,7 @@
         </w:rPr>
         <w:drawing>
           <wp:inline>
-            <wp:extent cx="2019300" cy="2159000"/>
+            <wp:extent cx="2019300" cy="2101720"/>
             <wp:effectExtent b="0" l="0" r="0" t="0"/>
             <wp:docPr descr="" title="" id="40" name="Picture"/>
             <a:graphic>
@@ -763,7 +813,7 @@
                   <pic:spPr bwMode="auto">
                     <a:xfrm>
                       <a:off x="0" y="0"/>
-                      <a:ext cx="2019300" cy="2159000"/>
+                      <a:ext cx="2019300" cy="2101720"/>
                     </a:xfrm>
                     <a:prstGeom prst="rect">
                       <a:avLst/>
@@ -794,7 +844,7 @@
         </w:rPr>
         <w:drawing>
           <wp:inline>
-            <wp:extent cx="2057400" cy="1282700"/>
+            <wp:extent cx="2029767" cy="1282700"/>
             <wp:effectExtent b="0" l="0" r="0" t="0"/>
             <wp:docPr descr="" title="" id="43" name="Picture"/>
             <a:graphic>
@@ -815,7 +865,7 @@
                   <pic:spPr bwMode="auto">
                     <a:xfrm>
                       <a:off x="0" y="0"/>
-                      <a:ext cx="2057400" cy="1282700"/>
+                      <a:ext cx="2029767" cy="1282700"/>
                     </a:xfrm>
                     <a:prstGeom prst="rect">
                       <a:avLst/>
@@ -879,6 +929,31 @@
     </w:p>
     <w:p>
       <w:pPr>
+        <w:spacing w:before="0" w:after="0"/>
+      </w:pPr>
+    </w:p>
+    <w:p>
+      <w:pPr>
+        <w:spacing w:before="0" w:after="0"/>
+      </w:pPr>
+    </w:p>
+    <w:p>
+      <w:pPr>
+        <w:spacing w:before="0" w:after="0"/>
+      </w:pPr>
+    </w:p>
+    <w:p>
+      <w:pPr>
+        <w:spacing w:before="0" w:after="0"/>
+      </w:pPr>
+    </w:p>
+    <w:p>
+      <w:pPr>
+        <w:spacing w:before="0" w:after="0"/>
+      </w:pPr>
+    </w:p>
+    <w:p>
+      <w:pPr>
         <w:spacing w:before="160" w:after="80"/>
       </w:pPr>
       <w:r>
@@ -987,6 +1062,31 @@
     </w:p>
     <w:p>
       <w:pPr>
+        <w:spacing w:before="0" w:after="0"/>
+      </w:pPr>
+    </w:p>
+    <w:p>
+      <w:pPr>
+        <w:spacing w:before="0" w:after="0"/>
+      </w:pPr>
+    </w:p>
+    <w:p>
+      <w:pPr>
+        <w:spacing w:before="0" w:after="0"/>
+      </w:pPr>
+    </w:p>
+    <w:p>
+      <w:pPr>
+        <w:spacing w:before="0" w:after="0"/>
+      </w:pPr>
+    </w:p>
+    <w:p>
+      <w:pPr>
+        <w:spacing w:before="0" w:after="0"/>
+      </w:pPr>
+    </w:p>
+    <w:p>
+      <w:pPr>
         <w:spacing w:before="160" w:after="80"/>
       </w:pPr>
       <w:r>
@@ -1044,7 +1144,7 @@
         </w:rPr>
         <w:drawing>
           <wp:inline>
-            <wp:extent cx="3600000" cy="986556"/>
+            <wp:extent cx="3600000" cy="902857"/>
             <wp:effectExtent b="0" l="0" r="0" t="0"/>
             <wp:docPr descr="" title="" id="48" name="Picture"/>
             <a:graphic>
@@ -1065,7 +1165,7 @@
                   <pic:spPr bwMode="auto">
                     <a:xfrm>
                       <a:off x="0" y="0"/>
-                      <a:ext cx="3600000" cy="986556"/>
+                      <a:ext cx="3600000" cy="902857"/>
                     </a:xfrm>
                     <a:prstGeom prst="rect">
                       <a:avLst/>
@@ -1129,6 +1229,31 @@
     </w:p>
     <w:p>
       <w:pPr>
+        <w:spacing w:before="0" w:after="0"/>
+      </w:pPr>
+    </w:p>
+    <w:p>
+      <w:pPr>
+        <w:spacing w:before="0" w:after="0"/>
+      </w:pPr>
+    </w:p>
+    <w:p>
+      <w:pPr>
+        <w:spacing w:before="0" w:after="0"/>
+      </w:pPr>
+    </w:p>
+    <w:p>
+      <w:pPr>
+        <w:spacing w:before="0" w:after="0"/>
+      </w:pPr>
+    </w:p>
+    <w:p>
+      <w:pPr>
+        <w:spacing w:before="0" w:after="0"/>
+      </w:pPr>
+    </w:p>
+    <w:p>
+      <w:pPr>
         <w:spacing w:before="160" w:after="80"/>
       </w:pPr>
       <w:r>
@@ -1192,7 +1317,7 @@
         </w:rPr>
         <w:drawing>
           <wp:inline>
-            <wp:extent cx="3600000" cy="662068"/>
+            <wp:extent cx="3600000" cy="633509"/>
             <wp:effectExtent b="0" l="0" r="0" t="0"/>
             <wp:docPr descr="" title="" id="52" name="Picture"/>
             <a:graphic>
@@ -1213,7 +1338,7 @@
                   <pic:spPr bwMode="auto">
                     <a:xfrm>
                       <a:off x="0" y="0"/>
-                      <a:ext cx="3600000" cy="662068"/>
+                      <a:ext cx="3600000" cy="633509"/>
                     </a:xfrm>
                     <a:prstGeom prst="rect">
                       <a:avLst/>
@@ -1313,6 +1438,31 @@
     </w:p>
     <w:p>
       <w:pPr>
+        <w:spacing w:before="0" w:after="0"/>
+      </w:pPr>
+    </w:p>
+    <w:p>
+      <w:pPr>
+        <w:spacing w:before="0" w:after="0"/>
+      </w:pPr>
+    </w:p>
+    <w:p>
+      <w:pPr>
+        <w:spacing w:before="0" w:after="0"/>
+      </w:pPr>
+    </w:p>
+    <w:p>
+      <w:pPr>
+        <w:spacing w:before="0" w:after="0"/>
+      </w:pPr>
+    </w:p>
+    <w:p>
+      <w:pPr>
+        <w:spacing w:before="0" w:after="0"/>
+      </w:pPr>
+    </w:p>
+    <w:p>
+      <w:pPr>
         <w:spacing w:before="160" w:after="80"/>
       </w:pPr>
       <w:r>
@@ -1364,7 +1514,7 @@
         </w:rPr>
         <w:drawing>
           <wp:inline>
-            <wp:extent cx="2197100" cy="1638300"/>
+            <wp:extent cx="2184400" cy="1638300"/>
             <wp:effectExtent b="0" l="0" r="0" t="0"/>
             <wp:docPr descr="" title="" id="56" name="Picture"/>
             <a:graphic>
@@ -1385,7 +1535,7 @@
                   <pic:spPr bwMode="auto">
                     <a:xfrm>
                       <a:off x="0" y="0"/>
-                      <a:ext cx="2197100" cy="1638300"/>
+                      <a:ext cx="2184400" cy="1638300"/>
                     </a:xfrm>
                     <a:prstGeom prst="rect">
                       <a:avLst/>
@@ -1416,7 +1566,7 @@
         </w:rPr>
         <w:drawing>
           <wp:inline>
-            <wp:extent cx="2946400" cy="1422400"/>
+            <wp:extent cx="2946400" cy="1400531"/>
             <wp:effectExtent b="0" l="0" r="0" t="0"/>
             <wp:docPr descr="" title="" id="59" name="Picture"/>
             <a:graphic>
@@ -1437,7 +1587,7 @@
                   <pic:spPr bwMode="auto">
                     <a:xfrm>
                       <a:off x="0" y="0"/>
-                      <a:ext cx="2946400" cy="1422400"/>
+                      <a:ext cx="2946400" cy="1400531"/>
                     </a:xfrm>
                     <a:prstGeom prst="rect">
                       <a:avLst/>
@@ -1468,7 +1618,7 @@
         </w:rPr>
         <w:drawing>
           <wp:inline>
-            <wp:extent cx="2895600" cy="1600200"/>
+            <wp:extent cx="2895600" cy="1572271"/>
             <wp:effectExtent b="0" l="0" r="0" t="0"/>
             <wp:docPr descr="" title="" id="62" name="Picture"/>
             <a:graphic>
@@ -1489,7 +1639,7 @@
                   <pic:spPr bwMode="auto">
                     <a:xfrm>
                       <a:off x="0" y="0"/>
-                      <a:ext cx="2895600" cy="1600200"/>
+                      <a:ext cx="2895600" cy="1572271"/>
                     </a:xfrm>
                     <a:prstGeom prst="rect">
                       <a:avLst/>
@@ -1565,6 +1715,31 @@
     </w:p>
     <w:p>
       <w:pPr>
+        <w:spacing w:before="0" w:after="0"/>
+      </w:pPr>
+    </w:p>
+    <w:p>
+      <w:pPr>
+        <w:spacing w:before="0" w:after="0"/>
+      </w:pPr>
+    </w:p>
+    <w:p>
+      <w:pPr>
+        <w:spacing w:before="0" w:after="0"/>
+      </w:pPr>
+    </w:p>
+    <w:p>
+      <w:pPr>
+        <w:spacing w:before="0" w:after="0"/>
+      </w:pPr>
+    </w:p>
+    <w:p>
+      <w:pPr>
+        <w:spacing w:before="0" w:after="0"/>
+      </w:pPr>
+    </w:p>
+    <w:p>
+      <w:pPr>
         <w:spacing w:before="160" w:after="80"/>
       </w:pPr>
       <w:r>
@@ -1622,7 +1797,7 @@
         </w:rPr>
         <w:drawing>
           <wp:inline>
-            <wp:extent cx="3600000" cy="2129577"/>
+            <wp:extent cx="3600000" cy="2078873"/>
             <wp:effectExtent b="0" l="0" r="0" t="0"/>
             <wp:docPr descr="" title="" id="66" name="Picture"/>
             <a:graphic>
@@ -1643,7 +1818,7 @@
                   <pic:spPr bwMode="auto">
                     <a:xfrm>
                       <a:off x="0" y="0"/>
-                      <a:ext cx="3600000" cy="2129577"/>
+                      <a:ext cx="3600000" cy="2078873"/>
                     </a:xfrm>
                     <a:prstGeom prst="rect">
                       <a:avLst/>
@@ -1707,6 +1882,31 @@
     </w:p>
     <w:p>
       <w:pPr>
+        <w:spacing w:before="0" w:after="0"/>
+      </w:pPr>
+    </w:p>
+    <w:p>
+      <w:pPr>
+        <w:spacing w:before="0" w:after="0"/>
+      </w:pPr>
+    </w:p>
+    <w:p>
+      <w:pPr>
+        <w:spacing w:before="0" w:after="0"/>
+      </w:pPr>
+    </w:p>
+    <w:p>
+      <w:pPr>
+        <w:spacing w:before="0" w:after="0"/>
+      </w:pPr>
+    </w:p>
+    <w:p>
+      <w:pPr>
+        <w:spacing w:before="0" w:after="0"/>
+      </w:pPr>
+    </w:p>
+    <w:p>
+      <w:pPr>
         <w:spacing w:before="160" w:after="80"/>
       </w:pPr>
       <w:r>
@@ -1758,7 +1958,7 @@
         </w:rPr>
         <w:drawing>
           <wp:inline>
-            <wp:extent cx="3600000" cy="867409"/>
+            <wp:extent cx="3599998" cy="867409"/>
             <wp:effectExtent b="0" l="0" r="0" t="0"/>
             <wp:docPr descr="" title="" id="70" name="Picture"/>
             <a:graphic>
@@ -1779,7 +1979,7 @@
                   <pic:spPr bwMode="auto">
                     <a:xfrm>
                       <a:off x="0" y="0"/>
-                      <a:ext cx="3600000" cy="867409"/>
+                      <a:ext cx="3599998" cy="867409"/>
                     </a:xfrm>
                     <a:prstGeom prst="rect">
                       <a:avLst/>
@@ -1800,6 +2000,31 @@
     </w:p>
     <w:p>
       <w:pPr>
+        <w:spacing w:before="0" w:after="0"/>
+      </w:pPr>
+    </w:p>
+    <w:p>
+      <w:pPr>
+        <w:spacing w:before="0" w:after="0"/>
+      </w:pPr>
+    </w:p>
+    <w:p>
+      <w:pPr>
+        <w:spacing w:before="0" w:after="0"/>
+      </w:pPr>
+    </w:p>
+    <w:p>
+      <w:pPr>
+        <w:spacing w:before="0" w:after="0"/>
+      </w:pPr>
+    </w:p>
+    <w:p>
+      <w:pPr>
+        <w:spacing w:before="0" w:after="0"/>
+      </w:pPr>
+    </w:p>
+    <w:p>
+      <w:pPr>
         <w:spacing w:before="160" w:after="80"/>
       </w:pPr>
       <w:r>
@@ -1857,7 +2082,7 @@
         </w:rPr>
         <w:drawing>
           <wp:inline>
-            <wp:extent cx="3600000" cy="1113401"/>
+            <wp:extent cx="3600000" cy="1105774"/>
             <wp:effectExtent b="0" l="0" r="0" t="0"/>
             <wp:docPr descr="" title="" id="74" name="Picture"/>
             <a:graphic>
@@ -1878,7 +2103,7 @@
                   <pic:spPr bwMode="auto">
                     <a:xfrm>
                       <a:off x="0" y="0"/>
-                      <a:ext cx="3600000" cy="1113401"/>
+                      <a:ext cx="3600000" cy="1105774"/>
                     </a:xfrm>
                     <a:prstGeom prst="rect">
                       <a:avLst/>
@@ -1896,6 +2121,31 @@
           </wp:inline>
         </w:drawing>
       </w:r>
+    </w:p>
+    <w:p>
+      <w:pPr>
+        <w:spacing w:before="0" w:after="0"/>
+      </w:pPr>
+    </w:p>
+    <w:p>
+      <w:pPr>
+        <w:spacing w:before="0" w:after="0"/>
+      </w:pPr>
+    </w:p>
+    <w:p>
+      <w:pPr>
+        <w:spacing w:before="0" w:after="0"/>
+      </w:pPr>
+    </w:p>
+    <w:p>
+      <w:pPr>
+        <w:spacing w:before="0" w:after="0"/>
+      </w:pPr>
+    </w:p>
+    <w:p>
+      <w:pPr>
+        <w:spacing w:before="0" w:after="0"/>
+      </w:pPr>
     </w:p>
     <w:p>
       <w:pPr>
@@ -2642,6 +2892,21 @@
     </w:p>
     <w:p>
       <w:pPr>
+        <w:spacing w:before="0" w:after="0"/>
+      </w:pPr>
+    </w:p>
+    <w:p>
+      <w:pPr>
+        <w:spacing w:before="0" w:after="0"/>
+      </w:pPr>
+    </w:p>
+    <w:p>
+      <w:pPr>
+        <w:spacing w:before="0" w:after="0"/>
+      </w:pPr>
+    </w:p>
+    <w:p>
+      <w:pPr>
         <w:spacing w:before="160" w:after="80"/>
       </w:pPr>
       <w:r>
@@ -2693,7 +2958,7 @@
         </w:rPr>
         <w:drawing>
           <wp:inline>
-            <wp:extent cx="2235200" cy="1282700"/>
+            <wp:extent cx="2124877" cy="1282700"/>
             <wp:effectExtent b="0" l="0" r="0" t="0"/>
             <wp:docPr descr="" title="" id="79" name="Picture"/>
             <a:graphic>
@@ -2714,7 +2979,7 @@
                   <pic:spPr bwMode="auto">
                     <a:xfrm>
                       <a:off x="0" y="0"/>
-                      <a:ext cx="2235200" cy="1282700"/>
+                      <a:ext cx="2124877" cy="1282700"/>
                     </a:xfrm>
                     <a:prstGeom prst="rect">
                       <a:avLst/>
@@ -2745,7 +3010,7 @@
         </w:rPr>
         <w:drawing>
           <wp:inline>
-            <wp:extent cx="2159000" cy="1282700"/>
+            <wp:extent cx="2111920" cy="1282700"/>
             <wp:effectExtent b="0" l="0" r="0" t="0"/>
             <wp:docPr descr="" title="" id="82" name="Picture"/>
             <a:graphic>
@@ -2766,7 +3031,7 @@
                   <pic:spPr bwMode="auto">
                     <a:xfrm>
                       <a:off x="0" y="0"/>
-                      <a:ext cx="2159000" cy="1282700"/>
+                      <a:ext cx="2111920" cy="1282700"/>
                     </a:xfrm>
                     <a:prstGeom prst="rect">
                       <a:avLst/>
@@ -2797,7 +3062,7 @@
         </w:rPr>
         <w:drawing>
           <wp:inline>
-            <wp:extent cx="2159000" cy="1320800"/>
+            <wp:extent cx="2159000" cy="1292735"/>
             <wp:effectExtent b="0" l="0" r="0" t="0"/>
             <wp:docPr descr="" title="" id="85" name="Picture"/>
             <a:graphic>
@@ -2818,7 +3083,7 @@
                   <pic:spPr bwMode="auto">
                     <a:xfrm>
                       <a:off x="0" y="0"/>
-                      <a:ext cx="2159000" cy="1320800"/>
+                      <a:ext cx="2159000" cy="1292735"/>
                     </a:xfrm>
                     <a:prstGeom prst="rect">
                       <a:avLst/>
@@ -2849,7 +3114,7 @@
         </w:rPr>
         <w:drawing>
           <wp:inline>
-            <wp:extent cx="2133600" cy="1282700"/>
+            <wp:extent cx="2077974" cy="1282700"/>
             <wp:effectExtent b="0" l="0" r="0" t="0"/>
             <wp:docPr descr="" title="" id="88" name="Picture"/>
             <a:graphic>
@@ -2870,7 +3135,7 @@
                   <pic:spPr bwMode="auto">
                     <a:xfrm>
                       <a:off x="0" y="0"/>
-                      <a:ext cx="2133600" cy="1282700"/>
+                      <a:ext cx="2077974" cy="1282700"/>
                     </a:xfrm>
                     <a:prstGeom prst="rect">
                       <a:avLst/>
@@ -2922,6 +3187,46 @@
     </w:p>
     <w:p>
       <w:pPr>
+        <w:spacing w:before="0" w:after="0"/>
+      </w:pPr>
+    </w:p>
+    <w:p>
+      <w:pPr>
+        <w:spacing w:before="0" w:after="0"/>
+      </w:pPr>
+    </w:p>
+    <w:p>
+      <w:pPr>
+        <w:spacing w:before="0" w:after="0"/>
+      </w:pPr>
+    </w:p>
+    <w:p>
+      <w:pPr>
+        <w:spacing w:before="0" w:after="0"/>
+      </w:pPr>
+    </w:p>
+    <w:p>
+      <w:pPr>
+        <w:spacing w:before="0" w:after="0"/>
+      </w:pPr>
+    </w:p>
+    <w:p>
+      <w:pPr>
+        <w:spacing w:before="0" w:after="0"/>
+      </w:pPr>
+    </w:p>
+    <w:p>
+      <w:pPr>
+        <w:spacing w:before="0" w:after="0"/>
+      </w:pPr>
+    </w:p>
+    <w:p>
+      <w:pPr>
+        <w:spacing w:before="0" w:after="0"/>
+      </w:pPr>
+    </w:p>
+    <w:p>
+      <w:pPr>
         <w:spacing w:before="160" w:after="80"/>
       </w:pPr>
       <w:r>
@@ -2973,7 +3278,7 @@
         </w:rPr>
         <w:drawing>
           <wp:inline>
-            <wp:extent cx="3600000" cy="706710"/>
+            <wp:extent cx="3600000" cy="695798"/>
             <wp:effectExtent b="0" l="0" r="0" t="0"/>
             <wp:docPr descr="" title="" id="92" name="Picture"/>
             <a:graphic>
@@ -2994,7 +3299,7 @@
                   <pic:spPr bwMode="auto">
                     <a:xfrm>
                       <a:off x="0" y="0"/>
-                      <a:ext cx="3600000" cy="706710"/>
+                      <a:ext cx="3600000" cy="695798"/>
                     </a:xfrm>
                     <a:prstGeom prst="rect">
                       <a:avLst/>
@@ -3025,7 +3330,7 @@
         </w:rPr>
         <w:drawing>
           <wp:inline>
-            <wp:extent cx="3600000" cy="750286"/>
+            <wp:extent cx="3600000" cy="724178"/>
             <wp:effectExtent b="0" l="0" r="0" t="0"/>
             <wp:docPr descr="" title="" id="95" name="Picture"/>
             <a:graphic>
@@ -3046,7 +3351,7 @@
                   <pic:spPr bwMode="auto">
                     <a:xfrm>
                       <a:off x="0" y="0"/>
-                      <a:ext cx="3600000" cy="750286"/>
+                      <a:ext cx="3600000" cy="724178"/>
                     </a:xfrm>
                     <a:prstGeom prst="rect">
                       <a:avLst/>
@@ -3077,7 +3382,7 @@
         </w:rPr>
         <w:drawing>
           <wp:inline>
-            <wp:extent cx="3600000" cy="952412"/>
+            <wp:extent cx="3600000" cy="937563"/>
             <wp:effectExtent b="0" l="0" r="0" t="0"/>
             <wp:docPr descr="" title="" id="98" name="Picture"/>
             <a:graphic>
@@ -3098,7 +3403,7 @@
                   <pic:spPr bwMode="auto">
                     <a:xfrm>
                       <a:off x="0" y="0"/>
-                      <a:ext cx="3600000" cy="952412"/>
+                      <a:ext cx="3600000" cy="937563"/>
                     </a:xfrm>
                     <a:prstGeom prst="rect">
                       <a:avLst/>
@@ -3129,7 +3434,7 @@
         </w:rPr>
         <w:drawing>
           <wp:inline>
-            <wp:extent cx="3600000" cy="914700"/>
+            <wp:extent cx="3600000" cy="904918"/>
             <wp:effectExtent b="0" l="0" r="0" t="0"/>
             <wp:docPr descr="" title="" id="101" name="Picture"/>
             <a:graphic>
@@ -3150,7 +3455,7 @@
                   <pic:spPr bwMode="auto">
                     <a:xfrm>
                       <a:off x="0" y="0"/>
-                      <a:ext cx="3600000" cy="914700"/>
+                      <a:ext cx="3600000" cy="904918"/>
                     </a:xfrm>
                     <a:prstGeom prst="rect">
                       <a:avLst/>
@@ -3238,6 +3543,31 @@
     </w:p>
     <w:p>
       <w:pPr>
+        <w:spacing w:before="0" w:after="0"/>
+      </w:pPr>
+    </w:p>
+    <w:p>
+      <w:pPr>
+        <w:spacing w:before="0" w:after="0"/>
+      </w:pPr>
+    </w:p>
+    <w:p>
+      <w:pPr>
+        <w:spacing w:before="0" w:after="0"/>
+      </w:pPr>
+    </w:p>
+    <w:p>
+      <w:pPr>
+        <w:spacing w:before="0" w:after="0"/>
+      </w:pPr>
+    </w:p>
+    <w:p>
+      <w:pPr>
+        <w:spacing w:before="0" w:after="0"/>
+      </w:pPr>
+    </w:p>
+    <w:p>
+      <w:pPr>
         <w:spacing w:before="160" w:after="80"/>
       </w:pPr>
       <w:r>
@@ -3289,7 +3619,7 @@
         </w:rPr>
         <w:drawing>
           <wp:inline>
-            <wp:extent cx="2832100" cy="1803400"/>
+            <wp:extent cx="2832100" cy="1766815"/>
             <wp:effectExtent b="0" l="0" r="0" t="0"/>
             <wp:docPr descr="" title="" id="105" name="Picture"/>
             <a:graphic>
@@ -3310,7 +3640,7 @@
                   <pic:spPr bwMode="auto">
                     <a:xfrm>
                       <a:off x="0" y="0"/>
-                      <a:ext cx="2832100" cy="1803400"/>
+                      <a:ext cx="2832100" cy="1766815"/>
                     </a:xfrm>
                     <a:prstGeom prst="rect">
                       <a:avLst/>
@@ -3374,6 +3704,31 @@
     </w:p>
     <w:p>
       <w:pPr>
+        <w:spacing w:before="0" w:after="0"/>
+      </w:pPr>
+    </w:p>
+    <w:p>
+      <w:pPr>
+        <w:spacing w:before="0" w:after="0"/>
+      </w:pPr>
+    </w:p>
+    <w:p>
+      <w:pPr>
+        <w:spacing w:before="0" w:after="0"/>
+      </w:pPr>
+    </w:p>
+    <w:p>
+      <w:pPr>
+        <w:spacing w:before="0" w:after="0"/>
+      </w:pPr>
+    </w:p>
+    <w:p>
+      <w:pPr>
+        <w:spacing w:before="0" w:after="0"/>
+      </w:pPr>
+    </w:p>
+    <w:p>
+      <w:pPr>
         <w:spacing w:before="160" w:after="80"/>
       </w:pPr>
       <w:r>
@@ -3548,6 +3903,46 @@
     </w:p>
     <w:p>
       <w:pPr>
+        <w:spacing w:before="0" w:after="0"/>
+      </w:pPr>
+    </w:p>
+    <w:p>
+      <w:pPr>
+        <w:spacing w:before="0" w:after="0"/>
+      </w:pPr>
+    </w:p>
+    <w:p>
+      <w:pPr>
+        <w:spacing w:before="0" w:after="0"/>
+      </w:pPr>
+    </w:p>
+    <w:p>
+      <w:pPr>
+        <w:spacing w:before="0" w:after="0"/>
+      </w:pPr>
+    </w:p>
+    <w:p>
+      <w:pPr>
+        <w:spacing w:before="0" w:after="0"/>
+      </w:pPr>
+    </w:p>
+    <w:p>
+      <w:pPr>
+        <w:spacing w:before="0" w:after="0"/>
+      </w:pPr>
+    </w:p>
+    <w:p>
+      <w:pPr>
+        <w:spacing w:before="0" w:after="0"/>
+      </w:pPr>
+    </w:p>
+    <w:p>
+      <w:pPr>
+        <w:spacing w:before="0" w:after="0"/>
+      </w:pPr>
+    </w:p>
+    <w:p>
+      <w:pPr>
         <w:spacing w:before="160" w:after="80"/>
       </w:pPr>
       <w:r>
@@ -3599,7 +3994,7 @@
         </w:rPr>
         <w:drawing>
           <wp:inline>
-            <wp:extent cx="3600000" cy="800621"/>
+            <wp:extent cx="3599995" cy="800621"/>
             <wp:effectExtent b="0" l="0" r="0" t="0"/>
             <wp:docPr descr="" title="" id="110" name="Picture"/>
             <a:graphic>
@@ -3620,7 +4015,7 @@
                   <pic:spPr bwMode="auto">
                     <a:xfrm>
                       <a:off x="0" y="0"/>
-                      <a:ext cx="3600000" cy="800621"/>
+                      <a:ext cx="3599995" cy="800621"/>
                     </a:xfrm>
                     <a:prstGeom prst="rect">
                       <a:avLst/>
@@ -3651,7 +4046,7 @@
         </w:rPr>
         <w:drawing>
           <wp:inline>
-            <wp:extent cx="3600000" cy="1140899"/>
+            <wp:extent cx="3600000" cy="1135205"/>
             <wp:effectExtent b="0" l="0" r="0" t="0"/>
             <wp:docPr descr="" title="" id="113" name="Picture"/>
             <a:graphic>
@@ -3672,7 +4067,7 @@
                   <pic:spPr bwMode="auto">
                     <a:xfrm>
                       <a:off x="0" y="0"/>
-                      <a:ext cx="3600000" cy="1140899"/>
+                      <a:ext cx="3600000" cy="1135205"/>
                     </a:xfrm>
                     <a:prstGeom prst="rect">
                       <a:avLst/>
@@ -3741,6 +4136,31 @@
     </w:p>
     <w:p>
       <w:pPr>
+        <w:spacing w:before="0" w:after="0"/>
+      </w:pPr>
+    </w:p>
+    <w:p>
+      <w:pPr>
+        <w:spacing w:before="0" w:after="0"/>
+      </w:pPr>
+    </w:p>
+    <w:p>
+      <w:pPr>
+        <w:spacing w:before="0" w:after="0"/>
+      </w:pPr>
+    </w:p>
+    <w:p>
+      <w:pPr>
+        <w:spacing w:before="0" w:after="0"/>
+      </w:pPr>
+    </w:p>
+    <w:p>
+      <w:pPr>
+        <w:spacing w:before="0" w:after="0"/>
+      </w:pPr>
+    </w:p>
+    <w:p>
+      <w:pPr>
         <w:spacing w:before="160" w:after="80"/>
       </w:pPr>
       <w:r>
@@ -3804,7 +4224,7 @@
         </w:rPr>
         <w:drawing>
           <wp:inline>
-            <wp:extent cx="3600000" cy="1007633"/>
+            <wp:extent cx="3600000" cy="978462"/>
             <wp:effectExtent b="0" l="0" r="0" t="0"/>
             <wp:docPr descr="" title="" id="117" name="Picture"/>
             <a:graphic>
@@ -3825,7 +4245,7 @@
                   <pic:spPr bwMode="auto">
                     <a:xfrm>
                       <a:off x="0" y="0"/>
-                      <a:ext cx="3600000" cy="1007633"/>
+                      <a:ext cx="3600000" cy="978462"/>
                     </a:xfrm>
                     <a:prstGeom prst="rect">
                       <a:avLst/>
@@ -3918,6 +4338,46 @@
     </w:p>
     <w:p>
       <w:pPr>
+        <w:spacing w:before="0" w:after="0"/>
+      </w:pPr>
+    </w:p>
+    <w:p>
+      <w:pPr>
+        <w:spacing w:before="0" w:after="0"/>
+      </w:pPr>
+    </w:p>
+    <w:p>
+      <w:pPr>
+        <w:spacing w:before="0" w:after="0"/>
+      </w:pPr>
+    </w:p>
+    <w:p>
+      <w:pPr>
+        <w:spacing w:before="0" w:after="0"/>
+      </w:pPr>
+    </w:p>
+    <w:p>
+      <w:pPr>
+        <w:spacing w:before="0" w:after="0"/>
+      </w:pPr>
+    </w:p>
+    <w:p>
+      <w:pPr>
+        <w:spacing w:before="0" w:after="0"/>
+      </w:pPr>
+    </w:p>
+    <w:p>
+      <w:pPr>
+        <w:spacing w:before="0" w:after="0"/>
+      </w:pPr>
+    </w:p>
+    <w:p>
+      <w:pPr>
+        <w:spacing w:before="0" w:after="0"/>
+      </w:pPr>
+    </w:p>
+    <w:p>
+      <w:pPr>
         <w:spacing w:before="160" w:after="80"/>
       </w:pPr>
       <w:r>
@@ -4029,7 +4489,7 @@
         </w:rPr>
         <w:drawing>
           <wp:inline>
-            <wp:extent cx="3600000" cy="1422492"/>
+            <wp:extent cx="3600000" cy="1302999"/>
             <wp:effectExtent b="0" l="0" r="0" t="0"/>
             <wp:docPr descr="" title="" id="121" name="Picture"/>
             <a:graphic>
@@ -4050,7 +4510,7 @@
                   <pic:spPr bwMode="auto">
                     <a:xfrm>
                       <a:off x="0" y="0"/>
-                      <a:ext cx="3600000" cy="1422492"/>
+                      <a:ext cx="3600000" cy="1302999"/>
                     </a:xfrm>
                     <a:prstGeom prst="rect">
                       <a:avLst/>
@@ -4239,6 +4699,46 @@
     </w:p>
     <w:p>
       <w:pPr>
+        <w:spacing w:before="0" w:after="0"/>
+      </w:pPr>
+    </w:p>
+    <w:p>
+      <w:pPr>
+        <w:spacing w:before="0" w:after="0"/>
+      </w:pPr>
+    </w:p>
+    <w:p>
+      <w:pPr>
+        <w:spacing w:before="0" w:after="0"/>
+      </w:pPr>
+    </w:p>
+    <w:p>
+      <w:pPr>
+        <w:spacing w:before="0" w:after="0"/>
+      </w:pPr>
+    </w:p>
+    <w:p>
+      <w:pPr>
+        <w:spacing w:before="0" w:after="0"/>
+      </w:pPr>
+    </w:p>
+    <w:p>
+      <w:pPr>
+        <w:spacing w:before="0" w:after="0"/>
+      </w:pPr>
+    </w:p>
+    <w:p>
+      <w:pPr>
+        <w:spacing w:before="0" w:after="0"/>
+      </w:pPr>
+    </w:p>
+    <w:p>
+      <w:pPr>
+        <w:spacing w:before="0" w:after="0"/>
+      </w:pPr>
+    </w:p>
+    <w:p>
+      <w:pPr>
         <w:spacing w:before="160" w:after="80"/>
       </w:pPr>
       <w:r>
@@ -4323,6 +4823,31 @@
     </w:p>
     <w:p>
       <w:pPr>
+        <w:spacing w:before="0" w:after="0"/>
+      </w:pPr>
+    </w:p>
+    <w:p>
+      <w:pPr>
+        <w:spacing w:before="0" w:after="0"/>
+      </w:pPr>
+    </w:p>
+    <w:p>
+      <w:pPr>
+        <w:spacing w:before="0" w:after="0"/>
+      </w:pPr>
+    </w:p>
+    <w:p>
+      <w:pPr>
+        <w:spacing w:before="0" w:after="0"/>
+      </w:pPr>
+    </w:p>
+    <w:p>
+      <w:pPr>
+        <w:spacing w:before="0" w:after="0"/>
+      </w:pPr>
+    </w:p>
+    <w:p>
+      <w:pPr>
         <w:spacing w:before="160" w:after="80"/>
       </w:pPr>
       <w:r>
@@ -4374,7 +4899,7 @@
         </w:rPr>
         <w:drawing>
           <wp:inline>
-            <wp:extent cx="3600000" cy="2201350"/>
+            <wp:extent cx="3581755" cy="2201350"/>
             <wp:effectExtent b="0" l="0" r="0" t="0"/>
             <wp:docPr descr="" title="" id="126" name="Picture"/>
             <a:graphic>
@@ -4395,7 +4920,7 @@
                   <pic:spPr bwMode="auto">
                     <a:xfrm>
                       <a:off x="0" y="0"/>
-                      <a:ext cx="3600000" cy="2201350"/>
+                      <a:ext cx="3581755" cy="2201350"/>
                     </a:xfrm>
                     <a:prstGeom prst="rect">
                       <a:avLst/>
@@ -4459,6 +4984,31 @@
     </w:p>
     <w:p>
       <w:pPr>
+        <w:spacing w:before="0" w:after="0"/>
+      </w:pPr>
+    </w:p>
+    <w:p>
+      <w:pPr>
+        <w:spacing w:before="0" w:after="0"/>
+      </w:pPr>
+    </w:p>
+    <w:p>
+      <w:pPr>
+        <w:spacing w:before="0" w:after="0"/>
+      </w:pPr>
+    </w:p>
+    <w:p>
+      <w:pPr>
+        <w:spacing w:before="0" w:after="0"/>
+      </w:pPr>
+    </w:p>
+    <w:p>
+      <w:pPr>
+        <w:spacing w:before="0" w:after="0"/>
+      </w:pPr>
+    </w:p>
+    <w:p>
+      <w:pPr>
         <w:spacing w:before="160" w:after="80"/>
       </w:pPr>
       <w:r>
@@ -4510,7 +5060,7 @@
         </w:rPr>
         <w:drawing>
           <wp:inline>
-            <wp:extent cx="3600000" cy="443254"/>
+            <wp:extent cx="3580721" cy="443254"/>
             <wp:effectExtent b="0" l="0" r="0" t="0"/>
             <wp:docPr descr="" title="" id="130" name="Picture"/>
             <a:graphic>
@@ -4531,7 +5081,7 @@
                   <pic:spPr bwMode="auto">
                     <a:xfrm>
                       <a:off x="0" y="0"/>
-                      <a:ext cx="3600000" cy="443254"/>
+                      <a:ext cx="3580721" cy="443254"/>
                     </a:xfrm>
                     <a:prstGeom prst="rect">
                       <a:avLst/>
@@ -4607,6 +5157,31 @@
     </w:p>
     <w:p>
       <w:pPr>
+        <w:spacing w:before="0" w:after="0"/>
+      </w:pPr>
+    </w:p>
+    <w:p>
+      <w:pPr>
+        <w:spacing w:before="0" w:after="0"/>
+      </w:pPr>
+    </w:p>
+    <w:p>
+      <w:pPr>
+        <w:spacing w:before="0" w:after="0"/>
+      </w:pPr>
+    </w:p>
+    <w:p>
+      <w:pPr>
+        <w:spacing w:before="0" w:after="0"/>
+      </w:pPr>
+    </w:p>
+    <w:p>
+      <w:pPr>
+        <w:spacing w:before="0" w:after="0"/>
+      </w:pPr>
+    </w:p>
+    <w:p>
+      <w:pPr>
         <w:spacing w:before="160" w:after="80"/>
       </w:pPr>
       <w:r>
@@ -4658,7 +5233,7 @@
         </w:rPr>
         <w:drawing>
           <wp:inline>
-            <wp:extent cx="3600000" cy="595010"/>
+            <wp:extent cx="3600000" cy="589364"/>
             <wp:effectExtent b="0" l="0" r="0" t="0"/>
             <wp:docPr descr="" title="" id="134" name="Picture"/>
             <a:graphic>
@@ -4679,7 +5254,7 @@
                   <pic:spPr bwMode="auto">
                     <a:xfrm>
                       <a:off x="0" y="0"/>
-                      <a:ext cx="3600000" cy="595010"/>
+                      <a:ext cx="3600000" cy="589364"/>
                     </a:xfrm>
                     <a:prstGeom prst="rect">
                       <a:avLst/>
@@ -4731,6 +5306,21 @@
     </w:p>
     <w:p>
       <w:pPr>
+        <w:spacing w:before="0" w:after="0"/>
+      </w:pPr>
+    </w:p>
+    <w:p>
+      <w:pPr>
+        <w:spacing w:before="0" w:after="0"/>
+      </w:pPr>
+    </w:p>
+    <w:p>
+      <w:pPr>
+        <w:spacing w:before="0" w:after="0"/>
+      </w:pPr>
+    </w:p>
+    <w:p>
+      <w:pPr>
         <w:spacing w:before="160" w:after="80"/>
       </w:pPr>
       <w:r>
@@ -4782,7 +5372,7 @@
         </w:rPr>
         <w:drawing>
           <wp:inline>
-            <wp:extent cx="3600000" cy="620388"/>
+            <wp:extent cx="3600000" cy="616137"/>
             <wp:effectExtent b="0" l="0" r="0" t="0"/>
             <wp:docPr descr="" title="" id="138" name="Picture"/>
             <a:graphic>
@@ -4803,7 +5393,7 @@
                   <pic:spPr bwMode="auto">
                     <a:xfrm>
                       <a:off x="0" y="0"/>
-                      <a:ext cx="3600000" cy="620388"/>
+                      <a:ext cx="3600000" cy="616137"/>
                     </a:xfrm>
                     <a:prstGeom prst="rect">
                       <a:avLst/>
@@ -4891,6 +5481,31 @@
     </w:p>
     <w:p>
       <w:pPr>
+        <w:spacing w:before="0" w:after="0"/>
+      </w:pPr>
+    </w:p>
+    <w:p>
+      <w:pPr>
+        <w:spacing w:before="0" w:after="0"/>
+      </w:pPr>
+    </w:p>
+    <w:p>
+      <w:pPr>
+        <w:spacing w:before="0" w:after="0"/>
+      </w:pPr>
+    </w:p>
+    <w:p>
+      <w:pPr>
+        <w:spacing w:before="0" w:after="0"/>
+      </w:pPr>
+    </w:p>
+    <w:p>
+      <w:pPr>
+        <w:spacing w:before="0" w:after="0"/>
+      </w:pPr>
+    </w:p>
+    <w:p>
+      <w:pPr>
         <w:spacing w:before="160" w:after="80"/>
       </w:pPr>
       <w:r>
@@ -4978,7 +5593,7 @@
         </w:rPr>
         <w:drawing>
           <wp:inline>
-            <wp:extent cx="3600000" cy="637415"/>
+            <wp:extent cx="3599992" cy="637415"/>
             <wp:effectExtent b="0" l="0" r="0" t="0"/>
             <wp:docPr descr="" title="" id="142" name="Picture"/>
             <a:graphic>
@@ -4999,7 +5614,7 @@
                   <pic:spPr bwMode="auto">
                     <a:xfrm>
                       <a:off x="0" y="0"/>
-                      <a:ext cx="3600000" cy="637415"/>
+                      <a:ext cx="3599992" cy="637415"/>
                     </a:xfrm>
                     <a:prstGeom prst="rect">
                       <a:avLst/>
@@ -5075,6 +5690,31 @@
     </w:p>
     <w:p>
       <w:pPr>
+        <w:spacing w:before="0" w:after="0"/>
+      </w:pPr>
+    </w:p>
+    <w:p>
+      <w:pPr>
+        <w:spacing w:before="0" w:after="0"/>
+      </w:pPr>
+    </w:p>
+    <w:p>
+      <w:pPr>
+        <w:spacing w:before="0" w:after="0"/>
+      </w:pPr>
+    </w:p>
+    <w:p>
+      <w:pPr>
+        <w:spacing w:before="0" w:after="0"/>
+      </w:pPr>
+    </w:p>
+    <w:p>
+      <w:pPr>
+        <w:spacing w:before="0" w:after="0"/>
+      </w:pPr>
+    </w:p>
+    <w:p>
+      <w:pPr>
         <w:spacing w:before="160" w:after="80"/>
       </w:pPr>
       <w:r>
@@ -5126,7 +5766,7 @@
         </w:rPr>
         <w:drawing>
           <wp:inline>
-            <wp:extent cx="3600000" cy="1676971"/>
+            <wp:extent cx="3600000" cy="1576471"/>
             <wp:effectExtent b="0" l="0" r="0" t="0"/>
             <wp:docPr descr="" title="" id="146" name="Picture"/>
             <a:graphic>
@@ -5147,7 +5787,7 @@
                   <pic:spPr bwMode="auto">
                     <a:xfrm>
                       <a:off x="0" y="0"/>
-                      <a:ext cx="3600000" cy="1676971"/>
+                      <a:ext cx="3600000" cy="1576471"/>
                     </a:xfrm>
                     <a:prstGeom prst="rect">
                       <a:avLst/>
@@ -5199,6 +5839,31 @@
     </w:p>
     <w:p>
       <w:pPr>
+        <w:spacing w:before="0" w:after="0"/>
+      </w:pPr>
+    </w:p>
+    <w:p>
+      <w:pPr>
+        <w:spacing w:before="0" w:after="0"/>
+      </w:pPr>
+    </w:p>
+    <w:p>
+      <w:pPr>
+        <w:spacing w:before="0" w:after="0"/>
+      </w:pPr>
+    </w:p>
+    <w:p>
+      <w:pPr>
+        <w:spacing w:before="0" w:after="0"/>
+      </w:pPr>
+    </w:p>
+    <w:p>
+      <w:pPr>
+        <w:spacing w:before="0" w:after="0"/>
+      </w:pPr>
+    </w:p>
+    <w:p>
+      <w:pPr>
         <w:spacing w:before="160" w:after="80"/>
       </w:pPr>
       <w:r>
@@ -5250,7 +5915,7 @@
         </w:rPr>
         <w:drawing>
           <wp:inline>
-            <wp:extent cx="3600000" cy="950494"/>
+            <wp:extent cx="3600000" cy="940165"/>
             <wp:effectExtent b="0" l="0" r="0" t="0"/>
             <wp:docPr descr="" title="" id="150" name="Picture"/>
             <a:graphic>
@@ -5271,7 +5936,7 @@
                   <pic:spPr bwMode="auto">
                     <a:xfrm>
                       <a:off x="0" y="0"/>
-                      <a:ext cx="3600000" cy="950494"/>
+                      <a:ext cx="3600000" cy="940165"/>
                     </a:xfrm>
                     <a:prstGeom prst="rect">
                       <a:avLst/>
@@ -5317,6 +5982,46 @@
     </w:p>
     <w:p>
       <w:pPr>
+        <w:spacing w:before="0" w:after="0"/>
+      </w:pPr>
+    </w:p>
+    <w:p>
+      <w:pPr>
+        <w:spacing w:before="0" w:after="0"/>
+      </w:pPr>
+    </w:p>
+    <w:p>
+      <w:pPr>
+        <w:spacing w:before="0" w:after="0"/>
+      </w:pPr>
+    </w:p>
+    <w:p>
+      <w:pPr>
+        <w:spacing w:before="0" w:after="0"/>
+      </w:pPr>
+    </w:p>
+    <w:p>
+      <w:pPr>
+        <w:spacing w:before="0" w:after="0"/>
+      </w:pPr>
+    </w:p>
+    <w:p>
+      <w:pPr>
+        <w:spacing w:before="0" w:after="0"/>
+      </w:pPr>
+    </w:p>
+    <w:p>
+      <w:pPr>
+        <w:spacing w:before="0" w:after="0"/>
+      </w:pPr>
+    </w:p>
+    <w:p>
+      <w:pPr>
+        <w:spacing w:before="0" w:after="0"/>
+      </w:pPr>
+    </w:p>
+    <w:p>
+      <w:pPr>
         <w:spacing w:before="160" w:after="80"/>
       </w:pPr>
       <w:r>
@@ -5380,7 +6085,7 @@
         </w:rPr>
         <w:drawing>
           <wp:inline>
-            <wp:extent cx="3600000" cy="1622797"/>
+            <wp:extent cx="3600000" cy="1551402"/>
             <wp:effectExtent b="0" l="0" r="0" t="0"/>
             <wp:docPr descr="" title="" id="154" name="Picture"/>
             <a:graphic>
@@ -5401,7 +6106,7 @@
                   <pic:spPr bwMode="auto">
                     <a:xfrm>
                       <a:off x="0" y="0"/>
-                      <a:ext cx="3600000" cy="1622797"/>
+                      <a:ext cx="3600000" cy="1551402"/>
                     </a:xfrm>
                     <a:prstGeom prst="rect">
                       <a:avLst/>
@@ -5447,6 +6152,46 @@
     </w:p>
     <w:p>
       <w:pPr>
+        <w:spacing w:before="0" w:after="0"/>
+      </w:pPr>
+    </w:p>
+    <w:p>
+      <w:pPr>
+        <w:spacing w:before="0" w:after="0"/>
+      </w:pPr>
+    </w:p>
+    <w:p>
+      <w:pPr>
+        <w:spacing w:before="0" w:after="0"/>
+      </w:pPr>
+    </w:p>
+    <w:p>
+      <w:pPr>
+        <w:spacing w:before="0" w:after="0"/>
+      </w:pPr>
+    </w:p>
+    <w:p>
+      <w:pPr>
+        <w:spacing w:before="0" w:after="0"/>
+      </w:pPr>
+    </w:p>
+    <w:p>
+      <w:pPr>
+        <w:spacing w:before="0" w:after="0"/>
+      </w:pPr>
+    </w:p>
+    <w:p>
+      <w:pPr>
+        <w:spacing w:before="0" w:after="0"/>
+      </w:pPr>
+    </w:p>
+    <w:p>
+      <w:pPr>
+        <w:spacing w:before="0" w:after="0"/>
+      </w:pPr>
+    </w:p>
+    <w:p>
+      <w:pPr>
         <w:spacing w:before="160" w:after="80"/>
       </w:pPr>
       <w:r>
@@ -5498,7 +6243,7 @@
         </w:rPr>
         <w:drawing>
           <wp:inline>
-            <wp:extent cx="3600000" cy="1822452"/>
+            <wp:extent cx="3600000" cy="1725000"/>
             <wp:effectExtent b="0" l="0" r="0" t="0"/>
             <wp:docPr descr="" title="" id="158" name="Picture"/>
             <a:graphic>
@@ -5519,7 +6264,7 @@
                   <pic:spPr bwMode="auto">
                     <a:xfrm>
                       <a:off x="0" y="0"/>
-                      <a:ext cx="3600000" cy="1822452"/>
+                      <a:ext cx="3600000" cy="1725000"/>
                     </a:xfrm>
                     <a:prstGeom prst="rect">
                       <a:avLst/>
@@ -5565,6 +6310,46 @@
     </w:p>
     <w:p>
       <w:pPr>
+        <w:spacing w:before="0" w:after="0"/>
+      </w:pPr>
+    </w:p>
+    <w:p>
+      <w:pPr>
+        <w:spacing w:before="0" w:after="0"/>
+      </w:pPr>
+    </w:p>
+    <w:p>
+      <w:pPr>
+        <w:spacing w:before="0" w:after="0"/>
+      </w:pPr>
+    </w:p>
+    <w:p>
+      <w:pPr>
+        <w:spacing w:before="0" w:after="0"/>
+      </w:pPr>
+    </w:p>
+    <w:p>
+      <w:pPr>
+        <w:spacing w:before="0" w:after="0"/>
+      </w:pPr>
+    </w:p>
+    <w:p>
+      <w:pPr>
+        <w:spacing w:before="0" w:after="0"/>
+      </w:pPr>
+    </w:p>
+    <w:p>
+      <w:pPr>
+        <w:spacing w:before="0" w:after="0"/>
+      </w:pPr>
+    </w:p>
+    <w:p>
+      <w:pPr>
+        <w:spacing w:before="0" w:after="0"/>
+      </w:pPr>
+    </w:p>
+    <w:p>
+      <w:pPr>
         <w:spacing w:before="160" w:after="80"/>
       </w:pPr>
       <w:r>
@@ -5616,7 +6401,7 @@
         </w:rPr>
         <w:drawing>
           <wp:inline>
-            <wp:extent cx="3600000" cy="1521384"/>
+            <wp:extent cx="3600000" cy="1425155"/>
             <wp:effectExtent b="0" l="0" r="0" t="0"/>
             <wp:docPr descr="" title="" id="162" name="Picture"/>
             <a:graphic>
@@ -5637,7 +6422,7 @@
                   <pic:spPr bwMode="auto">
                     <a:xfrm>
                       <a:off x="0" y="0"/>
-                      <a:ext cx="3600000" cy="1521384"/>
+                      <a:ext cx="3600000" cy="1425155"/>
                     </a:xfrm>
                     <a:prstGeom prst="rect">
                       <a:avLst/>
@@ -5683,6 +6468,46 @@
     </w:p>
     <w:p>
       <w:pPr>
+        <w:spacing w:before="0" w:after="0"/>
+      </w:pPr>
+    </w:p>
+    <w:p>
+      <w:pPr>
+        <w:spacing w:before="0" w:after="0"/>
+      </w:pPr>
+    </w:p>
+    <w:p>
+      <w:pPr>
+        <w:spacing w:before="0" w:after="0"/>
+      </w:pPr>
+    </w:p>
+    <w:p>
+      <w:pPr>
+        <w:spacing w:before="0" w:after="0"/>
+      </w:pPr>
+    </w:p>
+    <w:p>
+      <w:pPr>
+        <w:spacing w:before="0" w:after="0"/>
+      </w:pPr>
+    </w:p>
+    <w:p>
+      <w:pPr>
+        <w:spacing w:before="0" w:after="0"/>
+      </w:pPr>
+    </w:p>
+    <w:p>
+      <w:pPr>
+        <w:spacing w:before="0" w:after="0"/>
+      </w:pPr>
+    </w:p>
+    <w:p>
+      <w:pPr>
+        <w:spacing w:before="0" w:after="0"/>
+      </w:pPr>
+    </w:p>
+    <w:p>
+      <w:pPr>
         <w:spacing w:before="160" w:after="80"/>
       </w:pPr>
       <w:r>
@@ -5734,7 +6559,7 @@
         </w:rPr>
         <w:drawing>
           <wp:inline>
-            <wp:extent cx="3600000" cy="612847"/>
+            <wp:extent cx="3600000" cy="587041"/>
             <wp:effectExtent b="0" l="0" r="0" t="0"/>
             <wp:docPr descr="" title="" id="166" name="Picture"/>
             <a:graphic>
@@ -5755,7 +6580,7 @@
                   <pic:spPr bwMode="auto">
                     <a:xfrm>
                       <a:off x="0" y="0"/>
-                      <a:ext cx="3600000" cy="612847"/>
+                      <a:ext cx="3600000" cy="587041"/>
                     </a:xfrm>
                     <a:prstGeom prst="rect">
                       <a:avLst/>
@@ -5801,6 +6626,46 @@
     </w:p>
     <w:p>
       <w:pPr>
+        <w:spacing w:before="0" w:after="0"/>
+      </w:pPr>
+    </w:p>
+    <w:p>
+      <w:pPr>
+        <w:spacing w:before="0" w:after="0"/>
+      </w:pPr>
+    </w:p>
+    <w:p>
+      <w:pPr>
+        <w:spacing w:before="0" w:after="0"/>
+      </w:pPr>
+    </w:p>
+    <w:p>
+      <w:pPr>
+        <w:spacing w:before="0" w:after="0"/>
+      </w:pPr>
+    </w:p>
+    <w:p>
+      <w:pPr>
+        <w:spacing w:before="0" w:after="0"/>
+      </w:pPr>
+    </w:p>
+    <w:p>
+      <w:pPr>
+        <w:spacing w:before="0" w:after="0"/>
+      </w:pPr>
+    </w:p>
+    <w:p>
+      <w:pPr>
+        <w:spacing w:before="0" w:after="0"/>
+      </w:pPr>
+    </w:p>
+    <w:p>
+      <w:pPr>
+        <w:spacing w:before="0" w:after="0"/>
+      </w:pPr>
+    </w:p>
+    <w:p>
+      <w:pPr>
         <w:spacing w:before="160" w:after="80"/>
       </w:pPr>
       <w:r>
@@ -5852,7 +6717,7 @@
         </w:rPr>
         <w:drawing>
           <wp:inline>
-            <wp:extent cx="3600000" cy="450477"/>
+            <wp:extent cx="3599998" cy="450477"/>
             <wp:effectExtent b="0" l="0" r="0" t="0"/>
             <wp:docPr descr="" title="" id="170" name="Picture"/>
             <a:graphic>
@@ -5873,7 +6738,7 @@
                   <pic:spPr bwMode="auto">
                     <a:xfrm>
                       <a:off x="0" y="0"/>
-                      <a:ext cx="3600000" cy="450477"/>
+                      <a:ext cx="3599998" cy="450477"/>
                     </a:xfrm>
                     <a:prstGeom prst="rect">
                       <a:avLst/>
@@ -5919,6 +6784,46 @@
     </w:p>
     <w:p>
       <w:pPr>
+        <w:spacing w:before="0" w:after="0"/>
+      </w:pPr>
+    </w:p>
+    <w:p>
+      <w:pPr>
+        <w:spacing w:before="0" w:after="0"/>
+      </w:pPr>
+    </w:p>
+    <w:p>
+      <w:pPr>
+        <w:spacing w:before="0" w:after="0"/>
+      </w:pPr>
+    </w:p>
+    <w:p>
+      <w:pPr>
+        <w:spacing w:before="0" w:after="0"/>
+      </w:pPr>
+    </w:p>
+    <w:p>
+      <w:pPr>
+        <w:spacing w:before="0" w:after="0"/>
+      </w:pPr>
+    </w:p>
+    <w:p>
+      <w:pPr>
+        <w:spacing w:before="0" w:after="0"/>
+      </w:pPr>
+    </w:p>
+    <w:p>
+      <w:pPr>
+        <w:spacing w:before="0" w:after="0"/>
+      </w:pPr>
+    </w:p>
+    <w:p>
+      <w:pPr>
+        <w:spacing w:before="0" w:after="0"/>
+      </w:pPr>
+    </w:p>
+    <w:p>
+      <w:pPr>
         <w:spacing w:before="160" w:after="80"/>
       </w:pPr>
       <w:r>
@@ -5970,7 +6875,7 @@
         </w:rPr>
         <w:drawing>
           <wp:inline>
-            <wp:extent cx="3327400" cy="1397000"/>
+            <wp:extent cx="3327400" cy="1359444"/>
             <wp:effectExtent b="0" l="0" r="0" t="0"/>
             <wp:docPr descr="" title="" id="174" name="Picture"/>
             <a:graphic>
@@ -5991,7 +6896,7 @@
                   <pic:spPr bwMode="auto">
                     <a:xfrm>
                       <a:off x="0" y="0"/>
-                      <a:ext cx="3327400" cy="1397000"/>
+                      <a:ext cx="3327400" cy="1359444"/>
                     </a:xfrm>
                     <a:prstGeom prst="rect">
                       <a:avLst/>
@@ -6037,6 +6942,46 @@
     </w:p>
     <w:p>
       <w:pPr>
+        <w:spacing w:before="0" w:after="0"/>
+      </w:pPr>
+    </w:p>
+    <w:p>
+      <w:pPr>
+        <w:spacing w:before="0" w:after="0"/>
+      </w:pPr>
+    </w:p>
+    <w:p>
+      <w:pPr>
+        <w:spacing w:before="0" w:after="0"/>
+      </w:pPr>
+    </w:p>
+    <w:p>
+      <w:pPr>
+        <w:spacing w:before="0" w:after="0"/>
+      </w:pPr>
+    </w:p>
+    <w:p>
+      <w:pPr>
+        <w:spacing w:before="0" w:after="0"/>
+      </w:pPr>
+    </w:p>
+    <w:p>
+      <w:pPr>
+        <w:spacing w:before="0" w:after="0"/>
+      </w:pPr>
+    </w:p>
+    <w:p>
+      <w:pPr>
+        <w:spacing w:before="0" w:after="0"/>
+      </w:pPr>
+    </w:p>
+    <w:p>
+      <w:pPr>
+        <w:spacing w:before="0" w:after="0"/>
+      </w:pPr>
+    </w:p>
+    <w:p>
+      <w:pPr>
         <w:spacing w:before="160" w:after="80"/>
       </w:pPr>
       <w:r>
@@ -6088,7 +7033,7 @@
         </w:rPr>
         <w:drawing>
           <wp:inline>
-            <wp:extent cx="3600000" cy="2663777"/>
+            <wp:extent cx="3570839" cy="2663777"/>
             <wp:effectExtent b="0" l="0" r="0" t="0"/>
             <wp:docPr descr="" title="" id="178" name="Picture"/>
             <a:graphic>
@@ -6109,7 +7054,7 @@
                   <pic:spPr bwMode="auto">
                     <a:xfrm>
                       <a:off x="0" y="0"/>
-                      <a:ext cx="3600000" cy="2663777"/>
+                      <a:ext cx="3570839" cy="2663777"/>
                     </a:xfrm>
                     <a:prstGeom prst="rect">
                       <a:avLst/>
@@ -6140,7 +7085,7 @@
         </w:rPr>
         <w:drawing>
           <wp:inline>
-            <wp:extent cx="2755900" cy="1282700"/>
+            <wp:extent cx="2755900" cy="1248979"/>
             <wp:effectExtent b="0" l="0" r="0" t="0"/>
             <wp:docPr descr="" title="" id="181" name="Picture"/>
             <a:graphic>
@@ -6161,7 +7106,7 @@
                   <pic:spPr bwMode="auto">
                     <a:xfrm>
                       <a:off x="0" y="0"/>
-                      <a:ext cx="2755900" cy="1282700"/>
+                      <a:ext cx="2755900" cy="1248979"/>
                     </a:xfrm>
                     <a:prstGeom prst="rect">
                       <a:avLst/>
@@ -6192,7 +7137,7 @@
         </w:rPr>
         <w:drawing>
           <wp:inline>
-            <wp:extent cx="3600000" cy="1755000"/>
+            <wp:extent cx="3600000" cy="1661538"/>
             <wp:effectExtent b="0" l="0" r="0" t="0"/>
             <wp:docPr descr="" title="" id="184" name="Picture"/>
             <a:graphic>
@@ -6213,7 +7158,7 @@
                   <pic:spPr bwMode="auto">
                     <a:xfrm>
                       <a:off x="0" y="0"/>
-                      <a:ext cx="3600000" cy="1755000"/>
+                      <a:ext cx="3600000" cy="1661538"/>
                     </a:xfrm>
                     <a:prstGeom prst="rect">
                       <a:avLst/>
@@ -6256,7 +7201,7 @@
         </w:rPr>
         <w:drawing>
           <wp:inline>
-            <wp:extent cx="2844800" cy="2057400"/>
+            <wp:extent cx="2844800" cy="2045547"/>
             <wp:effectExtent b="0" l="0" r="0" t="0"/>
             <wp:docPr descr="" title="" id="187" name="Picture"/>
             <a:graphic>
@@ -6277,7 +7222,7 @@
                   <pic:spPr bwMode="auto">
                     <a:xfrm>
                       <a:off x="0" y="0"/>
-                      <a:ext cx="2844800" cy="2057400"/>
+                      <a:ext cx="2844800" cy="2045547"/>
                     </a:xfrm>
                     <a:prstGeom prst="rect">
                       <a:avLst/>
@@ -6335,6 +7280,46 @@
     </w:p>
     <w:p>
       <w:pPr>
+        <w:spacing w:before="0" w:after="0"/>
+      </w:pPr>
+    </w:p>
+    <w:p>
+      <w:pPr>
+        <w:spacing w:before="0" w:after="0"/>
+      </w:pPr>
+    </w:p>
+    <w:p>
+      <w:pPr>
+        <w:spacing w:before="0" w:after="0"/>
+      </w:pPr>
+    </w:p>
+    <w:p>
+      <w:pPr>
+        <w:spacing w:before="0" w:after="0"/>
+      </w:pPr>
+    </w:p>
+    <w:p>
+      <w:pPr>
+        <w:spacing w:before="0" w:after="0"/>
+      </w:pPr>
+    </w:p>
+    <w:p>
+      <w:pPr>
+        <w:spacing w:before="0" w:after="0"/>
+      </w:pPr>
+    </w:p>
+    <w:p>
+      <w:pPr>
+        <w:spacing w:before="0" w:after="0"/>
+      </w:pPr>
+    </w:p>
+    <w:p>
+      <w:pPr>
+        <w:spacing w:before="0" w:after="0"/>
+      </w:pPr>
+    </w:p>
+    <w:p>
+      <w:pPr>
         <w:spacing w:before="160" w:after="80"/>
       </w:pPr>
       <w:r>
@@ -6386,7 +7371,7 @@
         </w:rPr>
         <w:drawing>
           <wp:inline>
-            <wp:extent cx="2336800" cy="1841500"/>
+            <wp:extent cx="2336800" cy="1824804"/>
             <wp:effectExtent b="0" l="0" r="0" t="0"/>
             <wp:docPr descr="" title="" id="191" name="Picture"/>
             <a:graphic>
@@ -6407,7 +7392,7 @@
                   <pic:spPr bwMode="auto">
                     <a:xfrm>
                       <a:off x="0" y="0"/>
-                      <a:ext cx="2336800" cy="1841500"/>
+                      <a:ext cx="2336800" cy="1824804"/>
                     </a:xfrm>
                     <a:prstGeom prst="rect">
                       <a:avLst/>
@@ -6453,6 +7438,46 @@
     </w:p>
     <w:p>
       <w:pPr>
+        <w:spacing w:before="0" w:after="0"/>
+      </w:pPr>
+    </w:p>
+    <w:p>
+      <w:pPr>
+        <w:spacing w:before="0" w:after="0"/>
+      </w:pPr>
+    </w:p>
+    <w:p>
+      <w:pPr>
+        <w:spacing w:before="0" w:after="0"/>
+      </w:pPr>
+    </w:p>
+    <w:p>
+      <w:pPr>
+        <w:spacing w:before="0" w:after="0"/>
+      </w:pPr>
+    </w:p>
+    <w:p>
+      <w:pPr>
+        <w:spacing w:before="0" w:after="0"/>
+      </w:pPr>
+    </w:p>
+    <w:p>
+      <w:pPr>
+        <w:spacing w:before="0" w:after="0"/>
+      </w:pPr>
+    </w:p>
+    <w:p>
+      <w:pPr>
+        <w:spacing w:before="0" w:after="0"/>
+      </w:pPr>
+    </w:p>
+    <w:p>
+      <w:pPr>
+        <w:spacing w:before="0" w:after="0"/>
+      </w:pPr>
+    </w:p>
+    <w:p>
+      <w:pPr>
         <w:spacing w:before="160" w:after="80"/>
       </w:pPr>
       <w:r>
@@ -6516,7 +7541,7 @@
         </w:rPr>
         <w:drawing>
           <wp:inline>
-            <wp:extent cx="3600000" cy="1447272"/>
+            <wp:extent cx="3600000" cy="1373733"/>
             <wp:effectExtent b="0" l="0" r="0" t="0"/>
             <wp:docPr descr="" title="" id="195" name="Picture"/>
             <a:graphic>
@@ -6537,7 +7562,7 @@
                   <pic:spPr bwMode="auto">
                     <a:xfrm>
                       <a:off x="0" y="0"/>
-                      <a:ext cx="3600000" cy="1447272"/>
+                      <a:ext cx="3600000" cy="1373733"/>
                     </a:xfrm>
                     <a:prstGeom prst="rect">
                       <a:avLst/>
@@ -6558,6 +7583,46 @@
     </w:p>
     <w:p>
       <w:pPr>
+        <w:spacing w:before="0" w:after="0"/>
+      </w:pPr>
+    </w:p>
+    <w:p>
+      <w:pPr>
+        <w:spacing w:before="0" w:after="0"/>
+      </w:pPr>
+    </w:p>
+    <w:p>
+      <w:pPr>
+        <w:spacing w:before="0" w:after="0"/>
+      </w:pPr>
+    </w:p>
+    <w:p>
+      <w:pPr>
+        <w:spacing w:before="0" w:after="0"/>
+      </w:pPr>
+    </w:p>
+    <w:p>
+      <w:pPr>
+        <w:spacing w:before="0" w:after="0"/>
+      </w:pPr>
+    </w:p>
+    <w:p>
+      <w:pPr>
+        <w:spacing w:before="0" w:after="0"/>
+      </w:pPr>
+    </w:p>
+    <w:p>
+      <w:pPr>
+        <w:spacing w:before="0" w:after="0"/>
+      </w:pPr>
+    </w:p>
+    <w:p>
+      <w:pPr>
+        <w:spacing w:before="0" w:after="0"/>
+      </w:pPr>
+    </w:p>
+    <w:p>
+      <w:pPr>
         <w:spacing w:before="160" w:after="80"/>
       </w:pPr>
       <w:r>
@@ -6609,7 +7674,7 @@
         </w:rPr>
         <w:drawing>
           <wp:inline>
-            <wp:extent cx="3600000" cy="892610"/>
+            <wp:extent cx="3600000" cy="891089"/>
             <wp:effectExtent b="0" l="0" r="0" t="0"/>
             <wp:docPr descr="" title="" id="199" name="Picture"/>
             <a:graphic>
@@ -6630,7 +7695,7 @@
                   <pic:spPr bwMode="auto">
                     <a:xfrm>
                       <a:off x="0" y="0"/>
-                      <a:ext cx="3600000" cy="892610"/>
+                      <a:ext cx="3600000" cy="891089"/>
                     </a:xfrm>
                     <a:prstGeom prst="rect">
                       <a:avLst/>
@@ -6651,6 +7716,31 @@
     </w:p>
     <w:p>
       <w:pPr>
+        <w:spacing w:before="0" w:after="0"/>
+      </w:pPr>
+    </w:p>
+    <w:p>
+      <w:pPr>
+        <w:spacing w:before="0" w:after="0"/>
+      </w:pPr>
+    </w:p>
+    <w:p>
+      <w:pPr>
+        <w:spacing w:before="0" w:after="0"/>
+      </w:pPr>
+    </w:p>
+    <w:p>
+      <w:pPr>
+        <w:spacing w:before="0" w:after="0"/>
+      </w:pPr>
+    </w:p>
+    <w:p>
+      <w:pPr>
+        <w:spacing w:before="0" w:after="0"/>
+      </w:pPr>
+    </w:p>
+    <w:p>
+      <w:pPr>
         <w:spacing w:before="160" w:after="80"/>
       </w:pPr>
       <w:r>
@@ -6702,7 +7792,7 @@
         </w:rPr>
         <w:drawing>
           <wp:inline>
-            <wp:extent cx="3600000" cy="943798"/>
+            <wp:extent cx="3600000" cy="933962"/>
             <wp:effectExtent b="0" l="0" r="0" t="0"/>
             <wp:docPr descr="" title="" id="203" name="Picture"/>
             <a:graphic>
@@ -6723,7 +7813,7 @@
                   <pic:spPr bwMode="auto">
                     <a:xfrm>
                       <a:off x="0" y="0"/>
-                      <a:ext cx="3600000" cy="943798"/>
+                      <a:ext cx="3600000" cy="933962"/>
                     </a:xfrm>
                     <a:prstGeom prst="rect">
                       <a:avLst/>
@@ -6744,6 +7834,21 @@
     </w:p>
     <w:p>
       <w:pPr>
+        <w:spacing w:before="0" w:after="0"/>
+      </w:pPr>
+    </w:p>
+    <w:p>
+      <w:pPr>
+        <w:spacing w:before="0" w:after="0"/>
+      </w:pPr>
+    </w:p>
+    <w:p>
+      <w:pPr>
+        <w:spacing w:before="0" w:after="0"/>
+      </w:pPr>
+    </w:p>
+    <w:p>
+      <w:pPr>
         <w:spacing w:before="160" w:after="80"/>
       </w:pPr>
       <w:r>
@@ -6795,7 +7900,7 @@
         </w:rPr>
         <w:drawing>
           <wp:inline>
-            <wp:extent cx="3600000" cy="1032885"/>
+            <wp:extent cx="3600000" cy="1012881"/>
             <wp:effectExtent b="0" l="0" r="0" t="0"/>
             <wp:docPr descr="" title="" id="207" name="Picture"/>
             <a:graphic>
@@ -6816,7 +7921,7 @@
                   <pic:spPr bwMode="auto">
                     <a:xfrm>
                       <a:off x="0" y="0"/>
-                      <a:ext cx="3600000" cy="1032885"/>
+                      <a:ext cx="3600000" cy="1012881"/>
                     </a:xfrm>
                     <a:prstGeom prst="rect">
                       <a:avLst/>
@@ -6837,6 +7942,31 @@
     </w:p>
     <w:p>
       <w:pPr>
+        <w:spacing w:before="0" w:after="0"/>
+      </w:pPr>
+    </w:p>
+    <w:p>
+      <w:pPr>
+        <w:spacing w:before="0" w:after="0"/>
+      </w:pPr>
+    </w:p>
+    <w:p>
+      <w:pPr>
+        <w:spacing w:before="0" w:after="0"/>
+      </w:pPr>
+    </w:p>
+    <w:p>
+      <w:pPr>
+        <w:spacing w:before="0" w:after="0"/>
+      </w:pPr>
+    </w:p>
+    <w:p>
+      <w:pPr>
+        <w:spacing w:before="0" w:after="0"/>
+      </w:pPr>
+    </w:p>
+    <w:p>
+      <w:pPr>
         <w:spacing w:before="160" w:after="80"/>
       </w:pPr>
       <w:r>
@@ -6888,7 +8018,7 @@
         </w:rPr>
         <w:drawing>
           <wp:inline>
-            <wp:extent cx="3600000" cy="909152"/>
+            <wp:extent cx="3600000" cy="904584"/>
             <wp:effectExtent b="0" l="0" r="0" t="0"/>
             <wp:docPr descr="" title="" id="211" name="Picture"/>
             <a:graphic>
@@ -6909,7 +8039,7 @@
                   <pic:spPr bwMode="auto">
                     <a:xfrm>
                       <a:off x="0" y="0"/>
-                      <a:ext cx="3600000" cy="909152"/>
+                      <a:ext cx="3600000" cy="904584"/>
                     </a:xfrm>
                     <a:prstGeom prst="rect">
                       <a:avLst/>
@@ -6940,7 +8070,7 @@
         </w:rPr>
         <w:drawing>
           <wp:inline>
-            <wp:extent cx="3600000" cy="1120957"/>
+            <wp:extent cx="3600000" cy="1060521"/>
             <wp:effectExtent b="0" l="0" r="0" t="0"/>
             <wp:docPr descr="" title="" id="214" name="Picture"/>
             <a:graphic>
@@ -6961,7 +8091,7 @@
                   <pic:spPr bwMode="auto">
                     <a:xfrm>
                       <a:off x="0" y="0"/>
-                      <a:ext cx="3600000" cy="1120957"/>
+                      <a:ext cx="3600000" cy="1060521"/>
                     </a:xfrm>
                     <a:prstGeom prst="rect">
                       <a:avLst/>
@@ -6982,6 +8112,21 @@
     </w:p>
     <w:p>
       <w:pPr>
+        <w:spacing w:before="0" w:after="0"/>
+      </w:pPr>
+    </w:p>
+    <w:p>
+      <w:pPr>
+        <w:spacing w:before="0" w:after="0"/>
+      </w:pPr>
+    </w:p>
+    <w:p>
+      <w:pPr>
+        <w:spacing w:before="0" w:after="0"/>
+      </w:pPr>
+    </w:p>
+    <w:p>
+      <w:pPr>
         <w:spacing w:before="160" w:after="80"/>
       </w:pPr>
       <w:r>
@@ -7033,7 +8178,7 @@
         </w:rPr>
         <w:drawing>
           <wp:inline>
-            <wp:extent cx="3600000" cy="576434"/>
+            <wp:extent cx="3599993" cy="576434"/>
             <wp:effectExtent b="0" l="0" r="0" t="0"/>
             <wp:docPr descr="" title="" id="218" name="Picture"/>
             <a:graphic>
@@ -7054,7 +8199,7 @@
                   <pic:spPr bwMode="auto">
                     <a:xfrm>
                       <a:off x="0" y="0"/>
-                      <a:ext cx="3600000" cy="576434"/>
+                      <a:ext cx="3599993" cy="576434"/>
                     </a:xfrm>
                     <a:prstGeom prst="rect">
                       <a:avLst/>
@@ -7075,6 +8220,21 @@
     </w:p>
     <w:p>
       <w:pPr>
+        <w:spacing w:before="0" w:after="0"/>
+      </w:pPr>
+    </w:p>
+    <w:p>
+      <w:pPr>
+        <w:spacing w:before="0" w:after="0"/>
+      </w:pPr>
+    </w:p>
+    <w:p>
+      <w:pPr>
+        <w:spacing w:before="0" w:after="0"/>
+      </w:pPr>
+    </w:p>
+    <w:p>
+      <w:pPr>
         <w:spacing w:before="160" w:after="80"/>
       </w:pPr>
       <w:r>
@@ -7138,7 +8298,7 @@
         </w:rPr>
         <w:drawing>
           <wp:inline>
-            <wp:extent cx="3600000" cy="839603"/>
+            <wp:extent cx="3600000" cy="807921"/>
             <wp:effectExtent b="0" l="0" r="0" t="0"/>
             <wp:docPr descr="" title="" id="222" name="Picture"/>
             <a:graphic>
@@ -7159,7 +8319,7 @@
                   <pic:spPr bwMode="auto">
                     <a:xfrm>
                       <a:off x="0" y="0"/>
-                      <a:ext cx="3600000" cy="839603"/>
+                      <a:ext cx="3600000" cy="807921"/>
                     </a:xfrm>
                     <a:prstGeom prst="rect">
                       <a:avLst/>
@@ -7180,6 +8340,31 @@
     </w:p>
     <w:p>
       <w:pPr>
+        <w:spacing w:before="0" w:after="0"/>
+      </w:pPr>
+    </w:p>
+    <w:p>
+      <w:pPr>
+        <w:spacing w:before="0" w:after="0"/>
+      </w:pPr>
+    </w:p>
+    <w:p>
+      <w:pPr>
+        <w:spacing w:before="0" w:after="0"/>
+      </w:pPr>
+    </w:p>
+    <w:p>
+      <w:pPr>
+        <w:spacing w:before="0" w:after="0"/>
+      </w:pPr>
+    </w:p>
+    <w:p>
+      <w:pPr>
+        <w:spacing w:before="0" w:after="0"/>
+      </w:pPr>
+    </w:p>
+    <w:p>
+      <w:pPr>
         <w:spacing w:before="160" w:after="80"/>
       </w:pPr>
       <w:r>
@@ -7237,7 +8422,7 @@
         </w:rPr>
         <w:drawing>
           <wp:inline>
-            <wp:extent cx="3600000" cy="817322"/>
+            <wp:extent cx="3599996" cy="817322"/>
             <wp:effectExtent b="0" l="0" r="0" t="0"/>
             <wp:docPr descr="" title="" id="226" name="Picture"/>
             <a:graphic>
@@ -7258,7 +8443,7 @@
                   <pic:spPr bwMode="auto">
                     <a:xfrm>
                       <a:off x="0" y="0"/>
-                      <a:ext cx="3600000" cy="817322"/>
+                      <a:ext cx="3599996" cy="817322"/>
                     </a:xfrm>
                     <a:prstGeom prst="rect">
                       <a:avLst/>
@@ -7346,6 +8531,31 @@
     </w:p>
     <w:p>
       <w:pPr>
+        <w:spacing w:before="0" w:after="0"/>
+      </w:pPr>
+    </w:p>
+    <w:p>
+      <w:pPr>
+        <w:spacing w:before="0" w:after="0"/>
+      </w:pPr>
+    </w:p>
+    <w:p>
+      <w:pPr>
+        <w:spacing w:before="0" w:after="0"/>
+      </w:pPr>
+    </w:p>
+    <w:p>
+      <w:pPr>
+        <w:spacing w:before="0" w:after="0"/>
+      </w:pPr>
+    </w:p>
+    <w:p>
+      <w:pPr>
+        <w:spacing w:before="0" w:after="0"/>
+      </w:pPr>
+    </w:p>
+    <w:p>
+      <w:pPr>
         <w:spacing w:before="160" w:after="80"/>
       </w:pPr>
       <w:r>
@@ -7433,7 +8643,7 @@
         </w:rPr>
         <w:drawing>
           <wp:inline>
-            <wp:extent cx="3149600" cy="1028700"/>
+            <wp:extent cx="3149600" cy="972099"/>
             <wp:effectExtent b="0" l="0" r="0" t="0"/>
             <wp:docPr descr="" title="" id="230" name="Picture"/>
             <a:graphic>
@@ -7454,7 +8664,7 @@
                   <pic:spPr bwMode="auto">
                     <a:xfrm>
                       <a:off x="0" y="0"/>
-                      <a:ext cx="3149600" cy="1028700"/>
+                      <a:ext cx="3149600" cy="972099"/>
                     </a:xfrm>
                     <a:prstGeom prst="rect">
                       <a:avLst/>
@@ -7614,7 +8824,7 @@
         </w:rPr>
         <w:drawing>
           <wp:inline>
-            <wp:extent cx="3600000" cy="1563093"/>
+            <wp:extent cx="3600000" cy="1553324"/>
             <wp:effectExtent b="0" l="0" r="0" t="0"/>
             <wp:docPr descr="" title="" id="233" name="Picture"/>
             <a:graphic>
@@ -7635,7 +8845,7 @@
                   <pic:spPr bwMode="auto">
                     <a:xfrm>
                       <a:off x="0" y="0"/>
-                      <a:ext cx="3600000" cy="1563093"/>
+                      <a:ext cx="3600000" cy="1553324"/>
                     </a:xfrm>
                     <a:prstGeom prst="rect">
                       <a:avLst/>
@@ -7772,7 +8982,7 @@
         </w:rPr>
         <w:drawing>
           <wp:inline>
-            <wp:extent cx="3600000" cy="1408860"/>
+            <wp:extent cx="3600000" cy="1370886"/>
             <wp:effectExtent b="0" l="0" r="0" t="0"/>
             <wp:docPr descr="" title="" id="236" name="Picture"/>
             <a:graphic>
@@ -7793,7 +9003,7 @@
                   <pic:spPr bwMode="auto">
                     <a:xfrm>
                       <a:off x="0" y="0"/>
-                      <a:ext cx="3600000" cy="1408860"/>
+                      <a:ext cx="3600000" cy="1370886"/>
                     </a:xfrm>
                     <a:prstGeom prst="rect">
                       <a:avLst/>
@@ -8553,7 +9763,7 @@
         </w:rPr>
         <w:drawing>
           <wp:inline>
-            <wp:extent cx="3600000" cy="2531092"/>
+            <wp:extent cx="3600000" cy="2526136"/>
             <wp:effectExtent b="0" l="0" r="0" t="0"/>
             <wp:docPr descr="" title="" id="239" name="Picture"/>
             <a:graphic>
@@ -8574,7 +9784,7 @@
                   <pic:spPr bwMode="auto">
                     <a:xfrm>
                       <a:off x="0" y="0"/>
-                      <a:ext cx="3600000" cy="2531092"/>
+                      <a:ext cx="3600000" cy="2526136"/>
                     </a:xfrm>
                     <a:prstGeom prst="rect">
                       <a:avLst/>
@@ -8665,6 +9875,46 @@
     </w:p>
     <w:p>
       <w:pPr>
+        <w:spacing w:before="0" w:after="0"/>
+      </w:pPr>
+    </w:p>
+    <w:p>
+      <w:pPr>
+        <w:spacing w:before="0" w:after="0"/>
+      </w:pPr>
+    </w:p>
+    <w:p>
+      <w:pPr>
+        <w:spacing w:before="0" w:after="0"/>
+      </w:pPr>
+    </w:p>
+    <w:p>
+      <w:pPr>
+        <w:spacing w:before="0" w:after="0"/>
+      </w:pPr>
+    </w:p>
+    <w:p>
+      <w:pPr>
+        <w:spacing w:before="0" w:after="0"/>
+      </w:pPr>
+    </w:p>
+    <w:p>
+      <w:pPr>
+        <w:spacing w:before="0" w:after="0"/>
+      </w:pPr>
+    </w:p>
+    <w:p>
+      <w:pPr>
+        <w:spacing w:before="0" w:after="0"/>
+      </w:pPr>
+    </w:p>
+    <w:p>
+      <w:pPr>
+        <w:spacing w:before="0" w:after="0"/>
+      </w:pPr>
+    </w:p>
+    <w:p>
+      <w:pPr>
         <w:spacing w:before="160" w:after="80"/>
       </w:pPr>
       <w:r>
@@ -8959,6 +10209,31 @@
         </w:rPr>
         <w:t>并说明主要产物的判断依据</w:t>
       </w:r>
+    </w:p>
+    <w:p>
+      <w:pPr>
+        <w:spacing w:before="0" w:after="0"/>
+      </w:pPr>
+    </w:p>
+    <w:p>
+      <w:pPr>
+        <w:spacing w:before="0" w:after="0"/>
+      </w:pPr>
+    </w:p>
+    <w:p>
+      <w:pPr>
+        <w:spacing w:before="0" w:after="0"/>
+      </w:pPr>
+    </w:p>
+    <w:p>
+      <w:pPr>
+        <w:spacing w:before="0" w:after="0"/>
+      </w:pPr>
+    </w:p>
+    <w:p>
+      <w:pPr>
+        <w:spacing w:before="0" w:after="0"/>
+      </w:pPr>
     </w:p>
     <w:p>
       <w:pPr>
@@ -9629,6 +10904,21 @@
     </w:p>
     <w:p>
       <w:pPr>
+        <w:spacing w:before="0" w:after="0"/>
+      </w:pPr>
+    </w:p>
+    <w:p>
+      <w:pPr>
+        <w:spacing w:before="0" w:after="0"/>
+      </w:pPr>
+    </w:p>
+    <w:p>
+      <w:pPr>
+        <w:spacing w:before="0" w:after="0"/>
+      </w:pPr>
+    </w:p>
+    <w:p>
+      <w:pPr>
         <w:spacing w:before="160" w:after="80"/>
       </w:pPr>
       <w:r>
@@ -9864,7 +11154,7 @@
         </w:rPr>
         <w:drawing>
           <wp:inline>
-            <wp:extent cx="3600000" cy="1512000"/>
+            <wp:extent cx="3600000" cy="1456263"/>
             <wp:effectExtent b="0" l="0" r="0" t="0"/>
             <wp:docPr descr="" title="" id="245" name="Picture"/>
             <a:graphic>
@@ -9885,7 +11175,7 @@
                   <pic:spPr bwMode="auto">
                     <a:xfrm>
                       <a:off x="0" y="0"/>
-                      <a:ext cx="3600000" cy="1512000"/>
+                      <a:ext cx="3600000" cy="1456263"/>
                     </a:xfrm>
                     <a:prstGeom prst="rect">
                       <a:avLst/>
@@ -9906,6 +11196,31 @@
     </w:p>
     <w:p>
       <w:pPr>
+        <w:spacing w:before="0" w:after="0"/>
+      </w:pPr>
+    </w:p>
+    <w:p>
+      <w:pPr>
+        <w:spacing w:before="0" w:after="0"/>
+      </w:pPr>
+    </w:p>
+    <w:p>
+      <w:pPr>
+        <w:spacing w:before="0" w:after="0"/>
+      </w:pPr>
+    </w:p>
+    <w:p>
+      <w:pPr>
+        <w:spacing w:before="0" w:after="0"/>
+      </w:pPr>
+    </w:p>
+    <w:p>
+      <w:pPr>
+        <w:spacing w:before="0" w:after="0"/>
+      </w:pPr>
+    </w:p>
+    <w:p>
+      <w:pPr>
         <w:spacing w:before="160" w:after="80"/>
       </w:pPr>
       <w:r>
@@ -10147,6 +11462,31 @@
         </w:rPr>
         <w:t>二甲酸</w:t>
       </w:r>
+    </w:p>
+    <w:p>
+      <w:pPr>
+        <w:spacing w:before="0" w:after="0"/>
+      </w:pPr>
+    </w:p>
+    <w:p>
+      <w:pPr>
+        <w:spacing w:before="0" w:after="0"/>
+      </w:pPr>
+    </w:p>
+    <w:p>
+      <w:pPr>
+        <w:spacing w:before="0" w:after="0"/>
+      </w:pPr>
+    </w:p>
+    <w:p>
+      <w:pPr>
+        <w:spacing w:before="0" w:after="0"/>
+      </w:pPr>
+    </w:p>
+    <w:p>
+      <w:pPr>
+        <w:spacing w:before="0" w:after="0"/>
+      </w:pPr>
     </w:p>
     <w:p>
       <w:pPr>
@@ -10494,6 +11834,31 @@
         </w:rPr>
         <w:t>？</w:t>
       </w:r>
+    </w:p>
+    <w:p>
+      <w:pPr>
+        <w:spacing w:before="0" w:after="0"/>
+      </w:pPr>
+    </w:p>
+    <w:p>
+      <w:pPr>
+        <w:spacing w:before="0" w:after="0"/>
+      </w:pPr>
+    </w:p>
+    <w:p>
+      <w:pPr>
+        <w:spacing w:before="0" w:after="0"/>
+      </w:pPr>
+    </w:p>
+    <w:p>
+      <w:pPr>
+        <w:spacing w:before="0" w:after="0"/>
+      </w:pPr>
+    </w:p>
+    <w:p>
+      <w:pPr>
+        <w:spacing w:before="0" w:after="0"/>
+      </w:pPr>
     </w:p>
     <w:p>
       <w:pPr>
@@ -11294,6 +12659,31 @@
     </w:p>
     <w:p>
       <w:pPr>
+        <w:spacing w:before="0" w:after="0"/>
+      </w:pPr>
+    </w:p>
+    <w:p>
+      <w:pPr>
+        <w:spacing w:before="0" w:after="0"/>
+      </w:pPr>
+    </w:p>
+    <w:p>
+      <w:pPr>
+        <w:spacing w:before="0" w:after="0"/>
+      </w:pPr>
+    </w:p>
+    <w:p>
+      <w:pPr>
+        <w:spacing w:before="0" w:after="0"/>
+      </w:pPr>
+    </w:p>
+    <w:p>
+      <w:pPr>
+        <w:spacing w:before="0" w:after="0"/>
+      </w:pPr>
+    </w:p>
+    <w:p>
+      <w:pPr>
         <w:spacing w:before="160" w:after="80"/>
       </w:pPr>
       <w:r>
@@ -11797,6 +13187,31 @@
         </w:rPr>
         <w:t xml:space="preserve">产物</w:t>
       </w:r>
+    </w:p>
+    <w:p>
+      <w:pPr>
+        <w:spacing w:before="0" w:after="0"/>
+      </w:pPr>
+    </w:p>
+    <w:p>
+      <w:pPr>
+        <w:spacing w:before="0" w:after="0"/>
+      </w:pPr>
+    </w:p>
+    <w:p>
+      <w:pPr>
+        <w:spacing w:before="0" w:after="0"/>
+      </w:pPr>
+    </w:p>
+    <w:p>
+      <w:pPr>
+        <w:spacing w:before="0" w:after="0"/>
+      </w:pPr>
+    </w:p>
+    <w:p>
+      <w:pPr>
+        <w:spacing w:before="0" w:after="0"/>
+      </w:pPr>
     </w:p>
     <w:p>
       <w:pPr>
@@ -12445,7 +13860,7 @@
         </w:rPr>
         <w:drawing>
           <wp:inline>
-            <wp:extent cx="3600000" cy="1497600"/>
+            <wp:extent cx="3600000" cy="1374684"/>
             <wp:effectExtent b="0" l="0" r="0" t="0"/>
             <wp:docPr descr="" title="" id="253" name="Picture"/>
             <a:graphic>
@@ -12466,7 +13881,7 @@
                   <pic:spPr bwMode="auto">
                     <a:xfrm>
                       <a:off x="0" y="0"/>
-                      <a:ext cx="3600000" cy="1497600"/>
+                      <a:ext cx="3600000" cy="1374684"/>
                     </a:xfrm>
                     <a:prstGeom prst="rect">
                       <a:avLst/>
@@ -12487,6 +13902,46 @@
     </w:p>
     <w:p>
       <w:pPr>
+        <w:spacing w:before="0" w:after="0"/>
+      </w:pPr>
+    </w:p>
+    <w:p>
+      <w:pPr>
+        <w:spacing w:before="0" w:after="0"/>
+      </w:pPr>
+    </w:p>
+    <w:p>
+      <w:pPr>
+        <w:spacing w:before="0" w:after="0"/>
+      </w:pPr>
+    </w:p>
+    <w:p>
+      <w:pPr>
+        <w:spacing w:before="0" w:after="0"/>
+      </w:pPr>
+    </w:p>
+    <w:p>
+      <w:pPr>
+        <w:spacing w:before="0" w:after="0"/>
+      </w:pPr>
+    </w:p>
+    <w:p>
+      <w:pPr>
+        <w:spacing w:before="0" w:after="0"/>
+      </w:pPr>
+    </w:p>
+    <w:p>
+      <w:pPr>
+        <w:spacing w:before="0" w:after="0"/>
+      </w:pPr>
+    </w:p>
+    <w:p>
+      <w:pPr>
+        <w:spacing w:before="0" w:after="0"/>
+      </w:pPr>
+    </w:p>
+    <w:p>
+      <w:pPr>
         <w:spacing w:before="160" w:after="80"/>
       </w:pPr>
       <w:r>
@@ -12846,7 +14301,7 @@
         </w:rPr>
         <w:drawing>
           <wp:inline>
-            <wp:extent cx="3600000" cy="1512000"/>
+            <wp:extent cx="3600000" cy="1456263"/>
             <wp:effectExtent b="0" l="0" r="0" t="0"/>
             <wp:docPr descr="" title="" id="256" name="Picture"/>
             <a:graphic>
@@ -12867,7 +14322,7 @@
                   <pic:spPr bwMode="auto">
                     <a:xfrm>
                       <a:off x="0" y="0"/>
-                      <a:ext cx="3600000" cy="1512000"/>
+                      <a:ext cx="3600000" cy="1456263"/>
                     </a:xfrm>
                     <a:prstGeom prst="rect">
                       <a:avLst/>
@@ -12888,6 +14343,31 @@
     </w:p>
     <w:p>
       <w:pPr>
+        <w:spacing w:before="0" w:after="0"/>
+      </w:pPr>
+    </w:p>
+    <w:p>
+      <w:pPr>
+        <w:spacing w:before="0" w:after="0"/>
+      </w:pPr>
+    </w:p>
+    <w:p>
+      <w:pPr>
+        <w:spacing w:before="0" w:after="0"/>
+      </w:pPr>
+    </w:p>
+    <w:p>
+      <w:pPr>
+        <w:spacing w:before="0" w:after="0"/>
+      </w:pPr>
+    </w:p>
+    <w:p>
+      <w:pPr>
+        <w:spacing w:before="0" w:after="0"/>
+      </w:pPr>
+    </w:p>
+    <w:p>
+      <w:pPr>
         <w:spacing w:before="160" w:after="80"/>
       </w:pPr>
       <w:r>
@@ -13036,7 +14516,7 @@
         </w:rPr>
         <w:drawing>
           <wp:inline>
-            <wp:extent cx="2806700" cy="3111500"/>
+            <wp:extent cx="2797735" cy="3111500"/>
             <wp:effectExtent b="0" l="0" r="0" t="0"/>
             <wp:docPr descr="" title="" id="261" name="Picture"/>
             <a:graphic>
@@ -13057,7 +14537,7 @@
                   <pic:spPr bwMode="auto">
                     <a:xfrm>
                       <a:off x="0" y="0"/>
-                      <a:ext cx="2806700" cy="3111500"/>
+                      <a:ext cx="2797735" cy="3111500"/>
                     </a:xfrm>
                     <a:prstGeom prst="rect">
                       <a:avLst/>
@@ -13078,6 +14558,31 @@
     </w:p>
     <w:p>
       <w:pPr>
+        <w:spacing w:before="0" w:after="0"/>
+      </w:pPr>
+    </w:p>
+    <w:p>
+      <w:pPr>
+        <w:spacing w:before="0" w:after="0"/>
+      </w:pPr>
+    </w:p>
+    <w:p>
+      <w:pPr>
+        <w:spacing w:before="0" w:after="0"/>
+      </w:pPr>
+    </w:p>
+    <w:p>
+      <w:pPr>
+        <w:spacing w:before="0" w:after="0"/>
+      </w:pPr>
+    </w:p>
+    <w:p>
+      <w:pPr>
+        <w:spacing w:before="0" w:after="0"/>
+      </w:pPr>
+    </w:p>
+    <w:p>
+      <w:pPr>
         <w:spacing w:before="160" w:after="80"/>
       </w:pPr>
       <w:r>
@@ -13200,7 +14705,7 @@
         </w:rPr>
         <w:drawing>
           <wp:inline>
-            <wp:extent cx="3600000" cy="1871502"/>
+            <wp:extent cx="3600000" cy="1868512"/>
             <wp:effectExtent b="0" l="0" r="0" t="0"/>
             <wp:docPr descr="" title="" id="265" name="Picture"/>
             <a:graphic>
@@ -13221,7 +14726,7 @@
                   <pic:spPr bwMode="auto">
                     <a:xfrm>
                       <a:off x="0" y="0"/>
-                      <a:ext cx="3600000" cy="1871502"/>
+                      <a:ext cx="3600000" cy="1868512"/>
                     </a:xfrm>
                     <a:prstGeom prst="rect">
                       <a:avLst/>
@@ -13242,6 +14747,31 @@
     </w:p>
     <w:p>
       <w:pPr>
+        <w:spacing w:before="0" w:after="0"/>
+      </w:pPr>
+    </w:p>
+    <w:p>
+      <w:pPr>
+        <w:spacing w:before="0" w:after="0"/>
+      </w:pPr>
+    </w:p>
+    <w:p>
+      <w:pPr>
+        <w:spacing w:before="0" w:after="0"/>
+      </w:pPr>
+    </w:p>
+    <w:p>
+      <w:pPr>
+        <w:spacing w:before="0" w:after="0"/>
+      </w:pPr>
+    </w:p>
+    <w:p>
+      <w:pPr>
+        <w:spacing w:before="0" w:after="0"/>
+      </w:pPr>
+    </w:p>
+    <w:p>
+      <w:pPr>
         <w:spacing w:before="160" w:after="80"/>
       </w:pPr>
       <w:r>
@@ -13394,7 +14924,7 @@
         </w:rPr>
         <w:drawing>
           <wp:inline>
-            <wp:extent cx="3600000" cy="1234285"/>
+            <wp:extent cx="3556930" cy="1234285"/>
             <wp:effectExtent b="0" l="0" r="0" t="0"/>
             <wp:docPr descr="" title="" id="269" name="Picture"/>
             <a:graphic>
@@ -13415,7 +14945,7 @@
                   <pic:spPr bwMode="auto">
                     <a:xfrm>
                       <a:off x="0" y="0"/>
-                      <a:ext cx="3600000" cy="1234285"/>
+                      <a:ext cx="3556930" cy="1234285"/>
                     </a:xfrm>
                     <a:prstGeom prst="rect">
                       <a:avLst/>
@@ -13446,7 +14976,7 @@
         </w:rPr>
         <w:drawing>
           <wp:inline>
-            <wp:extent cx="3600000" cy="1041653"/>
+            <wp:extent cx="3600000" cy="1029393"/>
             <wp:effectExtent b="0" l="0" r="0" t="0"/>
             <wp:docPr descr="" title="" id="272" name="Picture"/>
             <a:graphic>
@@ -13467,7 +14997,7 @@
                   <pic:spPr bwMode="auto">
                     <a:xfrm>
                       <a:off x="0" y="0"/>
-                      <a:ext cx="3600000" cy="1041653"/>
+                      <a:ext cx="3600000" cy="1029393"/>
                     </a:xfrm>
                     <a:prstGeom prst="rect">
                       <a:avLst/>
@@ -13488,6 +15018,46 @@
     </w:p>
     <w:p>
       <w:pPr>
+        <w:spacing w:before="0" w:after="0"/>
+      </w:pPr>
+    </w:p>
+    <w:p>
+      <w:pPr>
+        <w:spacing w:before="0" w:after="0"/>
+      </w:pPr>
+    </w:p>
+    <w:p>
+      <w:pPr>
+        <w:spacing w:before="0" w:after="0"/>
+      </w:pPr>
+    </w:p>
+    <w:p>
+      <w:pPr>
+        <w:spacing w:before="0" w:after="0"/>
+      </w:pPr>
+    </w:p>
+    <w:p>
+      <w:pPr>
+        <w:spacing w:before="0" w:after="0"/>
+      </w:pPr>
+    </w:p>
+    <w:p>
+      <w:pPr>
+        <w:spacing w:before="0" w:after="0"/>
+      </w:pPr>
+    </w:p>
+    <w:p>
+      <w:pPr>
+        <w:spacing w:before="0" w:after="0"/>
+      </w:pPr>
+    </w:p>
+    <w:p>
+      <w:pPr>
+        <w:spacing w:before="0" w:after="0"/>
+      </w:pPr>
+    </w:p>
+    <w:p>
+      <w:pPr>
         <w:spacing w:before="160" w:after="80"/>
       </w:pPr>
       <w:r>
@@ -13658,7 +15228,7 @@
         </w:rPr>
         <w:drawing>
           <wp:inline>
-            <wp:extent cx="3175000" cy="2133600"/>
+            <wp:extent cx="3175000" cy="2112347"/>
             <wp:effectExtent b="0" l="0" r="0" t="0"/>
             <wp:docPr descr="" title="" id="276" name="Picture"/>
             <a:graphic>
@@ -13679,7 +15249,7 @@
                   <pic:spPr bwMode="auto">
                     <a:xfrm>
                       <a:off x="0" y="0"/>
-                      <a:ext cx="3175000" cy="2133600"/>
+                      <a:ext cx="3175000" cy="2112347"/>
                     </a:xfrm>
                     <a:prstGeom prst="rect">
                       <a:avLst/>
@@ -13700,6 +15270,46 @@
     </w:p>
     <w:p>
       <w:pPr>
+        <w:spacing w:before="0" w:after="0"/>
+      </w:pPr>
+    </w:p>
+    <w:p>
+      <w:pPr>
+        <w:spacing w:before="0" w:after="0"/>
+      </w:pPr>
+    </w:p>
+    <w:p>
+      <w:pPr>
+        <w:spacing w:before="0" w:after="0"/>
+      </w:pPr>
+    </w:p>
+    <w:p>
+      <w:pPr>
+        <w:spacing w:before="0" w:after="0"/>
+      </w:pPr>
+    </w:p>
+    <w:p>
+      <w:pPr>
+        <w:spacing w:before="0" w:after="0"/>
+      </w:pPr>
+    </w:p>
+    <w:p>
+      <w:pPr>
+        <w:spacing w:before="0" w:after="0"/>
+      </w:pPr>
+    </w:p>
+    <w:p>
+      <w:pPr>
+        <w:spacing w:before="0" w:after="0"/>
+      </w:pPr>
+    </w:p>
+    <w:p>
+      <w:pPr>
+        <w:spacing w:before="0" w:after="0"/>
+      </w:pPr>
+    </w:p>
+    <w:p>
+      <w:pPr>
         <w:spacing w:before="160" w:after="80"/>
       </w:pPr>
       <w:r>
@@ -13846,7 +15456,7 @@
         </w:rPr>
         <w:drawing>
           <wp:inline>
-            <wp:extent cx="3600000" cy="1362906"/>
+            <wp:extent cx="3579349" cy="1362906"/>
             <wp:effectExtent b="0" l="0" r="0" t="0"/>
             <wp:docPr descr="" title="" id="280" name="Picture"/>
             <a:graphic>
@@ -13867,7 +15477,7 @@
                   <pic:spPr bwMode="auto">
                     <a:xfrm>
                       <a:off x="0" y="0"/>
-                      <a:ext cx="3600000" cy="1362906"/>
+                      <a:ext cx="3579349" cy="1362906"/>
                     </a:xfrm>
                     <a:prstGeom prst="rect">
                       <a:avLst/>
@@ -13888,6 +15498,46 @@
     </w:p>
     <w:p>
       <w:pPr>
+        <w:spacing w:before="0" w:after="0"/>
+      </w:pPr>
+    </w:p>
+    <w:p>
+      <w:pPr>
+        <w:spacing w:before="0" w:after="0"/>
+      </w:pPr>
+    </w:p>
+    <w:p>
+      <w:pPr>
+        <w:spacing w:before="0" w:after="0"/>
+      </w:pPr>
+    </w:p>
+    <w:p>
+      <w:pPr>
+        <w:spacing w:before="0" w:after="0"/>
+      </w:pPr>
+    </w:p>
+    <w:p>
+      <w:pPr>
+        <w:spacing w:before="0" w:after="0"/>
+      </w:pPr>
+    </w:p>
+    <w:p>
+      <w:pPr>
+        <w:spacing w:before="0" w:after="0"/>
+      </w:pPr>
+    </w:p>
+    <w:p>
+      <w:pPr>
+        <w:spacing w:before="0" w:after="0"/>
+      </w:pPr>
+    </w:p>
+    <w:p>
+      <w:pPr>
+        <w:spacing w:before="0" w:after="0"/>
+      </w:pPr>
+    </w:p>
+    <w:p>
+      <w:pPr>
         <w:spacing w:before="160" w:after="80"/>
       </w:pPr>
       <w:r>
@@ -14058,7 +15708,7 @@
         </w:rPr>
         <w:drawing>
           <wp:inline>
-            <wp:extent cx="3600000" cy="989808"/>
+            <wp:extent cx="3600000" cy="937255"/>
             <wp:effectExtent b="0" l="0" r="0" t="0"/>
             <wp:docPr descr="" title="" id="284" name="Picture"/>
             <a:graphic>
@@ -14079,7 +15729,7 @@
                   <pic:spPr bwMode="auto">
                     <a:xfrm>
                       <a:off x="0" y="0"/>
-                      <a:ext cx="3600000" cy="989808"/>
+                      <a:ext cx="3600000" cy="937255"/>
                     </a:xfrm>
                     <a:prstGeom prst="rect">
                       <a:avLst/>
@@ -14100,6 +15750,46 @@
     </w:p>
     <w:p>
       <w:pPr>
+        <w:spacing w:before="0" w:after="0"/>
+      </w:pPr>
+    </w:p>
+    <w:p>
+      <w:pPr>
+        <w:spacing w:before="0" w:after="0"/>
+      </w:pPr>
+    </w:p>
+    <w:p>
+      <w:pPr>
+        <w:spacing w:before="0" w:after="0"/>
+      </w:pPr>
+    </w:p>
+    <w:p>
+      <w:pPr>
+        <w:spacing w:before="0" w:after="0"/>
+      </w:pPr>
+    </w:p>
+    <w:p>
+      <w:pPr>
+        <w:spacing w:before="0" w:after="0"/>
+      </w:pPr>
+    </w:p>
+    <w:p>
+      <w:pPr>
+        <w:spacing w:before="0" w:after="0"/>
+      </w:pPr>
+    </w:p>
+    <w:p>
+      <w:pPr>
+        <w:spacing w:before="0" w:after="0"/>
+      </w:pPr>
+    </w:p>
+    <w:p>
+      <w:pPr>
+        <w:spacing w:before="0" w:after="0"/>
+      </w:pPr>
+    </w:p>
+    <w:p>
+      <w:pPr>
         <w:spacing w:before="160" w:after="80"/>
       </w:pPr>
       <w:r>
@@ -14240,7 +15930,7 @@
         </w:rPr>
         <w:drawing>
           <wp:inline>
-            <wp:extent cx="3600000" cy="972262"/>
+            <wp:extent cx="3600000" cy="897125"/>
             <wp:effectExtent b="0" l="0" r="0" t="0"/>
             <wp:docPr descr="" title="" id="288" name="Picture"/>
             <a:graphic>
@@ -14261,7 +15951,7 @@
                   <pic:spPr bwMode="auto">
                     <a:xfrm>
                       <a:off x="0" y="0"/>
-                      <a:ext cx="3600000" cy="972262"/>
+                      <a:ext cx="3600000" cy="897125"/>
                     </a:xfrm>
                     <a:prstGeom prst="rect">
                       <a:avLst/>
@@ -14282,6 +15972,46 @@
     </w:p>
     <w:p>
       <w:pPr>
+        <w:spacing w:before="0" w:after="0"/>
+      </w:pPr>
+    </w:p>
+    <w:p>
+      <w:pPr>
+        <w:spacing w:before="0" w:after="0"/>
+      </w:pPr>
+    </w:p>
+    <w:p>
+      <w:pPr>
+        <w:spacing w:before="0" w:after="0"/>
+      </w:pPr>
+    </w:p>
+    <w:p>
+      <w:pPr>
+        <w:spacing w:before="0" w:after="0"/>
+      </w:pPr>
+    </w:p>
+    <w:p>
+      <w:pPr>
+        <w:spacing w:before="0" w:after="0"/>
+      </w:pPr>
+    </w:p>
+    <w:p>
+      <w:pPr>
+        <w:spacing w:before="0" w:after="0"/>
+      </w:pPr>
+    </w:p>
+    <w:p>
+      <w:pPr>
+        <w:spacing w:before="0" w:after="0"/>
+      </w:pPr>
+    </w:p>
+    <w:p>
+      <w:pPr>
+        <w:spacing w:before="0" w:after="0"/>
+      </w:pPr>
+    </w:p>
+    <w:p>
+      <w:pPr>
         <w:spacing w:before="160" w:after="80"/>
       </w:pPr>
       <w:r>
@@ -14428,7 +16158,7 @@
         </w:rPr>
         <w:drawing>
           <wp:inline>
-            <wp:extent cx="3600000" cy="717977"/>
+            <wp:extent cx="3599997" cy="717977"/>
             <wp:effectExtent b="0" l="0" r="0" t="0"/>
             <wp:docPr descr="" title="" id="292" name="Picture"/>
             <a:graphic>
@@ -14449,7 +16179,7 @@
                   <pic:spPr bwMode="auto">
                     <a:xfrm>
                       <a:off x="0" y="0"/>
-                      <a:ext cx="3600000" cy="717977"/>
+                      <a:ext cx="3599997" cy="717977"/>
                     </a:xfrm>
                     <a:prstGeom prst="rect">
                       <a:avLst/>
@@ -14470,6 +16200,46 @@
     </w:p>
     <w:p>
       <w:pPr>
+        <w:spacing w:before="0" w:after="0"/>
+      </w:pPr>
+    </w:p>
+    <w:p>
+      <w:pPr>
+        <w:spacing w:before="0" w:after="0"/>
+      </w:pPr>
+    </w:p>
+    <w:p>
+      <w:pPr>
+        <w:spacing w:before="0" w:after="0"/>
+      </w:pPr>
+    </w:p>
+    <w:p>
+      <w:pPr>
+        <w:spacing w:before="0" w:after="0"/>
+      </w:pPr>
+    </w:p>
+    <w:p>
+      <w:pPr>
+        <w:spacing w:before="0" w:after="0"/>
+      </w:pPr>
+    </w:p>
+    <w:p>
+      <w:pPr>
+        <w:spacing w:before="0" w:after="0"/>
+      </w:pPr>
+    </w:p>
+    <w:p>
+      <w:pPr>
+        <w:spacing w:before="0" w:after="0"/>
+      </w:pPr>
+    </w:p>
+    <w:p>
+      <w:pPr>
+        <w:spacing w:before="0" w:after="0"/>
+      </w:pPr>
+    </w:p>
+    <w:p>
+      <w:pPr>
         <w:spacing w:before="160" w:after="80"/>
       </w:pPr>
       <w:r>
@@ -14598,7 +16368,7 @@
         </w:rPr>
         <w:drawing>
           <wp:inline>
-            <wp:extent cx="3600000" cy="1376042"/>
+            <wp:extent cx="3600000" cy="1356662"/>
             <wp:effectExtent b="0" l="0" r="0" t="0"/>
             <wp:docPr descr="" title="" id="296" name="Picture"/>
             <a:graphic>
@@ -14619,7 +16389,7 @@
                   <pic:spPr bwMode="auto">
                     <a:xfrm>
                       <a:off x="0" y="0"/>
-                      <a:ext cx="3600000" cy="1376042"/>
+                      <a:ext cx="3600000" cy="1356662"/>
                     </a:xfrm>
                     <a:prstGeom prst="rect">
                       <a:avLst/>
@@ -14640,6 +16410,31 @@
     </w:p>
     <w:p>
       <w:pPr>
+        <w:spacing w:before="0" w:after="0"/>
+      </w:pPr>
+    </w:p>
+    <w:p>
+      <w:pPr>
+        <w:spacing w:before="0" w:after="0"/>
+      </w:pPr>
+    </w:p>
+    <w:p>
+      <w:pPr>
+        <w:spacing w:before="0" w:after="0"/>
+      </w:pPr>
+    </w:p>
+    <w:p>
+      <w:pPr>
+        <w:spacing w:before="0" w:after="0"/>
+      </w:pPr>
+    </w:p>
+    <w:p>
+      <w:pPr>
+        <w:spacing w:before="0" w:after="0"/>
+      </w:pPr>
+    </w:p>
+    <w:p>
+      <w:pPr>
         <w:spacing w:before="160" w:after="80"/>
       </w:pPr>
       <w:r>
@@ -14786,7 +16581,7 @@
         </w:rPr>
         <w:drawing>
           <wp:inline>
-            <wp:extent cx="3600000" cy="909803"/>
+            <wp:extent cx="3580389" cy="909803"/>
             <wp:effectExtent b="0" l="0" r="0" t="0"/>
             <wp:docPr descr="" title="" id="300" name="Picture"/>
             <a:graphic>
@@ -14807,7 +16602,7 @@
                   <pic:spPr bwMode="auto">
                     <a:xfrm>
                       <a:off x="0" y="0"/>
-                      <a:ext cx="3600000" cy="909803"/>
+                      <a:ext cx="3580389" cy="909803"/>
                     </a:xfrm>
                     <a:prstGeom prst="rect">
                       <a:avLst/>
@@ -14828,6 +16623,46 @@
     </w:p>
     <w:p>
       <w:pPr>
+        <w:spacing w:before="0" w:after="0"/>
+      </w:pPr>
+    </w:p>
+    <w:p>
+      <w:pPr>
+        <w:spacing w:before="0" w:after="0"/>
+      </w:pPr>
+    </w:p>
+    <w:p>
+      <w:pPr>
+        <w:spacing w:before="0" w:after="0"/>
+      </w:pPr>
+    </w:p>
+    <w:p>
+      <w:pPr>
+        <w:spacing w:before="0" w:after="0"/>
+      </w:pPr>
+    </w:p>
+    <w:p>
+      <w:pPr>
+        <w:spacing w:before="0" w:after="0"/>
+      </w:pPr>
+    </w:p>
+    <w:p>
+      <w:pPr>
+        <w:spacing w:before="0" w:after="0"/>
+      </w:pPr>
+    </w:p>
+    <w:p>
+      <w:pPr>
+        <w:spacing w:before="0" w:after="0"/>
+      </w:pPr>
+    </w:p>
+    <w:p>
+      <w:pPr>
+        <w:spacing w:before="0" w:after="0"/>
+      </w:pPr>
+    </w:p>
+    <w:p>
+      <w:pPr>
         <w:spacing w:before="160" w:after="80"/>
       </w:pPr>
       <w:r>
@@ -14974,7 +16809,7 @@
         </w:rPr>
         <w:drawing>
           <wp:inline>
-            <wp:extent cx="3600000" cy="2206085"/>
+            <wp:extent cx="3600000" cy="2140000"/>
             <wp:effectExtent b="0" l="0" r="0" t="0"/>
             <wp:docPr descr="" title="" id="304" name="Picture"/>
             <a:graphic>
@@ -14995,7 +16830,7 @@
                   <pic:spPr bwMode="auto">
                     <a:xfrm>
                       <a:off x="0" y="0"/>
-                      <a:ext cx="3600000" cy="2206085"/>
+                      <a:ext cx="3600000" cy="2140000"/>
                     </a:xfrm>
                     <a:prstGeom prst="rect">
                       <a:avLst/>
@@ -15016,6 +16851,31 @@
     </w:p>
     <w:p>
       <w:pPr>
+        <w:spacing w:before="0" w:after="0"/>
+      </w:pPr>
+    </w:p>
+    <w:p>
+      <w:pPr>
+        <w:spacing w:before="0" w:after="0"/>
+      </w:pPr>
+    </w:p>
+    <w:p>
+      <w:pPr>
+        <w:spacing w:before="0" w:after="0"/>
+      </w:pPr>
+    </w:p>
+    <w:p>
+      <w:pPr>
+        <w:spacing w:before="0" w:after="0"/>
+      </w:pPr>
+    </w:p>
+    <w:p>
+      <w:pPr>
+        <w:spacing w:before="0" w:after="0"/>
+      </w:pPr>
+    </w:p>
+    <w:p>
+      <w:pPr>
         <w:spacing w:before="160" w:after="80"/>
       </w:pPr>
       <w:r>
@@ -15198,7 +17058,7 @@
         </w:rPr>
         <w:drawing>
           <wp:inline>
-            <wp:extent cx="3600000" cy="2374233"/>
+            <wp:extent cx="3600000" cy="2355140"/>
             <wp:effectExtent b="0" l="0" r="0" t="0"/>
             <wp:docPr descr="" title="" id="308" name="Picture"/>
             <a:graphic>
@@ -15219,7 +17079,7 @@
                   <pic:spPr bwMode="auto">
                     <a:xfrm>
                       <a:off x="0" y="0"/>
-                      <a:ext cx="3600000" cy="2374233"/>
+                      <a:ext cx="3600000" cy="2355140"/>
                     </a:xfrm>
                     <a:prstGeom prst="rect">
                       <a:avLst/>
@@ -15240,6 +17100,46 @@
     </w:p>
     <w:p>
       <w:pPr>
+        <w:spacing w:before="0" w:after="0"/>
+      </w:pPr>
+    </w:p>
+    <w:p>
+      <w:pPr>
+        <w:spacing w:before="0" w:after="0"/>
+      </w:pPr>
+    </w:p>
+    <w:p>
+      <w:pPr>
+        <w:spacing w:before="0" w:after="0"/>
+      </w:pPr>
+    </w:p>
+    <w:p>
+      <w:pPr>
+        <w:spacing w:before="0" w:after="0"/>
+      </w:pPr>
+    </w:p>
+    <w:p>
+      <w:pPr>
+        <w:spacing w:before="0" w:after="0"/>
+      </w:pPr>
+    </w:p>
+    <w:p>
+      <w:pPr>
+        <w:spacing w:before="0" w:after="0"/>
+      </w:pPr>
+    </w:p>
+    <w:p>
+      <w:pPr>
+        <w:spacing w:before="0" w:after="0"/>
+      </w:pPr>
+    </w:p>
+    <w:p>
+      <w:pPr>
+        <w:spacing w:before="0" w:after="0"/>
+      </w:pPr>
+    </w:p>
+    <w:p>
+      <w:pPr>
         <w:spacing w:before="160" w:after="80"/>
       </w:pPr>
       <w:r>
@@ -15428,7 +17328,7 @@
         </w:rPr>
         <w:drawing>
           <wp:inline>
-            <wp:extent cx="3600000" cy="1471697"/>
+            <wp:extent cx="3600000" cy="1413333"/>
             <wp:effectExtent b="0" l="0" r="0" t="0"/>
             <wp:docPr descr="" title="" id="312" name="Picture"/>
             <a:graphic>
@@ -15449,7 +17349,7 @@
                   <pic:spPr bwMode="auto">
                     <a:xfrm>
                       <a:off x="0" y="0"/>
-                      <a:ext cx="3600000" cy="1471697"/>
+                      <a:ext cx="3600000" cy="1413333"/>
                     </a:xfrm>
                     <a:prstGeom prst="rect">
                       <a:avLst/>
@@ -15470,6 +17370,46 @@
     </w:p>
     <w:p>
       <w:pPr>
+        <w:spacing w:before="0" w:after="0"/>
+      </w:pPr>
+    </w:p>
+    <w:p>
+      <w:pPr>
+        <w:spacing w:before="0" w:after="0"/>
+      </w:pPr>
+    </w:p>
+    <w:p>
+      <w:pPr>
+        <w:spacing w:before="0" w:after="0"/>
+      </w:pPr>
+    </w:p>
+    <w:p>
+      <w:pPr>
+        <w:spacing w:before="0" w:after="0"/>
+      </w:pPr>
+    </w:p>
+    <w:p>
+      <w:pPr>
+        <w:spacing w:before="0" w:after="0"/>
+      </w:pPr>
+    </w:p>
+    <w:p>
+      <w:pPr>
+        <w:spacing w:before="0" w:after="0"/>
+      </w:pPr>
+    </w:p>
+    <w:p>
+      <w:pPr>
+        <w:spacing w:before="0" w:after="0"/>
+      </w:pPr>
+    </w:p>
+    <w:p>
+      <w:pPr>
+        <w:spacing w:before="0" w:after="0"/>
+      </w:pPr>
+    </w:p>
+    <w:p>
+      <w:pPr>
         <w:spacing w:before="160" w:after="80"/>
       </w:pPr>
       <w:r>
@@ -15622,7 +17562,7 @@
         </w:rPr>
         <w:drawing>
           <wp:inline>
-            <wp:extent cx="3600000" cy="727558"/>
+            <wp:extent cx="3599995" cy="727558"/>
             <wp:effectExtent b="0" l="0" r="0" t="0"/>
             <wp:docPr descr="" title="" id="316" name="Picture"/>
             <a:graphic>
@@ -15643,7 +17583,7 @@
                   <pic:spPr bwMode="auto">
                     <a:xfrm>
                       <a:off x="0" y="0"/>
-                      <a:ext cx="3600000" cy="727558"/>
+                      <a:ext cx="3599995" cy="727558"/>
                     </a:xfrm>
                     <a:prstGeom prst="rect">
                       <a:avLst/>
@@ -15689,6 +17629,46 @@
     </w:p>
     <w:p>
       <w:pPr>
+        <w:spacing w:before="0" w:after="0"/>
+      </w:pPr>
+    </w:p>
+    <w:p>
+      <w:pPr>
+        <w:spacing w:before="0" w:after="0"/>
+      </w:pPr>
+    </w:p>
+    <w:p>
+      <w:pPr>
+        <w:spacing w:before="0" w:after="0"/>
+      </w:pPr>
+    </w:p>
+    <w:p>
+      <w:pPr>
+        <w:spacing w:before="0" w:after="0"/>
+      </w:pPr>
+    </w:p>
+    <w:p>
+      <w:pPr>
+        <w:spacing w:before="0" w:after="0"/>
+      </w:pPr>
+    </w:p>
+    <w:p>
+      <w:pPr>
+        <w:spacing w:before="0" w:after="0"/>
+      </w:pPr>
+    </w:p>
+    <w:p>
+      <w:pPr>
+        <w:spacing w:before="0" w:after="0"/>
+      </w:pPr>
+    </w:p>
+    <w:p>
+      <w:pPr>
+        <w:spacing w:before="0" w:after="0"/>
+      </w:pPr>
+    </w:p>
+    <w:p>
+      <w:pPr>
         <w:spacing w:before="160" w:after="80"/>
       </w:pPr>
       <w:r>
@@ -15829,7 +17809,7 @@
         </w:rPr>
         <w:drawing>
           <wp:inline>
-            <wp:extent cx="3600000" cy="879999"/>
+            <wp:extent cx="3599996" cy="879999"/>
             <wp:effectExtent b="0" l="0" r="0" t="0"/>
             <wp:docPr descr="" title="" id="320" name="Picture"/>
             <a:graphic>
@@ -15850,7 +17830,7 @@
                   <pic:spPr bwMode="auto">
                     <a:xfrm>
                       <a:off x="0" y="0"/>
-                      <a:ext cx="3600000" cy="879999"/>
+                      <a:ext cx="3599996" cy="879999"/>
                     </a:xfrm>
                     <a:prstGeom prst="rect">
                       <a:avLst/>
@@ -15896,6 +17876,31 @@
     </w:p>
     <w:p>
       <w:pPr>
+        <w:spacing w:before="0" w:after="0"/>
+      </w:pPr>
+    </w:p>
+    <w:p>
+      <w:pPr>
+        <w:spacing w:before="0" w:after="0"/>
+      </w:pPr>
+    </w:p>
+    <w:p>
+      <w:pPr>
+        <w:spacing w:before="0" w:after="0"/>
+      </w:pPr>
+    </w:p>
+    <w:p>
+      <w:pPr>
+        <w:spacing w:before="0" w:after="0"/>
+      </w:pPr>
+    </w:p>
+    <w:p>
+      <w:pPr>
+        <w:spacing w:before="0" w:after="0"/>
+      </w:pPr>
+    </w:p>
+    <w:p>
+      <w:pPr>
         <w:spacing w:before="160" w:after="80"/>
       </w:pPr>
       <w:r>
@@ -16048,7 +18053,7 @@
         </w:rPr>
         <w:drawing>
           <wp:inline>
-            <wp:extent cx="3600000" cy="853813"/>
+            <wp:extent cx="3599995" cy="853813"/>
             <wp:effectExtent b="0" l="0" r="0" t="0"/>
             <wp:docPr descr="" title="" id="324" name="Picture"/>
             <a:graphic>
@@ -16069,7 +18074,7 @@
                   <pic:spPr bwMode="auto">
                     <a:xfrm>
                       <a:off x="0" y="0"/>
-                      <a:ext cx="3600000" cy="853813"/>
+                      <a:ext cx="3599995" cy="853813"/>
                     </a:xfrm>
                     <a:prstGeom prst="rect">
                       <a:avLst/>
@@ -16115,6 +18120,46 @@
     </w:p>
     <w:p>
       <w:pPr>
+        <w:spacing w:before="0" w:after="0"/>
+      </w:pPr>
+    </w:p>
+    <w:p>
+      <w:pPr>
+        <w:spacing w:before="0" w:after="0"/>
+      </w:pPr>
+    </w:p>
+    <w:p>
+      <w:pPr>
+        <w:spacing w:before="0" w:after="0"/>
+      </w:pPr>
+    </w:p>
+    <w:p>
+      <w:pPr>
+        <w:spacing w:before="0" w:after="0"/>
+      </w:pPr>
+    </w:p>
+    <w:p>
+      <w:pPr>
+        <w:spacing w:before="0" w:after="0"/>
+      </w:pPr>
+    </w:p>
+    <w:p>
+      <w:pPr>
+        <w:spacing w:before="0" w:after="0"/>
+      </w:pPr>
+    </w:p>
+    <w:p>
+      <w:pPr>
+        <w:spacing w:before="0" w:after="0"/>
+      </w:pPr>
+    </w:p>
+    <w:p>
+      <w:pPr>
+        <w:spacing w:before="0" w:after="0"/>
+      </w:pPr>
+    </w:p>
+    <w:p>
+      <w:pPr>
         <w:spacing w:before="160" w:after="80"/>
       </w:pPr>
       <w:r>
@@ -16267,7 +18312,7 @@
         </w:rPr>
         <w:drawing>
           <wp:inline>
-            <wp:extent cx="3600000" cy="1187096"/>
+            <wp:extent cx="3587188" cy="1187096"/>
             <wp:effectExtent b="0" l="0" r="0" t="0"/>
             <wp:docPr descr="" title="" id="328" name="Picture"/>
             <a:graphic>
@@ -16288,7 +18333,7 @@
                   <pic:spPr bwMode="auto">
                     <a:xfrm>
                       <a:off x="0" y="0"/>
-                      <a:ext cx="3600000" cy="1187096"/>
+                      <a:ext cx="3587188" cy="1187096"/>
                     </a:xfrm>
                     <a:prstGeom prst="rect">
                       <a:avLst/>
@@ -16319,7 +18364,7 @@
         </w:rPr>
         <w:drawing>
           <wp:inline>
-            <wp:extent cx="3600000" cy="1003135"/>
+            <wp:extent cx="3578282" cy="1003135"/>
             <wp:effectExtent b="0" l="0" r="0" t="0"/>
             <wp:docPr descr="" title="" id="331" name="Picture"/>
             <a:graphic>
@@ -16340,7 +18385,7 @@
                   <pic:spPr bwMode="auto">
                     <a:xfrm>
                       <a:off x="0" y="0"/>
-                      <a:ext cx="3600000" cy="1003135"/>
+                      <a:ext cx="3578282" cy="1003135"/>
                     </a:xfrm>
                     <a:prstGeom prst="rect">
                       <a:avLst/>
@@ -16386,6 +18431,31 @@
     </w:p>
     <w:p>
       <w:pPr>
+        <w:spacing w:before="0" w:after="0"/>
+      </w:pPr>
+    </w:p>
+    <w:p>
+      <w:pPr>
+        <w:spacing w:before="0" w:after="0"/>
+      </w:pPr>
+    </w:p>
+    <w:p>
+      <w:pPr>
+        <w:spacing w:before="0" w:after="0"/>
+      </w:pPr>
+    </w:p>
+    <w:p>
+      <w:pPr>
+        <w:spacing w:before="0" w:after="0"/>
+      </w:pPr>
+    </w:p>
+    <w:p>
+      <w:pPr>
+        <w:spacing w:before="0" w:after="0"/>
+      </w:pPr>
+    </w:p>
+    <w:p>
+      <w:pPr>
         <w:spacing w:before="160" w:after="80"/>
       </w:pPr>
       <w:r>
@@ -16520,7 +18590,7 @@
         </w:rPr>
         <w:drawing>
           <wp:inline>
-            <wp:extent cx="3600000" cy="839145"/>
+            <wp:extent cx="3600000" cy="834225"/>
             <wp:effectExtent b="0" l="0" r="0" t="0"/>
             <wp:docPr descr="" title="" id="335" name="Picture"/>
             <a:graphic>
@@ -16541,7 +18611,7 @@
                   <pic:spPr bwMode="auto">
                     <a:xfrm>
                       <a:off x="0" y="0"/>
-                      <a:ext cx="3600000" cy="839145"/>
+                      <a:ext cx="3600000" cy="834225"/>
                     </a:xfrm>
                     <a:prstGeom prst="rect">
                       <a:avLst/>
@@ -16587,6 +18657,31 @@
     </w:p>
     <w:p>
       <w:pPr>
+        <w:spacing w:before="0" w:after="0"/>
+      </w:pPr>
+    </w:p>
+    <w:p>
+      <w:pPr>
+        <w:spacing w:before="0" w:after="0"/>
+      </w:pPr>
+    </w:p>
+    <w:p>
+      <w:pPr>
+        <w:spacing w:before="0" w:after="0"/>
+      </w:pPr>
+    </w:p>
+    <w:p>
+      <w:pPr>
+        <w:spacing w:before="0" w:after="0"/>
+      </w:pPr>
+    </w:p>
+    <w:p>
+      <w:pPr>
+        <w:spacing w:before="0" w:after="0"/>
+      </w:pPr>
+    </w:p>
+    <w:p>
+      <w:pPr>
         <w:spacing w:before="160" w:after="80"/>
       </w:pPr>
       <w:r>
@@ -16789,7 +18884,7 @@
         </w:rPr>
         <w:drawing>
           <wp:inline>
-            <wp:extent cx="3600000" cy="797393"/>
+            <wp:extent cx="3580451" cy="797393"/>
             <wp:effectExtent b="0" l="0" r="0" t="0"/>
             <wp:docPr descr="" title="" id="339" name="Picture"/>
             <a:graphic>
@@ -16810,7 +18905,7 @@
                   <pic:spPr bwMode="auto">
                     <a:xfrm>
                       <a:off x="0" y="0"/>
-                      <a:ext cx="3600000" cy="797393"/>
+                      <a:ext cx="3580451" cy="797393"/>
                     </a:xfrm>
                     <a:prstGeom prst="rect">
                       <a:avLst/>
@@ -16869,6 +18964,46 @@
     </w:p>
     <w:p>
       <w:pPr>
+        <w:spacing w:before="0" w:after="0"/>
+      </w:pPr>
+    </w:p>
+    <w:p>
+      <w:pPr>
+        <w:spacing w:before="0" w:after="0"/>
+      </w:pPr>
+    </w:p>
+    <w:p>
+      <w:pPr>
+        <w:spacing w:before="0" w:after="0"/>
+      </w:pPr>
+    </w:p>
+    <w:p>
+      <w:pPr>
+        <w:spacing w:before="0" w:after="0"/>
+      </w:pPr>
+    </w:p>
+    <w:p>
+      <w:pPr>
+        <w:spacing w:before="0" w:after="0"/>
+      </w:pPr>
+    </w:p>
+    <w:p>
+      <w:pPr>
+        <w:spacing w:before="0" w:after="0"/>
+      </w:pPr>
+    </w:p>
+    <w:p>
+      <w:pPr>
+        <w:spacing w:before="0" w:after="0"/>
+      </w:pPr>
+    </w:p>
+    <w:p>
+      <w:pPr>
+        <w:spacing w:before="0" w:after="0"/>
+      </w:pPr>
+    </w:p>
+    <w:p>
+      <w:pPr>
         <w:spacing w:before="160" w:after="80"/>
       </w:pPr>
       <w:r>
@@ -17081,7 +19216,7 @@
         </w:rPr>
         <w:drawing>
           <wp:inline>
-            <wp:extent cx="3600000" cy="1399756"/>
+            <wp:extent cx="3599997" cy="1399756"/>
             <wp:effectExtent b="0" l="0" r="0" t="0"/>
             <wp:docPr descr="" title="" id="343" name="Picture"/>
             <a:graphic>
@@ -17102,7 +19237,7 @@
                   <pic:spPr bwMode="auto">
                     <a:xfrm>
                       <a:off x="0" y="0"/>
-                      <a:ext cx="3600000" cy="1399756"/>
+                      <a:ext cx="3599997" cy="1399756"/>
                     </a:xfrm>
                     <a:prstGeom prst="rect">
                       <a:avLst/>
@@ -17123,6 +19258,46 @@
     </w:p>
     <w:p>
       <w:pPr>
+        <w:spacing w:before="0" w:after="0"/>
+      </w:pPr>
+    </w:p>
+    <w:p>
+      <w:pPr>
+        <w:spacing w:before="0" w:after="0"/>
+      </w:pPr>
+    </w:p>
+    <w:p>
+      <w:pPr>
+        <w:spacing w:before="0" w:after="0"/>
+      </w:pPr>
+    </w:p>
+    <w:p>
+      <w:pPr>
+        <w:spacing w:before="0" w:after="0"/>
+      </w:pPr>
+    </w:p>
+    <w:p>
+      <w:pPr>
+        <w:spacing w:before="0" w:after="0"/>
+      </w:pPr>
+    </w:p>
+    <w:p>
+      <w:pPr>
+        <w:spacing w:before="0" w:after="0"/>
+      </w:pPr>
+    </w:p>
+    <w:p>
+      <w:pPr>
+        <w:spacing w:before="0" w:after="0"/>
+      </w:pPr>
+    </w:p>
+    <w:p>
+      <w:pPr>
+        <w:spacing w:before="0" w:after="0"/>
+      </w:pPr>
+    </w:p>
+    <w:p>
+      <w:pPr>
         <w:spacing w:before="160" w:after="80"/>
       </w:pPr>
       <w:r>
@@ -17371,7 +19546,7 @@
         </w:rPr>
         <w:drawing>
           <wp:inline>
-            <wp:extent cx="3600000" cy="2455491"/>
+            <wp:extent cx="3600000" cy="2438844"/>
             <wp:effectExtent b="0" l="0" r="0" t="0"/>
             <wp:docPr descr="" title="" id="347" name="Picture"/>
             <a:graphic>
@@ -17392,7 +19567,7 @@
                   <pic:spPr bwMode="auto">
                     <a:xfrm>
                       <a:off x="0" y="0"/>
-                      <a:ext cx="3600000" cy="2455491"/>
+                      <a:ext cx="3600000" cy="2438844"/>
                     </a:xfrm>
                     <a:prstGeom prst="rect">
                       <a:avLst/>
@@ -17413,6 +19588,46 @@
     </w:p>
     <w:p>
       <w:pPr>
+        <w:spacing w:before="0" w:after="0"/>
+      </w:pPr>
+    </w:p>
+    <w:p>
+      <w:pPr>
+        <w:spacing w:before="0" w:after="0"/>
+      </w:pPr>
+    </w:p>
+    <w:p>
+      <w:pPr>
+        <w:spacing w:before="0" w:after="0"/>
+      </w:pPr>
+    </w:p>
+    <w:p>
+      <w:pPr>
+        <w:spacing w:before="0" w:after="0"/>
+      </w:pPr>
+    </w:p>
+    <w:p>
+      <w:pPr>
+        <w:spacing w:before="0" w:after="0"/>
+      </w:pPr>
+    </w:p>
+    <w:p>
+      <w:pPr>
+        <w:spacing w:before="0" w:after="0"/>
+      </w:pPr>
+    </w:p>
+    <w:p>
+      <w:pPr>
+        <w:spacing w:before="0" w:after="0"/>
+      </w:pPr>
+    </w:p>
+    <w:p>
+      <w:pPr>
+        <w:spacing w:before="0" w:after="0"/>
+      </w:pPr>
+    </w:p>
+    <w:p>
+      <w:pPr>
         <w:spacing w:before="160" w:after="80"/>
       </w:pPr>
       <w:r>
@@ -17529,7 +19744,7 @@
         </w:rPr>
         <w:drawing>
           <wp:inline>
-            <wp:extent cx="3600000" cy="1132173"/>
+            <wp:extent cx="3600000" cy="1128592"/>
             <wp:effectExtent b="0" l="0" r="0" t="0"/>
             <wp:docPr descr="" title="" id="351" name="Picture"/>
             <a:graphic>
@@ -17550,7 +19765,7 @@
                   <pic:spPr bwMode="auto">
                     <a:xfrm>
                       <a:off x="0" y="0"/>
-                      <a:ext cx="3600000" cy="1132173"/>
+                      <a:ext cx="3600000" cy="1128592"/>
                     </a:xfrm>
                     <a:prstGeom prst="rect">
                       <a:avLst/>
@@ -17571,6 +19786,31 @@
     </w:p>
     <w:p>
       <w:pPr>
+        <w:spacing w:before="0" w:after="0"/>
+      </w:pPr>
+    </w:p>
+    <w:p>
+      <w:pPr>
+        <w:spacing w:before="0" w:after="0"/>
+      </w:pPr>
+    </w:p>
+    <w:p>
+      <w:pPr>
+        <w:spacing w:before="0" w:after="0"/>
+      </w:pPr>
+    </w:p>
+    <w:p>
+      <w:pPr>
+        <w:spacing w:before="0" w:after="0"/>
+      </w:pPr>
+    </w:p>
+    <w:p>
+      <w:pPr>
+        <w:spacing w:before="0" w:after="0"/>
+      </w:pPr>
+    </w:p>
+    <w:p>
+      <w:pPr>
         <w:spacing w:before="160" w:after="80"/>
       </w:pPr>
       <w:r>
@@ -17759,7 +19999,7 @@
         </w:rPr>
         <w:drawing>
           <wp:inline>
-            <wp:extent cx="3600000" cy="1746066"/>
+            <wp:extent cx="3600000" cy="1732331"/>
             <wp:effectExtent b="0" l="0" r="0" t="0"/>
             <wp:docPr descr="" title="" id="355" name="Picture"/>
             <a:graphic>
@@ -17780,7 +20020,7 @@
                   <pic:spPr bwMode="auto">
                     <a:xfrm>
                       <a:off x="0" y="0"/>
-                      <a:ext cx="3600000" cy="1746066"/>
+                      <a:ext cx="3600000" cy="1732331"/>
                     </a:xfrm>
                     <a:prstGeom prst="rect">
                       <a:avLst/>
@@ -17801,6 +20041,46 @@
     </w:p>
     <w:p>
       <w:pPr>
+        <w:spacing w:before="0" w:after="0"/>
+      </w:pPr>
+    </w:p>
+    <w:p>
+      <w:pPr>
+        <w:spacing w:before="0" w:after="0"/>
+      </w:pPr>
+    </w:p>
+    <w:p>
+      <w:pPr>
+        <w:spacing w:before="0" w:after="0"/>
+      </w:pPr>
+    </w:p>
+    <w:p>
+      <w:pPr>
+        <w:spacing w:before="0" w:after="0"/>
+      </w:pPr>
+    </w:p>
+    <w:p>
+      <w:pPr>
+        <w:spacing w:before="0" w:after="0"/>
+      </w:pPr>
+    </w:p>
+    <w:p>
+      <w:pPr>
+        <w:spacing w:before="0" w:after="0"/>
+      </w:pPr>
+    </w:p>
+    <w:p>
+      <w:pPr>
+        <w:spacing w:before="0" w:after="0"/>
+      </w:pPr>
+    </w:p>
+    <w:p>
+      <w:pPr>
+        <w:spacing w:before="0" w:after="0"/>
+      </w:pPr>
+    </w:p>
+    <w:p>
+      <w:pPr>
         <w:spacing w:before="160" w:after="80"/>
       </w:pPr>
       <w:r>
@@ -17959,7 +20239,7 @@
         </w:rPr>
         <w:drawing>
           <wp:inline>
-            <wp:extent cx="3600000" cy="795136"/>
+            <wp:extent cx="3600000" cy="731134"/>
             <wp:effectExtent b="0" l="0" r="0" t="0"/>
             <wp:docPr descr="" title="" id="359" name="Picture"/>
             <a:graphic>
@@ -17980,7 +20260,7 @@
                   <pic:spPr bwMode="auto">
                     <a:xfrm>
                       <a:off x="0" y="0"/>
-                      <a:ext cx="3600000" cy="795136"/>
+                      <a:ext cx="3600000" cy="731134"/>
                     </a:xfrm>
                     <a:prstGeom prst="rect">
                       <a:avLst/>
@@ -18001,6 +20281,31 @@
     </w:p>
     <w:p>
       <w:pPr>
+        <w:spacing w:before="0" w:after="0"/>
+      </w:pPr>
+    </w:p>
+    <w:p>
+      <w:pPr>
+        <w:spacing w:before="0" w:after="0"/>
+      </w:pPr>
+    </w:p>
+    <w:p>
+      <w:pPr>
+        <w:spacing w:before="0" w:after="0"/>
+      </w:pPr>
+    </w:p>
+    <w:p>
+      <w:pPr>
+        <w:spacing w:before="0" w:after="0"/>
+      </w:pPr>
+    </w:p>
+    <w:p>
+      <w:pPr>
+        <w:spacing w:before="0" w:after="0"/>
+      </w:pPr>
+    </w:p>
+    <w:p>
+      <w:pPr>
         <w:spacing w:before="160" w:after="80"/>
       </w:pPr>
       <w:r>
@@ -18153,7 +20458,7 @@
         </w:rPr>
         <w:drawing>
           <wp:inline>
-            <wp:extent cx="3600000" cy="1292024"/>
+            <wp:extent cx="3600000" cy="1220021"/>
             <wp:effectExtent b="0" l="0" r="0" t="0"/>
             <wp:docPr descr="" title="" id="363" name="Picture"/>
             <a:graphic>
@@ -18174,7 +20479,7 @@
                   <pic:spPr bwMode="auto">
                     <a:xfrm>
                       <a:off x="0" y="0"/>
-                      <a:ext cx="3600000" cy="1292024"/>
+                      <a:ext cx="3600000" cy="1220021"/>
                     </a:xfrm>
                     <a:prstGeom prst="rect">
                       <a:avLst/>
@@ -18195,6 +20500,31 @@
     </w:p>
     <w:p>
       <w:pPr>
+        <w:spacing w:before="0" w:after="0"/>
+      </w:pPr>
+    </w:p>
+    <w:p>
+      <w:pPr>
+        <w:spacing w:before="0" w:after="0"/>
+      </w:pPr>
+    </w:p>
+    <w:p>
+      <w:pPr>
+        <w:spacing w:before="0" w:after="0"/>
+      </w:pPr>
+    </w:p>
+    <w:p>
+      <w:pPr>
+        <w:spacing w:before="0" w:after="0"/>
+      </w:pPr>
+    </w:p>
+    <w:p>
+      <w:pPr>
+        <w:spacing w:before="0" w:after="0"/>
+      </w:pPr>
+    </w:p>
+    <w:p>
+      <w:pPr>
         <w:spacing w:before="160" w:after="80"/>
       </w:pPr>
       <w:r>
@@ -18335,7 +20665,7 @@
         </w:rPr>
         <w:drawing>
           <wp:inline>
-            <wp:extent cx="3600000" cy="847276"/>
+            <wp:extent cx="3600000" cy="833919"/>
             <wp:effectExtent b="0" l="0" r="0" t="0"/>
             <wp:docPr descr="" title="" id="367" name="Picture"/>
             <a:graphic>
@@ -18356,7 +20686,7 @@
                   <pic:spPr bwMode="auto">
                     <a:xfrm>
                       <a:off x="0" y="0"/>
-                      <a:ext cx="3600000" cy="847276"/>
+                      <a:ext cx="3600000" cy="833919"/>
                     </a:xfrm>
                     <a:prstGeom prst="rect">
                       <a:avLst/>
@@ -18377,6 +20707,31 @@
     </w:p>
     <w:p>
       <w:pPr>
+        <w:spacing w:before="0" w:after="0"/>
+      </w:pPr>
+    </w:p>
+    <w:p>
+      <w:pPr>
+        <w:spacing w:before="0" w:after="0"/>
+      </w:pPr>
+    </w:p>
+    <w:p>
+      <w:pPr>
+        <w:spacing w:before="0" w:after="0"/>
+      </w:pPr>
+    </w:p>
+    <w:p>
+      <w:pPr>
+        <w:spacing w:before="0" w:after="0"/>
+      </w:pPr>
+    </w:p>
+    <w:p>
+      <w:pPr>
+        <w:spacing w:before="0" w:after="0"/>
+      </w:pPr>
+    </w:p>
+    <w:p>
+      <w:pPr>
         <w:spacing w:before="160" w:after="80"/>
       </w:pPr>
       <w:r>
@@ -18541,7 +20896,7 @@
         </w:rPr>
         <w:drawing>
           <wp:inline>
-            <wp:extent cx="3600000" cy="728686"/>
+            <wp:extent cx="3600000" cy="723861"/>
             <wp:effectExtent b="0" l="0" r="0" t="0"/>
             <wp:docPr descr="" title="" id="371" name="Picture"/>
             <a:graphic>
@@ -18562,7 +20917,7 @@
                   <pic:spPr bwMode="auto">
                     <a:xfrm>
                       <a:off x="0" y="0"/>
-                      <a:ext cx="3600000" cy="728686"/>
+                      <a:ext cx="3600000" cy="723861"/>
                     </a:xfrm>
                     <a:prstGeom prst="rect">
                       <a:avLst/>
@@ -18583,6 +20938,31 @@
     </w:p>
     <w:p>
       <w:pPr>
+        <w:spacing w:before="0" w:after="0"/>
+      </w:pPr>
+    </w:p>
+    <w:p>
+      <w:pPr>
+        <w:spacing w:before="0" w:after="0"/>
+      </w:pPr>
+    </w:p>
+    <w:p>
+      <w:pPr>
+        <w:spacing w:before="0" w:after="0"/>
+      </w:pPr>
+    </w:p>
+    <w:p>
+      <w:pPr>
+        <w:spacing w:before="0" w:after="0"/>
+      </w:pPr>
+    </w:p>
+    <w:p>
+      <w:pPr>
+        <w:spacing w:before="0" w:after="0"/>
+      </w:pPr>
+    </w:p>
+    <w:p>
+      <w:pPr>
         <w:spacing w:before="160" w:after="80"/>
       </w:pPr>
       <w:r>
@@ -18735,7 +21115,7 @@
         </w:rPr>
         <w:drawing>
           <wp:inline>
-            <wp:extent cx="3600000" cy="1883635"/>
+            <wp:extent cx="3600000" cy="1879270"/>
             <wp:effectExtent b="0" l="0" r="0" t="0"/>
             <wp:docPr descr="" title="" id="375" name="Picture"/>
             <a:graphic>
@@ -18756,7 +21136,7 @@
                   <pic:spPr bwMode="auto">
                     <a:xfrm>
                       <a:off x="0" y="0"/>
-                      <a:ext cx="3600000" cy="1883635"/>
+                      <a:ext cx="3600000" cy="1879270"/>
                     </a:xfrm>
                     <a:prstGeom prst="rect">
                       <a:avLst/>
@@ -18777,6 +21157,31 @@
     </w:p>
     <w:p>
       <w:pPr>
+        <w:spacing w:before="0" w:after="0"/>
+      </w:pPr>
+    </w:p>
+    <w:p>
+      <w:pPr>
+        <w:spacing w:before="0" w:after="0"/>
+      </w:pPr>
+    </w:p>
+    <w:p>
+      <w:pPr>
+        <w:spacing w:before="0" w:after="0"/>
+      </w:pPr>
+    </w:p>
+    <w:p>
+      <w:pPr>
+        <w:spacing w:before="0" w:after="0"/>
+      </w:pPr>
+    </w:p>
+    <w:p>
+      <w:pPr>
+        <w:spacing w:before="0" w:after="0"/>
+      </w:pPr>
+    </w:p>
+    <w:p>
+      <w:pPr>
         <w:spacing w:before="160" w:after="80"/>
       </w:pPr>
       <w:r>
@@ -18989,7 +21394,7 @@
         </w:rPr>
         <w:drawing>
           <wp:inline>
-            <wp:extent cx="3600000" cy="399999"/>
+            <wp:extent cx="3600000" cy="392453"/>
             <wp:effectExtent b="0" l="0" r="0" t="0"/>
             <wp:docPr descr="" title="" id="379" name="Picture"/>
             <a:graphic>
@@ -19010,7 +21415,7 @@
                   <pic:spPr bwMode="auto">
                     <a:xfrm>
                       <a:off x="0" y="0"/>
-                      <a:ext cx="3600000" cy="399999"/>
+                      <a:ext cx="3600000" cy="392453"/>
                     </a:xfrm>
                     <a:prstGeom prst="rect">
                       <a:avLst/>
@@ -19041,7 +21446,7 @@
         </w:rPr>
         <w:drawing>
           <wp:inline>
-            <wp:extent cx="3600000" cy="620855"/>
+            <wp:extent cx="3599996" cy="620855"/>
             <wp:effectExtent b="0" l="0" r="0" t="0"/>
             <wp:docPr descr="" title="" id="382" name="Picture"/>
             <a:graphic>
@@ -19062,7 +21467,7 @@
                   <pic:spPr bwMode="auto">
                     <a:xfrm>
                       <a:off x="0" y="0"/>
-                      <a:ext cx="3600000" cy="620855"/>
+                      <a:ext cx="3599996" cy="620855"/>
                     </a:xfrm>
                     <a:prstGeom prst="rect">
                       <a:avLst/>
@@ -19083,6 +21488,46 @@
     </w:p>
     <w:p>
       <w:pPr>
+        <w:spacing w:before="0" w:after="0"/>
+      </w:pPr>
+    </w:p>
+    <w:p>
+      <w:pPr>
+        <w:spacing w:before="0" w:after="0"/>
+      </w:pPr>
+    </w:p>
+    <w:p>
+      <w:pPr>
+        <w:spacing w:before="0" w:after="0"/>
+      </w:pPr>
+    </w:p>
+    <w:p>
+      <w:pPr>
+        <w:spacing w:before="0" w:after="0"/>
+      </w:pPr>
+    </w:p>
+    <w:p>
+      <w:pPr>
+        <w:spacing w:before="0" w:after="0"/>
+      </w:pPr>
+    </w:p>
+    <w:p>
+      <w:pPr>
+        <w:spacing w:before="0" w:after="0"/>
+      </w:pPr>
+    </w:p>
+    <w:p>
+      <w:pPr>
+        <w:spacing w:before="0" w:after="0"/>
+      </w:pPr>
+    </w:p>
+    <w:p>
+      <w:pPr>
+        <w:spacing w:before="0" w:after="0"/>
+      </w:pPr>
+    </w:p>
+    <w:p>
+      <w:pPr>
         <w:spacing w:before="160" w:after="80"/>
       </w:pPr>
       <w:r>
@@ -19253,7 +21698,7 @@
         </w:rPr>
         <w:drawing>
           <wp:inline>
-            <wp:extent cx="3600000" cy="1271900"/>
+            <wp:extent cx="3600000" cy="1254772"/>
             <wp:effectExtent b="0" l="0" r="0" t="0"/>
             <wp:docPr descr="" title="" id="386" name="Picture"/>
             <a:graphic>
@@ -19274,7 +21719,7 @@
                   <pic:spPr bwMode="auto">
                     <a:xfrm>
                       <a:off x="0" y="0"/>
-                      <a:ext cx="3600000" cy="1271900"/>
+                      <a:ext cx="3600000" cy="1254772"/>
                     </a:xfrm>
                     <a:prstGeom prst="rect">
                       <a:avLst/>
@@ -19295,6 +21740,31 @@
     </w:p>
     <w:p>
       <w:pPr>
+        <w:spacing w:before="0" w:after="0"/>
+      </w:pPr>
+    </w:p>
+    <w:p>
+      <w:pPr>
+        <w:spacing w:before="0" w:after="0"/>
+      </w:pPr>
+    </w:p>
+    <w:p>
+      <w:pPr>
+        <w:spacing w:before="0" w:after="0"/>
+      </w:pPr>
+    </w:p>
+    <w:p>
+      <w:pPr>
+        <w:spacing w:before="0" w:after="0"/>
+      </w:pPr>
+    </w:p>
+    <w:p>
+      <w:pPr>
+        <w:spacing w:before="0" w:after="0"/>
+      </w:pPr>
+    </w:p>
+    <w:p>
+      <w:pPr>
         <w:spacing w:before="160" w:after="80"/>
       </w:pPr>
       <w:r>
@@ -19507,7 +21977,7 @@
         </w:rPr>
         <w:drawing>
           <wp:inline>
-            <wp:extent cx="3600000" cy="1372849"/>
+            <wp:extent cx="3600000" cy="1309779"/>
             <wp:effectExtent b="0" l="0" r="0" t="0"/>
             <wp:docPr descr="" title="" id="390" name="Picture"/>
             <a:graphic>
@@ -19528,7 +21998,7 @@
                   <pic:spPr bwMode="auto">
                     <a:xfrm>
                       <a:off x="0" y="0"/>
-                      <a:ext cx="3600000" cy="1372849"/>
+                      <a:ext cx="3600000" cy="1309779"/>
                     </a:xfrm>
                     <a:prstGeom prst="rect">
                       <a:avLst/>
@@ -19549,6 +22019,31 @@
     </w:p>
     <w:p>
       <w:pPr>
+        <w:spacing w:before="0" w:after="0"/>
+      </w:pPr>
+    </w:p>
+    <w:p>
+      <w:pPr>
+        <w:spacing w:before="0" w:after="0"/>
+      </w:pPr>
+    </w:p>
+    <w:p>
+      <w:pPr>
+        <w:spacing w:before="0" w:after="0"/>
+      </w:pPr>
+    </w:p>
+    <w:p>
+      <w:pPr>
+        <w:spacing w:before="0" w:after="0"/>
+      </w:pPr>
+    </w:p>
+    <w:p>
+      <w:pPr>
+        <w:spacing w:before="0" w:after="0"/>
+      </w:pPr>
+    </w:p>
+    <w:p>
+      <w:pPr>
         <w:spacing w:before="160" w:after="80"/>
       </w:pPr>
       <w:r>
@@ -19743,7 +22238,7 @@
         </w:rPr>
         <w:drawing>
           <wp:inline>
-            <wp:extent cx="3600000" cy="844373"/>
+            <wp:extent cx="3600000" cy="838669"/>
             <wp:effectExtent b="0" l="0" r="0" t="0"/>
             <wp:docPr descr="" title="" id="394" name="Picture"/>
             <a:graphic>
@@ -19764,7 +22259,7 @@
                   <pic:spPr bwMode="auto">
                     <a:xfrm>
                       <a:off x="0" y="0"/>
-                      <a:ext cx="3600000" cy="844373"/>
+                      <a:ext cx="3600000" cy="838669"/>
                     </a:xfrm>
                     <a:prstGeom prst="rect">
                       <a:avLst/>
@@ -19785,6 +22280,46 @@
     </w:p>
     <w:p>
       <w:pPr>
+        <w:spacing w:before="0" w:after="0"/>
+      </w:pPr>
+    </w:p>
+    <w:p>
+      <w:pPr>
+        <w:spacing w:before="0" w:after="0"/>
+      </w:pPr>
+    </w:p>
+    <w:p>
+      <w:pPr>
+        <w:spacing w:before="0" w:after="0"/>
+      </w:pPr>
+    </w:p>
+    <w:p>
+      <w:pPr>
+        <w:spacing w:before="0" w:after="0"/>
+      </w:pPr>
+    </w:p>
+    <w:p>
+      <w:pPr>
+        <w:spacing w:before="0" w:after="0"/>
+      </w:pPr>
+    </w:p>
+    <w:p>
+      <w:pPr>
+        <w:spacing w:before="0" w:after="0"/>
+      </w:pPr>
+    </w:p>
+    <w:p>
+      <w:pPr>
+        <w:spacing w:before="0" w:after="0"/>
+      </w:pPr>
+    </w:p>
+    <w:p>
+      <w:pPr>
+        <w:spacing w:before="0" w:after="0"/>
+      </w:pPr>
+    </w:p>
+    <w:p>
+      <w:pPr>
         <w:spacing w:before="160" w:after="80"/>
       </w:pPr>
       <w:r>
@@ -19943,7 +22478,7 @@
         </w:rPr>
         <w:drawing>
           <wp:inline>
-            <wp:extent cx="3600000" cy="922270"/>
+            <wp:extent cx="3594757" cy="922270"/>
             <wp:effectExtent b="0" l="0" r="0" t="0"/>
             <wp:docPr descr="" title="" id="398" name="Picture"/>
             <a:graphic>
@@ -19964,7 +22499,7 @@
                   <pic:spPr bwMode="auto">
                     <a:xfrm>
                       <a:off x="0" y="0"/>
-                      <a:ext cx="3600000" cy="922270"/>
+                      <a:ext cx="3594757" cy="922270"/>
                     </a:xfrm>
                     <a:prstGeom prst="rect">
                       <a:avLst/>
@@ -19985,6 +22520,31 @@
     </w:p>
     <w:p>
       <w:pPr>
+        <w:spacing w:before="0" w:after="0"/>
+      </w:pPr>
+    </w:p>
+    <w:p>
+      <w:pPr>
+        <w:spacing w:before="0" w:after="0"/>
+      </w:pPr>
+    </w:p>
+    <w:p>
+      <w:pPr>
+        <w:spacing w:before="0" w:after="0"/>
+      </w:pPr>
+    </w:p>
+    <w:p>
+      <w:pPr>
+        <w:spacing w:before="0" w:after="0"/>
+      </w:pPr>
+    </w:p>
+    <w:p>
+      <w:pPr>
+        <w:spacing w:before="0" w:after="0"/>
+      </w:pPr>
+    </w:p>
+    <w:p>
+      <w:pPr>
         <w:spacing w:before="160" w:after="80"/>
       </w:pPr>
       <w:r>
@@ -20131,7 +22691,7 @@
         </w:rPr>
         <w:drawing>
           <wp:inline>
-            <wp:extent cx="3600000" cy="614117"/>
+            <wp:extent cx="3599996" cy="614117"/>
             <wp:effectExtent b="0" l="0" r="0" t="0"/>
             <wp:docPr descr="" title="" id="402" name="Picture"/>
             <a:graphic>
@@ -20152,7 +22712,7 @@
                   <pic:spPr bwMode="auto">
                     <a:xfrm>
                       <a:off x="0" y="0"/>
-                      <a:ext cx="3600000" cy="614117"/>
+                      <a:ext cx="3599996" cy="614117"/>
                     </a:xfrm>
                     <a:prstGeom prst="rect">
                       <a:avLst/>
@@ -20173,6 +22733,31 @@
     </w:p>
     <w:p>
       <w:pPr>
+        <w:spacing w:before="0" w:after="0"/>
+      </w:pPr>
+    </w:p>
+    <w:p>
+      <w:pPr>
+        <w:spacing w:before="0" w:after="0"/>
+      </w:pPr>
+    </w:p>
+    <w:p>
+      <w:pPr>
+        <w:spacing w:before="0" w:after="0"/>
+      </w:pPr>
+    </w:p>
+    <w:p>
+      <w:pPr>
+        <w:spacing w:before="0" w:after="0"/>
+      </w:pPr>
+    </w:p>
+    <w:p>
+      <w:pPr>
+        <w:spacing w:before="0" w:after="0"/>
+      </w:pPr>
+    </w:p>
+    <w:p>
+      <w:pPr>
         <w:spacing w:before="160" w:after="80"/>
       </w:pPr>
       <w:r>
@@ -20337,7 +22922,7 @@
         </w:rPr>
         <w:drawing>
           <wp:inline>
-            <wp:extent cx="3600000" cy="714208"/>
+            <wp:extent cx="3599994" cy="714208"/>
             <wp:effectExtent b="0" l="0" r="0" t="0"/>
             <wp:docPr descr="" title="" id="406" name="Picture"/>
             <a:graphic>
@@ -20358,7 +22943,7 @@
                   <pic:spPr bwMode="auto">
                     <a:xfrm>
                       <a:off x="0" y="0"/>
-                      <a:ext cx="3600000" cy="714208"/>
+                      <a:ext cx="3599994" cy="714208"/>
                     </a:xfrm>
                     <a:prstGeom prst="rect">
                       <a:avLst/>
@@ -20379,6 +22964,31 @@
     </w:p>
     <w:p>
       <w:pPr>
+        <w:spacing w:before="0" w:after="0"/>
+      </w:pPr>
+    </w:p>
+    <w:p>
+      <w:pPr>
+        <w:spacing w:before="0" w:after="0"/>
+      </w:pPr>
+    </w:p>
+    <w:p>
+      <w:pPr>
+        <w:spacing w:before="0" w:after="0"/>
+      </w:pPr>
+    </w:p>
+    <w:p>
+      <w:pPr>
+        <w:spacing w:before="0" w:after="0"/>
+      </w:pPr>
+    </w:p>
+    <w:p>
+      <w:pPr>
+        <w:spacing w:before="0" w:after="0"/>
+      </w:pPr>
+    </w:p>
+    <w:p>
+      <w:pPr>
         <w:spacing w:before="160" w:after="80"/>
       </w:pPr>
       <w:r>
@@ -20537,7 +23147,7 @@
         </w:rPr>
         <w:drawing>
           <wp:inline>
-            <wp:extent cx="3600000" cy="986569"/>
+            <wp:extent cx="3600000" cy="981818"/>
             <wp:effectExtent b="0" l="0" r="0" t="0"/>
             <wp:docPr descr="" title="" id="410" name="Picture"/>
             <a:graphic>
@@ -20558,7 +23168,7 @@
                   <pic:spPr bwMode="auto">
                     <a:xfrm>
                       <a:off x="0" y="0"/>
-                      <a:ext cx="3600000" cy="986569"/>
+                      <a:ext cx="3600000" cy="981818"/>
                     </a:xfrm>
                     <a:prstGeom prst="rect">
                       <a:avLst/>
@@ -20579,6 +23189,31 @@
     </w:p>
     <w:p>
       <w:pPr>
+        <w:spacing w:before="0" w:after="0"/>
+      </w:pPr>
+    </w:p>
+    <w:p>
+      <w:pPr>
+        <w:spacing w:before="0" w:after="0"/>
+      </w:pPr>
+    </w:p>
+    <w:p>
+      <w:pPr>
+        <w:spacing w:before="0" w:after="0"/>
+      </w:pPr>
+    </w:p>
+    <w:p>
+      <w:pPr>
+        <w:spacing w:before="0" w:after="0"/>
+      </w:pPr>
+    </w:p>
+    <w:p>
+      <w:pPr>
+        <w:spacing w:before="0" w:after="0"/>
+      </w:pPr>
+    </w:p>
+    <w:p>
+      <w:pPr>
         <w:spacing w:before="160" w:after="80"/>
       </w:pPr>
       <w:r>
@@ -20737,7 +23372,7 @@
         </w:rPr>
         <w:drawing>
           <wp:inline>
-            <wp:extent cx="3600000" cy="636174"/>
+            <wp:extent cx="3599996" cy="636174"/>
             <wp:effectExtent b="0" l="0" r="0" t="0"/>
             <wp:docPr descr="" title="" id="414" name="Picture"/>
             <a:graphic>
@@ -20758,7 +23393,7 @@
                   <pic:spPr bwMode="auto">
                     <a:xfrm>
                       <a:off x="0" y="0"/>
-                      <a:ext cx="3600000" cy="636174"/>
+                      <a:ext cx="3599996" cy="636174"/>
                     </a:xfrm>
                     <a:prstGeom prst="rect">
                       <a:avLst/>
@@ -20779,6 +23414,31 @@
     </w:p>
     <w:p>
       <w:pPr>
+        <w:spacing w:before="0" w:after="0"/>
+      </w:pPr>
+    </w:p>
+    <w:p>
+      <w:pPr>
+        <w:spacing w:before="0" w:after="0"/>
+      </w:pPr>
+    </w:p>
+    <w:p>
+      <w:pPr>
+        <w:spacing w:before="0" w:after="0"/>
+      </w:pPr>
+    </w:p>
+    <w:p>
+      <w:pPr>
+        <w:spacing w:before="0" w:after="0"/>
+      </w:pPr>
+    </w:p>
+    <w:p>
+      <w:pPr>
+        <w:spacing w:before="0" w:after="0"/>
+      </w:pPr>
+    </w:p>
+    <w:p>
+      <w:pPr>
         <w:spacing w:before="160" w:after="80"/>
       </w:pPr>
       <w:r>
@@ -21003,7 +23663,7 @@
         </w:rPr>
         <w:drawing>
           <wp:inline>
-            <wp:extent cx="3600000" cy="1357437"/>
+            <wp:extent cx="3600000" cy="1304237"/>
             <wp:effectExtent b="0" l="0" r="0" t="0"/>
             <wp:docPr descr="" title="" id="418" name="Picture"/>
             <a:graphic>
@@ -21024,7 +23684,7 @@
                   <pic:spPr bwMode="auto">
                     <a:xfrm>
                       <a:off x="0" y="0"/>
-                      <a:ext cx="3600000" cy="1357437"/>
+                      <a:ext cx="3600000" cy="1304237"/>
                     </a:xfrm>
                     <a:prstGeom prst="rect">
                       <a:avLst/>
@@ -21045,6 +23705,46 @@
     </w:p>
     <w:p>
       <w:pPr>
+        <w:spacing w:before="0" w:after="0"/>
+      </w:pPr>
+    </w:p>
+    <w:p>
+      <w:pPr>
+        <w:spacing w:before="0" w:after="0"/>
+      </w:pPr>
+    </w:p>
+    <w:p>
+      <w:pPr>
+        <w:spacing w:before="0" w:after="0"/>
+      </w:pPr>
+    </w:p>
+    <w:p>
+      <w:pPr>
+        <w:spacing w:before="0" w:after="0"/>
+      </w:pPr>
+    </w:p>
+    <w:p>
+      <w:pPr>
+        <w:spacing w:before="0" w:after="0"/>
+      </w:pPr>
+    </w:p>
+    <w:p>
+      <w:pPr>
+        <w:spacing w:before="0" w:after="0"/>
+      </w:pPr>
+    </w:p>
+    <w:p>
+      <w:pPr>
+        <w:spacing w:before="0" w:after="0"/>
+      </w:pPr>
+    </w:p>
+    <w:p>
+      <w:pPr>
+        <w:spacing w:before="0" w:after="0"/>
+      </w:pPr>
+    </w:p>
+    <w:p>
+      <w:pPr>
         <w:spacing w:before="160" w:after="80"/>
       </w:pPr>
       <w:r>
@@ -21233,7 +23933,7 @@
         </w:rPr>
         <w:drawing>
           <wp:inline>
-            <wp:extent cx="3600000" cy="1400607"/>
+            <wp:extent cx="3600000" cy="1384318"/>
             <wp:effectExtent b="0" l="0" r="0" t="0"/>
             <wp:docPr descr="" title="" id="422" name="Picture"/>
             <a:graphic>
@@ -21254,7 +23954,7 @@
                   <pic:spPr bwMode="auto">
                     <a:xfrm>
                       <a:off x="0" y="0"/>
-                      <a:ext cx="3600000" cy="1400607"/>
+                      <a:ext cx="3600000" cy="1384318"/>
                     </a:xfrm>
                     <a:prstGeom prst="rect">
                       <a:avLst/>
@@ -21354,6 +24054,46 @@
     </w:p>
     <w:p>
       <w:pPr>
+        <w:spacing w:before="0" w:after="0"/>
+      </w:pPr>
+    </w:p>
+    <w:p>
+      <w:pPr>
+        <w:spacing w:before="0" w:after="0"/>
+      </w:pPr>
+    </w:p>
+    <w:p>
+      <w:pPr>
+        <w:spacing w:before="0" w:after="0"/>
+      </w:pPr>
+    </w:p>
+    <w:p>
+      <w:pPr>
+        <w:spacing w:before="0" w:after="0"/>
+      </w:pPr>
+    </w:p>
+    <w:p>
+      <w:pPr>
+        <w:spacing w:before="0" w:after="0"/>
+      </w:pPr>
+    </w:p>
+    <w:p>
+      <w:pPr>
+        <w:spacing w:before="0" w:after="0"/>
+      </w:pPr>
+    </w:p>
+    <w:p>
+      <w:pPr>
+        <w:spacing w:before="0" w:after="0"/>
+      </w:pPr>
+    </w:p>
+    <w:p>
+      <w:pPr>
+        <w:spacing w:before="0" w:after="0"/>
+      </w:pPr>
+    </w:p>
+    <w:p>
+      <w:pPr>
         <w:spacing w:before="160" w:after="80"/>
       </w:pPr>
       <w:r>
@@ -21518,7 +24258,7 @@
         </w:rPr>
         <w:drawing>
           <wp:inline>
-            <wp:extent cx="3600000" cy="1132257"/>
+            <wp:extent cx="3600000" cy="1122267"/>
             <wp:effectExtent b="0" l="0" r="0" t="0"/>
             <wp:docPr descr="" title="" id="426" name="Picture"/>
             <a:graphic>
@@ -21539,7 +24279,7 @@
                   <pic:spPr bwMode="auto">
                     <a:xfrm>
                       <a:off x="0" y="0"/>
-                      <a:ext cx="3600000" cy="1132257"/>
+                      <a:ext cx="3600000" cy="1122267"/>
                     </a:xfrm>
                     <a:prstGeom prst="rect">
                       <a:avLst/>
@@ -21615,6 +24355,46 @@
     </w:p>
     <w:p>
       <w:pPr>
+        <w:spacing w:before="0" w:after="0"/>
+      </w:pPr>
+    </w:p>
+    <w:p>
+      <w:pPr>
+        <w:spacing w:before="0" w:after="0"/>
+      </w:pPr>
+    </w:p>
+    <w:p>
+      <w:pPr>
+        <w:spacing w:before="0" w:after="0"/>
+      </w:pPr>
+    </w:p>
+    <w:p>
+      <w:pPr>
+        <w:spacing w:before="0" w:after="0"/>
+      </w:pPr>
+    </w:p>
+    <w:p>
+      <w:pPr>
+        <w:spacing w:before="0" w:after="0"/>
+      </w:pPr>
+    </w:p>
+    <w:p>
+      <w:pPr>
+        <w:spacing w:before="0" w:after="0"/>
+      </w:pPr>
+    </w:p>
+    <w:p>
+      <w:pPr>
+        <w:spacing w:before="0" w:after="0"/>
+      </w:pPr>
+    </w:p>
+    <w:p>
+      <w:pPr>
+        <w:spacing w:before="0" w:after="0"/>
+      </w:pPr>
+    </w:p>
+    <w:p>
+      <w:pPr>
         <w:spacing w:before="160" w:after="80"/>
       </w:pPr>
       <w:r>
@@ -21779,7 +24559,7 @@
         </w:rPr>
         <w:drawing>
           <wp:inline>
-            <wp:extent cx="3600000" cy="1169585"/>
+            <wp:extent cx="3599999" cy="1169585"/>
             <wp:effectExtent b="0" l="0" r="0" t="0"/>
             <wp:docPr descr="" title="" id="430" name="Picture"/>
             <a:graphic>
@@ -21800,7 +24580,7 @@
                   <pic:spPr bwMode="auto">
                     <a:xfrm>
                       <a:off x="0" y="0"/>
-                      <a:ext cx="3600000" cy="1169585"/>
+                      <a:ext cx="3599999" cy="1169585"/>
                     </a:xfrm>
                     <a:prstGeom prst="rect">
                       <a:avLst/>
@@ -21821,6 +24601,31 @@
     </w:p>
     <w:p>
       <w:pPr>
+        <w:spacing w:before="0" w:after="0"/>
+      </w:pPr>
+    </w:p>
+    <w:p>
+      <w:pPr>
+        <w:spacing w:before="0" w:after="0"/>
+      </w:pPr>
+    </w:p>
+    <w:p>
+      <w:pPr>
+        <w:spacing w:before="0" w:after="0"/>
+      </w:pPr>
+    </w:p>
+    <w:p>
+      <w:pPr>
+        <w:spacing w:before="0" w:after="0"/>
+      </w:pPr>
+    </w:p>
+    <w:p>
+      <w:pPr>
+        <w:spacing w:before="0" w:after="0"/>
+      </w:pPr>
+    </w:p>
+    <w:p>
+      <w:pPr>
         <w:spacing w:before="160" w:after="80"/>
       </w:pPr>
       <w:r>
@@ -21961,7 +24766,7 @@
         </w:rPr>
         <w:drawing>
           <wp:inline>
-            <wp:extent cx="3600000" cy="741768"/>
+            <wp:extent cx="3600000" cy="737738"/>
             <wp:effectExtent b="0" l="0" r="0" t="0"/>
             <wp:docPr descr="" title="" id="434" name="Picture"/>
             <a:graphic>
@@ -21982,7 +24787,7 @@
                   <pic:spPr bwMode="auto">
                     <a:xfrm>
                       <a:off x="0" y="0"/>
-                      <a:ext cx="3600000" cy="741768"/>
+                      <a:ext cx="3600000" cy="737738"/>
                     </a:xfrm>
                     <a:prstGeom prst="rect">
                       <a:avLst/>
@@ -22000,6 +24805,31 @@
           </wp:inline>
         </w:drawing>
       </w:r>
+    </w:p>
+    <w:p>
+      <w:pPr>
+        <w:spacing w:before="0" w:after="0"/>
+      </w:pPr>
+    </w:p>
+    <w:p>
+      <w:pPr>
+        <w:spacing w:before="0" w:after="0"/>
+      </w:pPr>
+    </w:p>
+    <w:p>
+      <w:pPr>
+        <w:spacing w:before="0" w:after="0"/>
+      </w:pPr>
+    </w:p>
+    <w:p>
+      <w:pPr>
+        <w:spacing w:before="0" w:after="0"/>
+      </w:pPr>
+    </w:p>
+    <w:p>
+      <w:pPr>
+        <w:spacing w:before="0" w:after="0"/>
+      </w:pPr>
     </w:p>
     <w:p>
       <w:pPr>
@@ -22218,7 +25048,7 @@
         </w:rPr>
         <w:drawing>
           <wp:inline>
-            <wp:extent cx="3600000" cy="906601"/>
+            <wp:extent cx="3600000" cy="886700"/>
             <wp:effectExtent b="0" l="0" r="0" t="0"/>
             <wp:docPr descr="" title="" id="441" name="Picture"/>
             <a:graphic>
@@ -22239,7 +25069,7 @@
                   <pic:spPr bwMode="auto">
                     <a:xfrm>
                       <a:off x="0" y="0"/>
-                      <a:ext cx="3600000" cy="906601"/>
+                      <a:ext cx="3600000" cy="886700"/>
                     </a:xfrm>
                     <a:prstGeom prst="rect">
                       <a:avLst/>
@@ -22411,6 +25241,31 @@
         </w:rPr>
         <w:t>。</w:t>
       </w:r>
+    </w:p>
+    <w:p>
+      <w:pPr>
+        <w:spacing w:before="0" w:after="0"/>
+      </w:pPr>
+    </w:p>
+    <w:p>
+      <w:pPr>
+        <w:spacing w:before="0" w:after="0"/>
+      </w:pPr>
+    </w:p>
+    <w:p>
+      <w:pPr>
+        <w:spacing w:before="0" w:after="0"/>
+      </w:pPr>
+    </w:p>
+    <w:p>
+      <w:pPr>
+        <w:spacing w:before="0" w:after="0"/>
+      </w:pPr>
+    </w:p>
+    <w:p>
+      <w:pPr>
+        <w:spacing w:before="0" w:after="0"/>
+      </w:pPr>
     </w:p>
     <w:p>
       <w:pPr>
@@ -23157,6 +26012,31 @@
     </w:tbl>
     <w:p>
       <w:pPr>
+        <w:spacing w:before="0" w:after="0"/>
+      </w:pPr>
+    </w:p>
+    <w:p>
+      <w:pPr>
+        <w:spacing w:before="0" w:after="0"/>
+      </w:pPr>
+    </w:p>
+    <w:p>
+      <w:pPr>
+        <w:spacing w:before="0" w:after="0"/>
+      </w:pPr>
+    </w:p>
+    <w:p>
+      <w:pPr>
+        <w:spacing w:before="0" w:after="0"/>
+      </w:pPr>
+    </w:p>
+    <w:p>
+      <w:pPr>
+        <w:spacing w:before="0" w:after="0"/>
+      </w:pPr>
+    </w:p>
+    <w:p>
+      <w:pPr>
         <w:spacing w:before="160" w:after="80"/>
       </w:pPr>
       <w:r>
@@ -23617,7 +26497,7 @@
         </w:rPr>
         <w:drawing>
           <wp:inline>
-            <wp:extent cx="2133600" cy="1600200"/>
+            <wp:extent cx="2133600" cy="1580444"/>
             <wp:effectExtent b="0" l="0" r="0" t="0"/>
             <wp:docPr descr="" title="" id="455" name="Picture"/>
             <a:graphic>
@@ -23638,7 +26518,7 @@
                   <pic:spPr bwMode="auto">
                     <a:xfrm>
                       <a:off x="0" y="0"/>
-                      <a:ext cx="2133600" cy="1600200"/>
+                      <a:ext cx="2133600" cy="1580444"/>
                     </a:xfrm>
                     <a:prstGeom prst="rect">
                       <a:avLst/>
@@ -23669,7 +26549,7 @@
         </w:rPr>
         <w:drawing>
           <wp:inline>
-            <wp:extent cx="2413000" cy="647700"/>
+            <wp:extent cx="2413000" cy="571500"/>
             <wp:effectExtent b="0" l="0" r="0" t="0"/>
             <wp:docPr descr="" title="" id="458" name="Picture"/>
             <a:graphic>
@@ -23690,7 +26570,7 @@
                   <pic:spPr bwMode="auto">
                     <a:xfrm>
                       <a:off x="0" y="0"/>
-                      <a:ext cx="2413000" cy="647700"/>
+                      <a:ext cx="2413000" cy="571500"/>
                     </a:xfrm>
                     <a:prstGeom prst="rect">
                       <a:avLst/>
@@ -23721,7 +26601,7 @@
         </w:rPr>
         <w:drawing>
           <wp:inline>
-            <wp:extent cx="2438400" cy="1282700"/>
+            <wp:extent cx="2438400" cy="1245419"/>
             <wp:effectExtent b="0" l="0" r="0" t="0"/>
             <wp:docPr descr="" title="" id="461" name="Picture"/>
             <a:graphic>
@@ -23742,7 +26622,7 @@
                   <pic:spPr bwMode="auto">
                     <a:xfrm>
                       <a:off x="0" y="0"/>
-                      <a:ext cx="2438400" cy="1282700"/>
+                      <a:ext cx="2438400" cy="1245419"/>
                     </a:xfrm>
                     <a:prstGeom prst="rect">
                       <a:avLst/>
@@ -23773,7 +26653,7 @@
         </w:rPr>
         <w:drawing>
           <wp:inline>
-            <wp:extent cx="2133600" cy="1625600"/>
+            <wp:extent cx="2090057" cy="1625600"/>
             <wp:effectExtent b="0" l="0" r="0" t="0"/>
             <wp:docPr descr="" title="" id="464" name="Picture"/>
             <a:graphic>
@@ -23794,7 +26674,7 @@
                   <pic:spPr bwMode="auto">
                     <a:xfrm>
                       <a:off x="0" y="0"/>
-                      <a:ext cx="2133600" cy="1625600"/>
+                      <a:ext cx="2090057" cy="1625600"/>
                     </a:xfrm>
                     <a:prstGeom prst="rect">
                       <a:avLst/>
@@ -23825,7 +26705,7 @@
         </w:rPr>
         <w:drawing>
           <wp:inline>
-            <wp:extent cx="1892300" cy="1244600"/>
+            <wp:extent cx="1892300" cy="1168400"/>
             <wp:effectExtent b="0" l="0" r="0" t="0"/>
             <wp:docPr descr="" title="" id="467" name="Picture"/>
             <a:graphic>
@@ -23846,7 +26726,7 @@
                   <pic:spPr bwMode="auto">
                     <a:xfrm>
                       <a:off x="0" y="0"/>
-                      <a:ext cx="1892300" cy="1244600"/>
+                      <a:ext cx="1892300" cy="1168400"/>
                     </a:xfrm>
                     <a:prstGeom prst="rect">
                       <a:avLst/>
@@ -23877,7 +26757,7 @@
         </w:rPr>
         <w:drawing>
           <wp:inline>
-            <wp:extent cx="1917700" cy="1841500"/>
+            <wp:extent cx="1917700" cy="1838347"/>
             <wp:effectExtent b="0" l="0" r="0" t="0"/>
             <wp:docPr descr="" title="" id="470" name="Picture"/>
             <a:graphic>
@@ -23898,7 +26778,7 @@
                   <pic:spPr bwMode="auto">
                     <a:xfrm>
                       <a:off x="0" y="0"/>
-                      <a:ext cx="1917700" cy="1841500"/>
+                      <a:ext cx="1917700" cy="1838347"/>
                     </a:xfrm>
                     <a:prstGeom prst="rect">
                       <a:avLst/>
@@ -24398,6 +27278,46 @@
     </w:p>
     <w:p>
       <w:pPr>
+        <w:spacing w:before="0" w:after="0"/>
+      </w:pPr>
+    </w:p>
+    <w:p>
+      <w:pPr>
+        <w:spacing w:before="0" w:after="0"/>
+      </w:pPr>
+    </w:p>
+    <w:p>
+      <w:pPr>
+        <w:spacing w:before="0" w:after="0"/>
+      </w:pPr>
+    </w:p>
+    <w:p>
+      <w:pPr>
+        <w:spacing w:before="0" w:after="0"/>
+      </w:pPr>
+    </w:p>
+    <w:p>
+      <w:pPr>
+        <w:spacing w:before="0" w:after="0"/>
+      </w:pPr>
+    </w:p>
+    <w:p>
+      <w:pPr>
+        <w:spacing w:before="0" w:after="0"/>
+      </w:pPr>
+    </w:p>
+    <w:p>
+      <w:pPr>
+        <w:spacing w:before="0" w:after="0"/>
+      </w:pPr>
+    </w:p>
+    <w:p>
+      <w:pPr>
+        <w:spacing w:before="0" w:after="0"/>
+      </w:pPr>
+    </w:p>
+    <w:p>
+      <w:pPr>
         <w:spacing w:before="160" w:after="80"/>
       </w:pPr>
       <w:r>
@@ -24822,7 +27742,7 @@
         </w:rPr>
         <w:drawing>
           <wp:inline>
-            <wp:extent cx="3600000" cy="1644755"/>
+            <wp:extent cx="3600000" cy="1636364"/>
             <wp:effectExtent b="0" l="0" r="0" t="0"/>
             <wp:docPr descr="" title="" id="489" name="Picture"/>
             <a:graphic>
@@ -24843,7 +27763,7 @@
                   <pic:spPr bwMode="auto">
                     <a:xfrm>
                       <a:off x="0" y="0"/>
-                      <a:ext cx="3600000" cy="1644755"/>
+                      <a:ext cx="3600000" cy="1636364"/>
                     </a:xfrm>
                     <a:prstGeom prst="rect">
                       <a:avLst/>
@@ -25919,6 +28839,46 @@
     </w:tbl>
     <w:p>
       <w:pPr>
+        <w:spacing w:before="0" w:after="0"/>
+      </w:pPr>
+    </w:p>
+    <w:p>
+      <w:pPr>
+        <w:spacing w:before="0" w:after="0"/>
+      </w:pPr>
+    </w:p>
+    <w:p>
+      <w:pPr>
+        <w:spacing w:before="0" w:after="0"/>
+      </w:pPr>
+    </w:p>
+    <w:p>
+      <w:pPr>
+        <w:spacing w:before="0" w:after="0"/>
+      </w:pPr>
+    </w:p>
+    <w:p>
+      <w:pPr>
+        <w:spacing w:before="0" w:after="0"/>
+      </w:pPr>
+    </w:p>
+    <w:p>
+      <w:pPr>
+        <w:spacing w:before="0" w:after="0"/>
+      </w:pPr>
+    </w:p>
+    <w:p>
+      <w:pPr>
+        <w:spacing w:before="0" w:after="0"/>
+      </w:pPr>
+    </w:p>
+    <w:p>
+      <w:pPr>
+        <w:spacing w:before="0" w:after="0"/>
+      </w:pPr>
+    </w:p>
+    <w:p>
+      <w:pPr>
         <w:spacing w:before="160" w:after="80"/>
       </w:pPr>
       <w:r>
@@ -26185,6 +29145,31 @@
     </w:p>
     <w:p>
       <w:pPr>
+        <w:spacing w:before="0" w:after="0"/>
+      </w:pPr>
+    </w:p>
+    <w:p>
+      <w:pPr>
+        <w:spacing w:before="0" w:after="0"/>
+      </w:pPr>
+    </w:p>
+    <w:p>
+      <w:pPr>
+        <w:spacing w:before="0" w:after="0"/>
+      </w:pPr>
+    </w:p>
+    <w:p>
+      <w:pPr>
+        <w:spacing w:before="0" w:after="0"/>
+      </w:pPr>
+    </w:p>
+    <w:p>
+      <w:pPr>
+        <w:spacing w:before="0" w:after="0"/>
+      </w:pPr>
+    </w:p>
+    <w:p>
+      <w:pPr>
         <w:spacing w:before="160" w:after="80"/>
       </w:pPr>
       <w:r>
@@ -26397,7 +29382,7 @@
         </w:rPr>
         <w:drawing>
           <wp:inline>
-            <wp:extent cx="3600000" cy="884210"/>
+            <wp:extent cx="3599998" cy="884210"/>
             <wp:effectExtent b="0" l="0" r="0" t="0"/>
             <wp:docPr descr="" title="" id="497" name="Picture"/>
             <a:graphic>
@@ -26418,7 +29403,7 @@
                   <pic:spPr bwMode="auto">
                     <a:xfrm>
                       <a:off x="0" y="0"/>
-                      <a:ext cx="3600000" cy="884210"/>
+                      <a:ext cx="3599998" cy="884210"/>
                     </a:xfrm>
                     <a:prstGeom prst="rect">
                       <a:avLst/>
@@ -26439,6 +29424,46 @@
     </w:p>
     <w:p>
       <w:pPr>
+        <w:spacing w:before="0" w:after="0"/>
+      </w:pPr>
+    </w:p>
+    <w:p>
+      <w:pPr>
+        <w:spacing w:before="0" w:after="0"/>
+      </w:pPr>
+    </w:p>
+    <w:p>
+      <w:pPr>
+        <w:spacing w:before="0" w:after="0"/>
+      </w:pPr>
+    </w:p>
+    <w:p>
+      <w:pPr>
+        <w:spacing w:before="0" w:after="0"/>
+      </w:pPr>
+    </w:p>
+    <w:p>
+      <w:pPr>
+        <w:spacing w:before="0" w:after="0"/>
+      </w:pPr>
+    </w:p>
+    <w:p>
+      <w:pPr>
+        <w:spacing w:before="0" w:after="0"/>
+      </w:pPr>
+    </w:p>
+    <w:p>
+      <w:pPr>
+        <w:spacing w:before="0" w:after="0"/>
+      </w:pPr>
+    </w:p>
+    <w:p>
+      <w:pPr>
+        <w:spacing w:before="0" w:after="0"/>
+      </w:pPr>
+    </w:p>
+    <w:p>
+      <w:pPr>
         <w:spacing w:before="160" w:after="80"/>
       </w:pPr>
       <w:r>
@@ -26579,7 +29604,7 @@
         </w:rPr>
         <w:drawing>
           <wp:inline>
-            <wp:extent cx="3600000" cy="1589090"/>
+            <wp:extent cx="3600000" cy="1512667"/>
             <wp:effectExtent b="0" l="0" r="0" t="0"/>
             <wp:docPr descr="" title="" id="501" name="Picture"/>
             <a:graphic>
@@ -26600,7 +29625,7 @@
                   <pic:spPr bwMode="auto">
                     <a:xfrm>
                       <a:off x="0" y="0"/>
-                      <a:ext cx="3600000" cy="1589090"/>
+                      <a:ext cx="3600000" cy="1512667"/>
                     </a:xfrm>
                     <a:prstGeom prst="rect">
                       <a:avLst/>
@@ -26618,6 +29643,31 @@
           </wp:inline>
         </w:drawing>
       </w:r>
+    </w:p>
+    <w:p>
+      <w:pPr>
+        <w:spacing w:before="0" w:after="0"/>
+      </w:pPr>
+    </w:p>
+    <w:p>
+      <w:pPr>
+        <w:spacing w:before="0" w:after="0"/>
+      </w:pPr>
+    </w:p>
+    <w:p>
+      <w:pPr>
+        <w:spacing w:before="0" w:after="0"/>
+      </w:pPr>
+    </w:p>
+    <w:p>
+      <w:pPr>
+        <w:spacing w:before="0" w:after="0"/>
+      </w:pPr>
+    </w:p>
+    <w:p>
+      <w:pPr>
+        <w:spacing w:before="0" w:after="0"/>
+      </w:pPr>
     </w:p>
     <w:p>
       <w:pPr>
@@ -27263,7 +30313,7 @@
         </w:rPr>
         <w:drawing>
           <wp:inline>
-            <wp:extent cx="3600000" cy="801046"/>
+            <wp:extent cx="3595283" cy="801046"/>
             <wp:effectExtent b="0" l="0" r="0" t="0"/>
             <wp:docPr descr="" title="" id="511" name="Picture"/>
             <a:graphic>
@@ -27284,7 +30334,7 @@
                   <pic:spPr bwMode="auto">
                     <a:xfrm>
                       <a:off x="0" y="0"/>
-                      <a:ext cx="3600000" cy="801046"/>
+                      <a:ext cx="3595283" cy="801046"/>
                     </a:xfrm>
                     <a:prstGeom prst="rect">
                       <a:avLst/>
@@ -27576,6 +30626,46 @@
     </w:p>
     <w:p>
       <w:pPr>
+        <w:spacing w:before="0" w:after="0"/>
+      </w:pPr>
+    </w:p>
+    <w:p>
+      <w:pPr>
+        <w:spacing w:before="0" w:after="0"/>
+      </w:pPr>
+    </w:p>
+    <w:p>
+      <w:pPr>
+        <w:spacing w:before="0" w:after="0"/>
+      </w:pPr>
+    </w:p>
+    <w:p>
+      <w:pPr>
+        <w:spacing w:before="0" w:after="0"/>
+      </w:pPr>
+    </w:p>
+    <w:p>
+      <w:pPr>
+        <w:spacing w:before="0" w:after="0"/>
+      </w:pPr>
+    </w:p>
+    <w:p>
+      <w:pPr>
+        <w:spacing w:before="0" w:after="0"/>
+      </w:pPr>
+    </w:p>
+    <w:p>
+      <w:pPr>
+        <w:spacing w:before="0" w:after="0"/>
+      </w:pPr>
+    </w:p>
+    <w:p>
+      <w:pPr>
+        <w:spacing w:before="0" w:after="0"/>
+      </w:pPr>
+    </w:p>
+    <w:p>
+      <w:pPr>
         <w:spacing w:before="160" w:after="80"/>
       </w:pPr>
       <w:r>
@@ -28197,6 +31287,46 @@
     </w:p>
     <w:p>
       <w:pPr>
+        <w:spacing w:before="0" w:after="0"/>
+      </w:pPr>
+    </w:p>
+    <w:p>
+      <w:pPr>
+        <w:spacing w:before="0" w:after="0"/>
+      </w:pPr>
+    </w:p>
+    <w:p>
+      <w:pPr>
+        <w:spacing w:before="0" w:after="0"/>
+      </w:pPr>
+    </w:p>
+    <w:p>
+      <w:pPr>
+        <w:spacing w:before="0" w:after="0"/>
+      </w:pPr>
+    </w:p>
+    <w:p>
+      <w:pPr>
+        <w:spacing w:before="0" w:after="0"/>
+      </w:pPr>
+    </w:p>
+    <w:p>
+      <w:pPr>
+        <w:spacing w:before="0" w:after="0"/>
+      </w:pPr>
+    </w:p>
+    <w:p>
+      <w:pPr>
+        <w:spacing w:before="0" w:after="0"/>
+      </w:pPr>
+    </w:p>
+    <w:p>
+      <w:pPr>
+        <w:spacing w:before="0" w:after="0"/>
+      </w:pPr>
+    </w:p>
+    <w:p>
+      <w:pPr>
         <w:spacing w:before="160" w:after="80"/>
       </w:pPr>
       <w:r>
@@ -28596,7 +31726,7 @@
         </w:rPr>
         <w:drawing>
           <wp:inline>
-            <wp:extent cx="3600000" cy="1429906"/>
+            <wp:extent cx="3591587" cy="1429906"/>
             <wp:effectExtent b="0" l="0" r="0" t="0"/>
             <wp:docPr descr="" title="" id="531" name="Picture"/>
             <a:graphic>
@@ -28617,7 +31747,7 @@
                   <pic:spPr bwMode="auto">
                     <a:xfrm>
                       <a:off x="0" y="0"/>
-                      <a:ext cx="3600000" cy="1429906"/>
+                      <a:ext cx="3591587" cy="1429906"/>
                     </a:xfrm>
                     <a:prstGeom prst="rect">
                       <a:avLst/>
@@ -28667,6 +31797,31 @@
     </w:p>
     <w:p>
       <w:pPr>
+        <w:spacing w:before="0" w:after="0"/>
+      </w:pPr>
+    </w:p>
+    <w:p>
+      <w:pPr>
+        <w:spacing w:before="0" w:after="0"/>
+      </w:pPr>
+    </w:p>
+    <w:p>
+      <w:pPr>
+        <w:spacing w:before="0" w:after="0"/>
+      </w:pPr>
+    </w:p>
+    <w:p>
+      <w:pPr>
+        <w:spacing w:before="0" w:after="0"/>
+      </w:pPr>
+    </w:p>
+    <w:p>
+      <w:pPr>
+        <w:spacing w:before="0" w:after="0"/>
+      </w:pPr>
+    </w:p>
+    <w:p>
+      <w:pPr>
         <w:spacing w:before="160" w:after="80"/>
       </w:pPr>
       <w:r>
@@ -28739,10 +31894,6 @@
     <w:p>
       <w:pPr>
         <w:pStyle w:val="Compact"/>
-        <w:numPr>
-          <w:ilvl w:val="0"/>
-          <w:numId w:val="1008"/>
-        </w:numPr>
       </w:pPr>
       <m:oMath>
         <m:oMathPr>
@@ -28927,6 +32078,21 @@
     </w:p>
     <w:p>
       <w:pPr>
+        <w:spacing w:before="0" w:after="0"/>
+      </w:pPr>
+    </w:p>
+    <w:p>
+      <w:pPr>
+        <w:spacing w:before="0" w:after="0"/>
+      </w:pPr>
+    </w:p>
+    <w:p>
+      <w:pPr>
+        <w:spacing w:before="0" w:after="0"/>
+      </w:pPr>
+    </w:p>
+    <w:p>
+      <w:pPr>
         <w:spacing w:before="160" w:after="80"/>
       </w:pPr>
       <w:r>
@@ -29161,6 +32327,31 @@
     </w:p>
     <w:p>
       <w:pPr>
+        <w:spacing w:before="0" w:after="0"/>
+      </w:pPr>
+    </w:p>
+    <w:p>
+      <w:pPr>
+        <w:spacing w:before="0" w:after="0"/>
+      </w:pPr>
+    </w:p>
+    <w:p>
+      <w:pPr>
+        <w:spacing w:before="0" w:after="0"/>
+      </w:pPr>
+    </w:p>
+    <w:p>
+      <w:pPr>
+        <w:spacing w:before="0" w:after="0"/>
+      </w:pPr>
+    </w:p>
+    <w:p>
+      <w:pPr>
+        <w:spacing w:before="0" w:after="0"/>
+      </w:pPr>
+    </w:p>
+    <w:p>
+      <w:pPr>
         <w:spacing w:before="160" w:after="80"/>
       </w:pPr>
       <w:r>
@@ -29477,6 +32668,46 @@
     </w:p>
     <w:p>
       <w:pPr>
+        <w:spacing w:before="0" w:after="0"/>
+      </w:pPr>
+    </w:p>
+    <w:p>
+      <w:pPr>
+        <w:spacing w:before="0" w:after="0"/>
+      </w:pPr>
+    </w:p>
+    <w:p>
+      <w:pPr>
+        <w:spacing w:before="0" w:after="0"/>
+      </w:pPr>
+    </w:p>
+    <w:p>
+      <w:pPr>
+        <w:spacing w:before="0" w:after="0"/>
+      </w:pPr>
+    </w:p>
+    <w:p>
+      <w:pPr>
+        <w:spacing w:before="0" w:after="0"/>
+      </w:pPr>
+    </w:p>
+    <w:p>
+      <w:pPr>
+        <w:spacing w:before="0" w:after="0"/>
+      </w:pPr>
+    </w:p>
+    <w:p>
+      <w:pPr>
+        <w:spacing w:before="0" w:after="0"/>
+      </w:pPr>
+    </w:p>
+    <w:p>
+      <w:pPr>
+        <w:spacing w:before="0" w:after="0"/>
+      </w:pPr>
+    </w:p>
+    <w:p>
+      <w:pPr>
         <w:spacing w:before="160" w:after="80"/>
       </w:pPr>
       <w:r>
@@ -29712,6 +32943,31 @@
     </w:p>
     <w:p>
       <w:pPr>
+        <w:spacing w:before="0" w:after="0"/>
+      </w:pPr>
+    </w:p>
+    <w:p>
+      <w:pPr>
+        <w:spacing w:before="0" w:after="0"/>
+      </w:pPr>
+    </w:p>
+    <w:p>
+      <w:pPr>
+        <w:spacing w:before="0" w:after="0"/>
+      </w:pPr>
+    </w:p>
+    <w:p>
+      <w:pPr>
+        <w:spacing w:before="0" w:after="0"/>
+      </w:pPr>
+    </w:p>
+    <w:p>
+      <w:pPr>
+        <w:spacing w:before="0" w:after="0"/>
+      </w:pPr>
+    </w:p>
+    <w:p>
+      <w:pPr>
         <w:spacing w:before="160" w:after="80"/>
       </w:pPr>
       <w:r>
@@ -30036,6 +33292,46 @@
     </w:p>
     <w:p>
       <w:pPr>
+        <w:spacing w:before="0" w:after="0"/>
+      </w:pPr>
+    </w:p>
+    <w:p>
+      <w:pPr>
+        <w:spacing w:before="0" w:after="0"/>
+      </w:pPr>
+    </w:p>
+    <w:p>
+      <w:pPr>
+        <w:spacing w:before="0" w:after="0"/>
+      </w:pPr>
+    </w:p>
+    <w:p>
+      <w:pPr>
+        <w:spacing w:before="0" w:after="0"/>
+      </w:pPr>
+    </w:p>
+    <w:p>
+      <w:pPr>
+        <w:spacing w:before="0" w:after="0"/>
+      </w:pPr>
+    </w:p>
+    <w:p>
+      <w:pPr>
+        <w:spacing w:before="0" w:after="0"/>
+      </w:pPr>
+    </w:p>
+    <w:p>
+      <w:pPr>
+        <w:spacing w:before="0" w:after="0"/>
+      </w:pPr>
+    </w:p>
+    <w:p>
+      <w:pPr>
+        <w:spacing w:before="0" w:after="0"/>
+      </w:pPr>
+    </w:p>
+    <w:p>
+      <w:pPr>
         <w:spacing w:before="160" w:after="80"/>
       </w:pPr>
       <w:r>
@@ -30324,6 +33620,46 @@
     </w:p>
     <w:p>
       <w:pPr>
+        <w:spacing w:before="0" w:after="0"/>
+      </w:pPr>
+    </w:p>
+    <w:p>
+      <w:pPr>
+        <w:spacing w:before="0" w:after="0"/>
+      </w:pPr>
+    </w:p>
+    <w:p>
+      <w:pPr>
+        <w:spacing w:before="0" w:after="0"/>
+      </w:pPr>
+    </w:p>
+    <w:p>
+      <w:pPr>
+        <w:spacing w:before="0" w:after="0"/>
+      </w:pPr>
+    </w:p>
+    <w:p>
+      <w:pPr>
+        <w:spacing w:before="0" w:after="0"/>
+      </w:pPr>
+    </w:p>
+    <w:p>
+      <w:pPr>
+        <w:spacing w:before="0" w:after="0"/>
+      </w:pPr>
+    </w:p>
+    <w:p>
+      <w:pPr>
+        <w:spacing w:before="0" w:after="0"/>
+      </w:pPr>
+    </w:p>
+    <w:p>
+      <w:pPr>
+        <w:spacing w:before="0" w:after="0"/>
+      </w:pPr>
+    </w:p>
+    <w:p>
+      <w:pPr>
         <w:spacing w:before="160" w:after="80"/>
       </w:pPr>
       <w:r>
@@ -30579,6 +33915,46 @@
         </w:rPr>
         <w:t>？</w:t>
       </w:r>
+    </w:p>
+    <w:p>
+      <w:pPr>
+        <w:spacing w:before="0" w:after="0"/>
+      </w:pPr>
+    </w:p>
+    <w:p>
+      <w:pPr>
+        <w:spacing w:before="0" w:after="0"/>
+      </w:pPr>
+    </w:p>
+    <w:p>
+      <w:pPr>
+        <w:spacing w:before="0" w:after="0"/>
+      </w:pPr>
+    </w:p>
+    <w:p>
+      <w:pPr>
+        <w:spacing w:before="0" w:after="0"/>
+      </w:pPr>
+    </w:p>
+    <w:p>
+      <w:pPr>
+        <w:spacing w:before="0" w:after="0"/>
+      </w:pPr>
+    </w:p>
+    <w:p>
+      <w:pPr>
+        <w:spacing w:before="0" w:after="0"/>
+      </w:pPr>
+    </w:p>
+    <w:p>
+      <w:pPr>
+        <w:spacing w:before="0" w:after="0"/>
+      </w:pPr>
+    </w:p>
+    <w:p>
+      <w:pPr>
+        <w:spacing w:before="0" w:after="0"/>
+      </w:pPr>
     </w:p>
     <w:p>
       <w:pPr>
@@ -30972,6 +34348,46 @@
     </w:p>
     <w:p>
       <w:pPr>
+        <w:spacing w:before="0" w:after="0"/>
+      </w:pPr>
+    </w:p>
+    <w:p>
+      <w:pPr>
+        <w:spacing w:before="0" w:after="0"/>
+      </w:pPr>
+    </w:p>
+    <w:p>
+      <w:pPr>
+        <w:spacing w:before="0" w:after="0"/>
+      </w:pPr>
+    </w:p>
+    <w:p>
+      <w:pPr>
+        <w:spacing w:before="0" w:after="0"/>
+      </w:pPr>
+    </w:p>
+    <w:p>
+      <w:pPr>
+        <w:spacing w:before="0" w:after="0"/>
+      </w:pPr>
+    </w:p>
+    <w:p>
+      <w:pPr>
+        <w:spacing w:before="0" w:after="0"/>
+      </w:pPr>
+    </w:p>
+    <w:p>
+      <w:pPr>
+        <w:spacing w:before="0" w:after="0"/>
+      </w:pPr>
+    </w:p>
+    <w:p>
+      <w:pPr>
+        <w:spacing w:before="0" w:after="0"/>
+      </w:pPr>
+    </w:p>
+    <w:p>
+      <w:pPr>
         <w:spacing w:before="160" w:after="80"/>
       </w:pPr>
       <w:r>
@@ -31433,6 +34849,46 @@
         </w:rPr>
         <w:t xml:space="preserve">反应</w:t>
       </w:r>
+    </w:p>
+    <w:p>
+      <w:pPr>
+        <w:spacing w:before="0" w:after="0"/>
+      </w:pPr>
+    </w:p>
+    <w:p>
+      <w:pPr>
+        <w:spacing w:before="0" w:after="0"/>
+      </w:pPr>
+    </w:p>
+    <w:p>
+      <w:pPr>
+        <w:spacing w:before="0" w:after="0"/>
+      </w:pPr>
+    </w:p>
+    <w:p>
+      <w:pPr>
+        <w:spacing w:before="0" w:after="0"/>
+      </w:pPr>
+    </w:p>
+    <w:p>
+      <w:pPr>
+        <w:spacing w:before="0" w:after="0"/>
+      </w:pPr>
+    </w:p>
+    <w:p>
+      <w:pPr>
+        <w:spacing w:before="0" w:after="0"/>
+      </w:pPr>
+    </w:p>
+    <w:p>
+      <w:pPr>
+        <w:spacing w:before="0" w:after="0"/>
+      </w:pPr>
+    </w:p>
+    <w:p>
+      <w:pPr>
+        <w:spacing w:before="0" w:after="0"/>
+      </w:pPr>
     </w:p>
     <w:p>
       <w:pPr>

--- a/00-首页/题组Word/习题书/第三篇-有机化学/2-立体化学-学生版.docx
+++ b/00-首页/题组Word/习题书/第三篇-有机化学/2-立体化学-学生版.docx
@@ -13585,7 +13585,7 @@
             <m:rPr>
               <m:sty m:val="p"/>
             </m:rPr>
-            <m:t>​</m:t>
+            <m:t xml:space="preserve"> </m:t>
           </m:r>
           <m:r>
             <m:rPr>
@@ -13597,7 +13597,7 @@
             <m:rPr>
               <m:sty m:val="p"/>
             </m:rPr>
-            <m:t>​</m:t>
+            <m:t xml:space="preserve"> </m:t>
           </m:r>
           <m:r>
             <m:rPr>
@@ -13627,7 +13627,7 @@
             <m:rPr>
               <m:sty m:val="p"/>
             </m:rPr>
-            <m:t>​</m:t>
+            <m:t xml:space="preserve"> </m:t>
           </m:r>
           <m:r>
             <m:rPr>
@@ -13639,7 +13639,7 @@
             <m:rPr>
               <m:sty m:val="p"/>
             </m:rPr>
-            <m:t>​</m:t>
+            <m:t xml:space="preserve"> </m:t>
           </m:r>
           <m:r>
             <m:rPr>
@@ -13669,7 +13669,7 @@
             <m:rPr>
               <m:sty m:val="p"/>
             </m:rPr>
-            <m:t>​</m:t>
+            <m:t xml:space="preserve"> </m:t>
           </m:r>
           <m:r>
             <m:rPr>
@@ -13681,7 +13681,7 @@
             <m:rPr>
               <m:sty m:val="p"/>
             </m:rPr>
-            <m:t>​</m:t>
+            <m:t xml:space="preserve"> </m:t>
           </m:r>
           <m:r>
             <m:rPr>

--- a/00-首页/题组Word/习题书/第三篇-有机化学/2-立体化学-学生版.docx
+++ b/00-首页/题组Word/习题书/第三篇-有机化学/2-立体化学-学生版.docx
@@ -25506,6 +25506,14 @@
       <w:tblPr>
         <w:tblStyle w:val="Table"/>
         <w:tblW w:type="auto" w:w="0"/>
+        <w:tblBorders>
+          <w:top w:val="single" w:sz="12" w:space="0" w:color="000000"/>
+          <w:left w:val="none" w:sz="0" w:space="0" w:color="auto"/>
+          <w:bottom w:val="single" w:sz="12" w:space="0" w:color="000000"/>
+          <w:right w:val="none" w:sz="0" w:space="0" w:color="auto"/>
+          <w:insideH w:val="none" w:sz="0" w:space="0" w:color="auto"/>
+          <w:insideV w:val="none" w:sz="0" w:space="0" w:color="auto"/>
+        </w:tblBorders>
         <w:tblLook w:firstRow="1" w:lastRow="0" w:firstColumn="0" w:lastColumn="0" w:noHBand="0" w:noVBand="0" w:val="0020"/>
       </w:tblPr>
       <w:tblGrid>
@@ -25520,7 +25528,11 @@
           <w:tblHeader w:val="on"/>
         </w:trPr>
         <w:tc>
-          <w:tcPr/>
+          <w:tcPr>
+            <w:tcBorders>
+              <w:bottom w:val="single" w:sz="8" w:space="0" w:color="000000"/>
+            </w:tcBorders>
+          </w:tcPr>
           <w:p>
             <w:pPr>
               <w:pStyle w:val="Compact"/>
@@ -25536,7 +25548,11 @@
           </w:p>
         </w:tc>
         <w:tc>
-          <w:tcPr/>
+          <w:tcPr>
+            <w:tcBorders>
+              <w:bottom w:val="single" w:sz="8" w:space="0" w:color="000000"/>
+            </w:tcBorders>
+          </w:tcPr>
           <w:p>
             <w:pPr>
               <w:pStyle w:val="Compact"/>
@@ -25552,7 +25568,11 @@
           </w:p>
         </w:tc>
         <w:tc>
-          <w:tcPr/>
+          <w:tcPr>
+            <w:tcBorders>
+              <w:bottom w:val="single" w:sz="8" w:space="0" w:color="000000"/>
+            </w:tcBorders>
+          </w:tcPr>
           <w:p>
             <w:pPr>
               <w:pStyle w:val="Compact"/>
@@ -25568,7 +25588,11 @@
           </w:p>
         </w:tc>
         <w:tc>
-          <w:tcPr/>
+          <w:tcPr>
+            <w:tcBorders>
+              <w:bottom w:val="single" w:sz="8" w:space="0" w:color="000000"/>
+            </w:tcBorders>
+          </w:tcPr>
           <w:p>
             <w:pPr>
               <w:pStyle w:val="Compact"/>
@@ -25584,7 +25608,11 @@
           </w:p>
         </w:tc>
         <w:tc>
-          <w:tcPr/>
+          <w:tcPr>
+            <w:tcBorders>
+              <w:bottom w:val="single" w:sz="8" w:space="0" w:color="000000"/>
+            </w:tcBorders>
+          </w:tcPr>
           <w:p>
             <w:pPr>
               <w:pStyle w:val="Compact"/>
@@ -28648,6 +28676,14 @@
       <w:tblPr>
         <w:tblStyle w:val="Table"/>
         <w:tblW w:type="auto" w:w="0"/>
+        <w:tblBorders>
+          <w:top w:val="single" w:sz="12" w:space="0" w:color="000000"/>
+          <w:left w:val="none" w:sz="0" w:space="0" w:color="auto"/>
+          <w:bottom w:val="single" w:sz="12" w:space="0" w:color="000000"/>
+          <w:right w:val="none" w:sz="0" w:space="0" w:color="auto"/>
+          <w:insideH w:val="none" w:sz="0" w:space="0" w:color="auto"/>
+          <w:insideV w:val="none" w:sz="0" w:space="0" w:color="auto"/>
+        </w:tblBorders>
         <w:tblLook w:firstRow="1" w:lastRow="0" w:firstColumn="0" w:lastColumn="0" w:noHBand="0" w:noVBand="0" w:val="0020"/>
       </w:tblPr>
       <w:tblGrid>
@@ -28659,7 +28695,11 @@
           <w:tblHeader w:val="on"/>
         </w:trPr>
         <w:tc>
-          <w:tcPr/>
+          <w:tcPr>
+            <w:tcBorders>
+              <w:bottom w:val="single" w:sz="8" w:space="0" w:color="000000"/>
+            </w:tcBorders>
+          </w:tcPr>
           <w:p>
             <w:pPr>
               <w:pStyle w:val="Compact"/>
@@ -28675,7 +28715,11 @@
           </w:p>
         </w:tc>
         <w:tc>
-          <w:tcPr/>
+          <w:tcPr>
+            <w:tcBorders>
+              <w:bottom w:val="single" w:sz="8" w:space="0" w:color="000000"/>
+            </w:tcBorders>
+          </w:tcPr>
           <w:p>
             <w:pPr>
               <w:pStyle w:val="Compact"/>
@@ -35708,7 +35752,7 @@
     <ns0:rPr>
       <ns0:rFonts ns0:ascii="Times New Roman" ns0:cs="Times New Roman" ns0:eastAsia="SimHei" ns0:hAnsi="Times New Roman"/>
       <ns0:b/>
-      <ns0:color ns0:val="17324D"/>
+      <ns0:color ns0:val="000000"/>
       <ns0:sz ns0:val="44"/>
       <ns0:szCs ns0:val="56"/>
     </ns0:rPr>
@@ -35850,7 +35894,7 @@
     <ns0:rPr>
       <ns0:rFonts ns0:ascii="Times New Roman" ns0:cs="Times New Roman" ns0:eastAsia="SimHei" ns0:hAnsi="Times New Roman"/>
       <ns0:b/>
-      <ns0:color ns0:val="17324D"/>
+      <ns0:color ns0:val="000000"/>
       <ns0:sz ns0:val="32"/>
       <ns0:szCs ns0:val="40"/>
     </ns0:rPr>
@@ -35874,7 +35918,7 @@
     <ns0:rPr>
       <ns0:rFonts ns0:ascii="Times New Roman" ns0:cs="Times New Roman" ns0:eastAsia="SimHei" ns0:hAnsi="Times New Roman"/>
       <ns0:b/>
-      <ns0:color ns0:val="17324D"/>
+      <ns0:color ns0:val="000000"/>
       <ns0:sz ns0:val="28"/>
       <ns0:szCs ns0:val="32"/>
     </ns0:rPr>
@@ -35898,7 +35942,7 @@
     <ns0:rPr>
       <ns0:rFonts ns0:ascii="Times New Roman" ns0:cs="Times New Roman" ns0:eastAsia="SimHei" ns0:hAnsi="Times New Roman"/>
       <ns0:b/>
-      <ns0:color ns0:val="17324D"/>
+      <ns0:color ns0:val="000000"/>
       <ns0:sz ns0:val="25"/>
       <ns0:szCs ns0:val="28"/>
     </ns0:rPr>
